--- a/modul_praktikum/Pertemuan_08_Keranjang_Multi-Tenant_di_Redis_dan_Revalidasi_Harga-Stok.docx
+++ b/modul_praktikum/Pertemuan_08_Keranjang_Multi-Tenant_di_Redis_dan_Revalidasi_Harga-Stok.docx
@@ -87,7 +87,7 @@
           <w:color w:val="0B2545"/>
           <w:sz w:val="21"/>
         </w:rPr>
-        <w:t>14 pertemuan × 6 jam = 84 jam untuk menghasilkan MVP yang dapat didemokan, diuji, dan disiapkan menuju deployment.</w:t>
+        <w:t>14 pertemuan × 3,5 jam efektif di kelas = 49 jam (ditambah tugas mandiri di luar kelas) untuk menghasilkan MVP yang dapat didemokan, diuji, dan disiapkan menuju deployment.</w:t>
       </w:r>
     </w:p>
     <w:tbl>
@@ -554,7 +554,7 @@
                 <w:color w:val="1F2937"/>
                 <w:sz w:val="16"/>
               </w:rPr>
-              <w:t>360 menit (6 jam)</w:t>
+              <w:t>210 menit efektif di kelas (3 jam 30 menit); tugas mandiri di luar kelas hingga 120 menit (2 jam)</w:t>
             </w:r>
           </w:p>
         </w:tc>
@@ -818,7 +818,7 @@
         <w:pStyle w:val="Heading3"/>
       </w:pPr>
       <w:r>
-        <w:t>Pengetahuan Teknis Laravel 13 yang Wajib Dikuasai</w:t>
+        <w:t>Pengetahuan Teknis dan Penjelasan Mandiri (Laravel 13)</w:t>
       </w:r>
     </w:p>
     <w:p>
@@ -927,14 +927,6 @@
       </w:r>
       <w:r>
         <w:t>Jika Redis tidak tersedia, tampilkan kegagalan yang dapat dicoba ulang dan jangan membuat draft order parsial. Observasi lock timeout, miss, TTL, dan ukuran payload tanpa mencatat data sensitif [L13-CACHE] [L13-LOG].</w:t>
-      </w:r>
-    </w:p>
-    <w:p>
-      <w:pPr>
-        <w:pStyle w:val="Heading3"/>
-      </w:pPr>
-      <w:r>
-        <w:t>Penjelasan Mandiri: Konsep, Cara Kerja, dan Aturan Implementasi</w:t>
       </w:r>
     </w:p>
     <w:p>
@@ -2418,7 +2410,7 @@
           <w:rFonts w:ascii="Aptos Display" w:hAnsi="Aptos Display"/>
           <w:color w:val="1F2937"/>
         </w:rPr>
-        <w:t>Rencana Waktu 6 Jam</w:t>
+        <w:t>Rencana Waktu — 3 Jam 30 Menit Efektif di Kelas</w:t>
       </w:r>
     </w:p>
     <w:tbl>
@@ -2721,7 +2713,7 @@
                 <w:color w:val="1F2937"/>
                 <w:sz w:val="16"/>
               </w:rPr>
-              <w:t>60</w:t>
+              <w:t>30</w:t>
             </w:r>
           </w:p>
         </w:tc>
@@ -2831,7 +2823,7 @@
                 <w:color w:val="1F2937"/>
                 <w:sz w:val="16"/>
               </w:rPr>
-              <w:t>60</w:t>
+              <w:t>30</w:t>
             </w:r>
           </w:p>
         </w:tc>
@@ -2941,7 +2933,7 @@
                 <w:color w:val="1F2937"/>
                 <w:sz w:val="16"/>
               </w:rPr>
-              <w:t>45</w:t>
+              <w:t>30</w:t>
             </w:r>
           </w:p>
         </w:tc>
@@ -3051,7 +3043,7 @@
                 <w:color w:val="1F2937"/>
                 <w:sz w:val="16"/>
               </w:rPr>
-              <w:t>75</w:t>
+              <w:t>30</w:t>
             </w:r>
           </w:p>
         </w:tc>
@@ -3161,7 +3153,7 @@
                 <w:color w:val="1F2937"/>
                 <w:sz w:val="16"/>
               </w:rPr>
-              <w:t>45</w:t>
+              <w:t>30</w:t>
             </w:r>
           </w:p>
         </w:tc>
@@ -3271,7 +3263,7 @@
                 <w:color w:val="1F2937"/>
                 <w:sz w:val="16"/>
               </w:rPr>
-              <w:t>45</w:t>
+              <w:t>30</w:t>
             </w:r>
           </w:p>
         </w:tc>
@@ -3339,7 +3331,7 @@
         <w:rPr>
           <w:rFonts w:ascii="Aptos" w:hAnsi="Aptos"/>
         </w:rPr>
-        <w:t>Total alokasi: 360 menit.</w:t>
+        <w:t>Total efektif di kelas: 210 menit (7 tahap × 30 menit). Tugas mandiri di luar kelas: hingga 120 menit (2 jam) untuk pekerjaan sejenis yang bersifat mengulang — misalnya bila di kelas membuat CRUD untuk 2 tabel, di luar kelas kerjakan CRUD untuk 3 tabel lainnya.</w:t>
       </w:r>
     </w:p>
     <w:p>
@@ -3552,7 +3544,7 @@
           <w:rFonts w:ascii="Aptos Display" w:hAnsi="Aptos Display"/>
           <w:color w:val="FF2D20"/>
         </w:rPr>
-        <w:t>Tahap 2 — Implementasikan operasi cart (60 menit)</w:t>
+        <w:t>Tahap 2 — Implementasikan operasi cart (30 menit)</w:t>
       </w:r>
     </w:p>
     <w:p>
@@ -3768,7 +3760,7 @@
           <w:rFonts w:ascii="Aptos Display" w:hAnsi="Aptos Display"/>
           <w:color w:val="FF2D20"/>
         </w:rPr>
-        <w:t>Tahap 3 — Validasi modifier dan scope canteen (60 menit)</w:t>
+        <w:t>Tahap 3 — Validasi modifier dan scope canteen (30 menit)</w:t>
       </w:r>
     </w:p>
     <w:p>
@@ -3957,7 +3949,7 @@
           <w:rFonts w:ascii="Aptos Display" w:hAnsi="Aptos Display"/>
           <w:color w:val="FF2D20"/>
         </w:rPr>
-        <w:t>Tahap 4 — Hitung total dan estimasi (45 menit)</w:t>
+        <w:t>Tahap 4 — Hitung total dan estimasi (30 menit)</w:t>
       </w:r>
     </w:p>
     <w:p>
@@ -4146,7 +4138,7 @@
           <w:rFonts w:ascii="Aptos Display" w:hAnsi="Aptos Display"/>
           <w:color w:val="FF2D20"/>
         </w:rPr>
-        <w:t>Tahap 5 — Revalidasi sebelum checkout (75 menit)</w:t>
+        <w:t>Tahap 5 — Revalidasi sebelum checkout (30 menit)</w:t>
       </w:r>
     </w:p>
     <w:p>
@@ -4335,7 +4327,7 @@
           <w:rFonts w:ascii="Aptos Display" w:hAnsi="Aptos Display"/>
           <w:color w:val="FF2D20"/>
         </w:rPr>
-        <w:t>Tahap 6 — Bangun UI cart Livewire (45 menit)</w:t>
+        <w:t>Tahap 6 — Bangun UI cart Livewire (30 menit)</w:t>
       </w:r>
     </w:p>
     <w:p>
@@ -4524,7 +4516,7 @@
           <w:rFonts w:ascii="Aptos Display" w:hAnsi="Aptos Display"/>
           <w:color w:val="FF2D20"/>
         </w:rPr>
-        <w:t>Tahap 7 — Test dan commit (45 menit)</w:t>
+        <w:t>Tahap 7 — Test dan commit (30 menit)</w:t>
       </w:r>
     </w:p>
     <w:p>

--- a/modul_praktikum/Pertemuan_08_Keranjang_Multi-Tenant_di_Redis_dan_Revalidasi_Harga-Stok.docx
+++ b/modul_praktikum/Pertemuan_08_Keranjang_Multi-Tenant_di_Redis_dan_Revalidasi_Harga-Stok.docx
@@ -994,843 +994,1279 @@
     <w:p>
       <w:pPr>
         <w:pStyle w:val="CodeHeader"/>
+        <w:shd w:fill="2D2D30"/>
         <w:keepNext/>
         <w:pBdr>
-          <w:left w:val="single" w:sz="12" w:space="8" w:color="B8DDE0"/>
+          <w:left w:val="single" w:sz="4" w:space="8" w:color="2D2D30"/>
         </w:pBdr>
-        <w:shd w:val="clear" w:color="auto" w:fill="E4EAED"/>
-      </w:pPr>
-      <w:r>
-        <w:rPr>
-          <w:rFonts w:ascii="Consolas" w:hAnsi="Consolas"/>
-          <w:b/>
-          <w:color w:val="262626"/>
-          <w:sz w:val="16"/>
-        </w:rPr>
-        <w:t xml:space="preserve">LANDASAN TEKNIS — app/Services/CartService.php   •   PHP</w:t>
+      </w:pPr>
+      <w:r>
+        <w:t>LANDASAN TEKNIS — app/Modules/Ordering/Services/CartService.php   •   PHP</w:t>
       </w:r>
     </w:p>
     <w:p>
       <w:pPr>
         <w:pStyle w:val="CodeBlock"/>
+        <w:shd w:fill="1E1E1E"/>
         <w:keepLines/>
         <w:pBdr>
-          <w:left w:val="single" w:sz="12" w:space="8" w:color="B8DDE0"/>
+          <w:left w:val="single" w:sz="4" w:space="8" w:color="1E1E1E"/>
         </w:pBdr>
-        <w:shd w:val="clear" w:color="auto" w:fill="F2F3F7"/>
-      </w:pPr>
-      <w:r>
-        <w:rPr>
-          <w:rFonts w:ascii="Consolas" w:hAnsi="Consolas"/>
-          <w:color w:val="660E7A"/>
+      </w:pPr>
+      <w:r>
+        <w:rPr>
+          <w:rFonts w:ascii="Consolas" w:hAnsi="Consolas" w:eastAsia="Consolas"/>
+          <w:color w:val="9CDCFE"/>
           <w:sz w:val="16"/>
         </w:rPr>
-        <w:t xml:space="preserve">$key</w:t>
-      </w:r>
-      <w:r>
-        <w:rPr>
-          <w:rFonts w:ascii="Consolas" w:hAnsi="Consolas"/>
-          <w:color w:val="262626"/>
+        <w:t>$key</w:t>
+      </w:r>
+      <w:r>
+        <w:rPr>
+          <w:rFonts w:ascii="Consolas" w:hAnsi="Consolas" w:eastAsia="Consolas"/>
+          <w:color w:val="D4D4D4"/>
           <w:sz w:val="16"/>
         </w:rPr>
-        <w:t xml:space="preserve"> = </w:t>
-      </w:r>
-      <w:r>
-        <w:rPr>
-          <w:rFonts w:ascii="Consolas" w:hAnsi="Consolas"/>
-          <w:color w:val="00733B"/>
+        <w:t xml:space="preserve"> </w:t>
+      </w:r>
+      <w:r>
+        <w:rPr>
+          <w:rFonts w:ascii="Consolas" w:hAnsi="Consolas" w:eastAsia="Consolas"/>
+          <w:color w:val="D4D4D4"/>
           <w:sz w:val="16"/>
         </w:rPr>
-        <w:t xml:space="preserve">"cart:{$sessionId}:tenant:{$tenantId}"</w:t>
-      </w:r>
-      <w:r>
-        <w:rPr>
-          <w:rFonts w:ascii="Consolas" w:hAnsi="Consolas"/>
-          <w:color w:val="262626"/>
+        <w:t>=</w:t>
+      </w:r>
+      <w:r>
+        <w:rPr>
+          <w:rFonts w:ascii="Consolas" w:hAnsi="Consolas" w:eastAsia="Consolas"/>
+          <w:color w:val="D4D4D4"/>
           <w:sz w:val="16"/>
         </w:rPr>
-        <w:t xml:space="preserve">;</w:t>
-      </w:r>
-      <w:r>
+        <w:t xml:space="preserve"> </w:t>
+      </w:r>
+      <w:r>
+        <w:rPr>
+          <w:rFonts w:ascii="Consolas" w:hAnsi="Consolas" w:eastAsia="Consolas"/>
+          <w:color w:val="CE9178"/>
+          <w:sz w:val="16"/>
+        </w:rPr>
+        <w:t>"cart:{$sessionId}:tenant:{$tenantId}"</w:t>
+      </w:r>
+      <w:r>
+        <w:rPr>
+          <w:rFonts w:ascii="Consolas" w:hAnsi="Consolas" w:eastAsia="Consolas"/>
+          <w:color w:val="D4D4D4"/>
+          <w:sz w:val="16"/>
+        </w:rPr>
+        <w:t>;</w:t>
+      </w:r>
+      <w:r>
+        <w:rPr>
+          <w:rFonts w:ascii="Consolas" w:hAnsi="Consolas" w:eastAsia="Consolas"/>
+          <w:color w:val="D4D4D4"/>
+          <w:sz w:val="16"/>
+        </w:rPr>
         <w:br/>
-      </w:r>
-      <w:r>
         <w:br/>
       </w:r>
       <w:r>
         <w:rPr>
-          <w:rFonts w:ascii="Consolas" w:hAnsi="Consolas"/>
-          <w:b/>
-          <w:color w:val="000080"/>
+          <w:rFonts w:ascii="Consolas" w:hAnsi="Consolas" w:eastAsia="Consolas"/>
+          <w:color w:val="569CD6"/>
           <w:sz w:val="16"/>
         </w:rPr>
-        <w:t xml:space="preserve">return</w:t>
-      </w:r>
-      <w:r>
-        <w:rPr>
-          <w:rFonts w:ascii="Consolas" w:hAnsi="Consolas"/>
-          <w:color w:val="262626"/>
+        <w:t>return</w:t>
+      </w:r>
+      <w:r>
+        <w:rPr>
+          <w:rFonts w:ascii="Consolas" w:hAnsi="Consolas" w:eastAsia="Consolas"/>
+          <w:color w:val="D4D4D4"/>
           <w:sz w:val="16"/>
         </w:rPr>
         <w:t xml:space="preserve"> </w:t>
       </w:r>
       <w:r>
         <w:rPr>
-          <w:rFonts w:ascii="Consolas" w:hAnsi="Consolas"/>
-          <w:color w:val="267F99"/>
+          <w:rFonts w:ascii="Consolas" w:hAnsi="Consolas" w:eastAsia="Consolas"/>
+          <w:color w:val="4EC9B0"/>
           <w:sz w:val="16"/>
         </w:rPr>
-        <w:t xml:space="preserve">Cache</w:t>
-      </w:r>
-      <w:r>
-        <w:rPr>
-          <w:rFonts w:ascii="Consolas" w:hAnsi="Consolas"/>
-          <w:color w:val="262626"/>
+        <w:t>Cache</w:t>
+      </w:r>
+      <w:r>
+        <w:rPr>
+          <w:rFonts w:ascii="Consolas" w:hAnsi="Consolas" w:eastAsia="Consolas"/>
+          <w:color w:val="D4D4D4"/>
           <w:sz w:val="16"/>
         </w:rPr>
-        <w:t xml:space="preserve">::</w:t>
-      </w:r>
-      <w:r>
-        <w:rPr>
-          <w:rFonts w:ascii="Consolas" w:hAnsi="Consolas"/>
-          <w:color w:val="795E26"/>
+        <w:t>:</w:t>
+      </w:r>
+      <w:r>
+        <w:rPr>
+          <w:rFonts w:ascii="Consolas" w:hAnsi="Consolas" w:eastAsia="Consolas"/>
+          <w:color w:val="D4D4D4"/>
           <w:sz w:val="16"/>
         </w:rPr>
-        <w:t xml:space="preserve">store</w:t>
-      </w:r>
-      <w:r>
-        <w:rPr>
-          <w:rFonts w:ascii="Consolas" w:hAnsi="Consolas"/>
-          <w:color w:val="262626"/>
+        <w:t>:</w:t>
+      </w:r>
+      <w:r>
+        <w:rPr>
+          <w:rFonts w:ascii="Consolas" w:hAnsi="Consolas" w:eastAsia="Consolas"/>
+          <w:color w:val="DCDCAA"/>
           <w:sz w:val="16"/>
         </w:rPr>
-        <w:t xml:space="preserve">(</w:t>
-      </w:r>
-      <w:r>
-        <w:rPr>
-          <w:rFonts w:ascii="Consolas" w:hAnsi="Consolas"/>
-          <w:color w:val="00733B"/>
+        <w:t>store</w:t>
+      </w:r>
+      <w:r>
+        <w:rPr>
+          <w:rFonts w:ascii="Consolas" w:hAnsi="Consolas" w:eastAsia="Consolas"/>
+          <w:color w:val="D4D4D4"/>
           <w:sz w:val="16"/>
         </w:rPr>
-        <w:t xml:space="preserve">'redis'</w:t>
-      </w:r>
-      <w:r>
-        <w:rPr>
-          <w:rFonts w:ascii="Consolas" w:hAnsi="Consolas"/>
-          <w:color w:val="262626"/>
+        <w:t>(</w:t>
+      </w:r>
+      <w:r>
+        <w:rPr>
+          <w:rFonts w:ascii="Consolas" w:hAnsi="Consolas" w:eastAsia="Consolas"/>
+          <w:color w:val="CE9178"/>
           <w:sz w:val="16"/>
         </w:rPr>
-        <w:t xml:space="preserve">)</w:t>
-      </w:r>
-      <w:r>
+        <w:t>'redis'</w:t>
+      </w:r>
+      <w:r>
+        <w:rPr>
+          <w:rFonts w:ascii="Consolas" w:hAnsi="Consolas" w:eastAsia="Consolas"/>
+          <w:color w:val="D4D4D4"/>
+          <w:sz w:val="16"/>
+        </w:rPr>
+        <w:t>)</w:t>
+      </w:r>
+      <w:r>
+        <w:rPr>
+          <w:rFonts w:ascii="Consolas" w:hAnsi="Consolas" w:eastAsia="Consolas"/>
+          <w:color w:val="D4D4D4"/>
+          <w:sz w:val="16"/>
+        </w:rPr>
         <w:br/>
-      </w:r>
-      <w:r>
-        <w:rPr>
-          <w:rFonts w:ascii="Consolas" w:hAnsi="Consolas"/>
-          <w:color w:val="262626"/>
+        <w:t xml:space="preserve">    </w:t>
+      </w:r>
+      <w:r>
+        <w:rPr>
+          <w:rFonts w:ascii="Consolas" w:hAnsi="Consolas" w:eastAsia="Consolas"/>
+          <w:color w:val="D4D4D4"/>
           <w:sz w:val="16"/>
         </w:rPr>
-        <w:t xml:space="preserve">    -&gt;</w:t>
-      </w:r>
-      <w:r>
-        <w:rPr>
-          <w:rFonts w:ascii="Consolas" w:hAnsi="Consolas"/>
-          <w:color w:val="795E26"/>
+        <w:t>-</w:t>
+      </w:r>
+      <w:r>
+        <w:rPr>
+          <w:rFonts w:ascii="Consolas" w:hAnsi="Consolas" w:eastAsia="Consolas"/>
+          <w:color w:val="D4D4D4"/>
           <w:sz w:val="16"/>
         </w:rPr>
-        <w:t xml:space="preserve">lock</w:t>
-      </w:r>
-      <w:r>
-        <w:rPr>
-          <w:rFonts w:ascii="Consolas" w:hAnsi="Consolas"/>
-          <w:color w:val="262626"/>
+        <w:t>&gt;</w:t>
+      </w:r>
+      <w:r>
+        <w:rPr>
+          <w:rFonts w:ascii="Consolas" w:hAnsi="Consolas" w:eastAsia="Consolas"/>
+          <w:color w:val="DCDCAA"/>
           <w:sz w:val="16"/>
         </w:rPr>
-        <w:t xml:space="preserve">(</w:t>
-      </w:r>
-      <w:r>
-        <w:rPr>
-          <w:rFonts w:ascii="Consolas" w:hAnsi="Consolas"/>
-          <w:color w:val="00733B"/>
+        <w:t>lock</w:t>
+      </w:r>
+      <w:r>
+        <w:rPr>
+          <w:rFonts w:ascii="Consolas" w:hAnsi="Consolas" w:eastAsia="Consolas"/>
+          <w:color w:val="D4D4D4"/>
           <w:sz w:val="16"/>
         </w:rPr>
-        <w:t xml:space="preserve">"lock:{$key}"</w:t>
-      </w:r>
-      <w:r>
-        <w:rPr>
-          <w:rFonts w:ascii="Consolas" w:hAnsi="Consolas"/>
-          <w:color w:val="262626"/>
+        <w:t>(</w:t>
+      </w:r>
+      <w:r>
+        <w:rPr>
+          <w:rFonts w:ascii="Consolas" w:hAnsi="Consolas" w:eastAsia="Consolas"/>
+          <w:color w:val="CE9178"/>
           <w:sz w:val="16"/>
         </w:rPr>
-        <w:t xml:space="preserve">, </w:t>
-      </w:r>
-      <w:r>
-        <w:rPr>
-          <w:rFonts w:ascii="Consolas" w:hAnsi="Consolas"/>
-          <w:color w:val="0073E6"/>
+        <w:t>"lock:{$key}"</w:t>
+      </w:r>
+      <w:r>
+        <w:rPr>
+          <w:rFonts w:ascii="Consolas" w:hAnsi="Consolas" w:eastAsia="Consolas"/>
+          <w:color w:val="D4D4D4"/>
           <w:sz w:val="16"/>
         </w:rPr>
-        <w:t xml:space="preserve">5</w:t>
-      </w:r>
-      <w:r>
-        <w:rPr>
-          <w:rFonts w:ascii="Consolas" w:hAnsi="Consolas"/>
-          <w:color w:val="262626"/>
+        <w:t>,</w:t>
+      </w:r>
+      <w:r>
+        <w:rPr>
+          <w:rFonts w:ascii="Consolas" w:hAnsi="Consolas" w:eastAsia="Consolas"/>
+          <w:color w:val="D4D4D4"/>
           <w:sz w:val="16"/>
         </w:rPr>
-        <w:t xml:space="preserve">)</w:t>
-      </w:r>
-      <w:r>
+        <w:t xml:space="preserve"> </w:t>
+      </w:r>
+      <w:r>
+        <w:rPr>
+          <w:rFonts w:ascii="Consolas" w:hAnsi="Consolas" w:eastAsia="Consolas"/>
+          <w:color w:val="D4D4D4"/>
+          <w:sz w:val="16"/>
+        </w:rPr>
+        <w:t>5</w:t>
+      </w:r>
+      <w:r>
+        <w:rPr>
+          <w:rFonts w:ascii="Consolas" w:hAnsi="Consolas" w:eastAsia="Consolas"/>
+          <w:color w:val="D4D4D4"/>
+          <w:sz w:val="16"/>
+        </w:rPr>
+        <w:t>)</w:t>
+      </w:r>
+      <w:r>
+        <w:rPr>
+          <w:rFonts w:ascii="Consolas" w:hAnsi="Consolas" w:eastAsia="Consolas"/>
+          <w:color w:val="D4D4D4"/>
+          <w:sz w:val="16"/>
+        </w:rPr>
         <w:br/>
-      </w:r>
-      <w:r>
-        <w:rPr>
-          <w:rFonts w:ascii="Consolas" w:hAnsi="Consolas"/>
-          <w:color w:val="262626"/>
+        <w:t xml:space="preserve">    </w:t>
+      </w:r>
+      <w:r>
+        <w:rPr>
+          <w:rFonts w:ascii="Consolas" w:hAnsi="Consolas" w:eastAsia="Consolas"/>
+          <w:color w:val="D4D4D4"/>
           <w:sz w:val="16"/>
         </w:rPr>
-        <w:t xml:space="preserve">    -&gt;</w:t>
-      </w:r>
-      <w:r>
-        <w:rPr>
-          <w:rFonts w:ascii="Consolas" w:hAnsi="Consolas"/>
-          <w:color w:val="795E26"/>
+        <w:t>-</w:t>
+      </w:r>
+      <w:r>
+        <w:rPr>
+          <w:rFonts w:ascii="Consolas" w:hAnsi="Consolas" w:eastAsia="Consolas"/>
+          <w:color w:val="D4D4D4"/>
           <w:sz w:val="16"/>
         </w:rPr>
-        <w:t xml:space="preserve">block</w:t>
-      </w:r>
-      <w:r>
-        <w:rPr>
-          <w:rFonts w:ascii="Consolas" w:hAnsi="Consolas"/>
-          <w:color w:val="262626"/>
+        <w:t>&gt;</w:t>
+      </w:r>
+      <w:r>
+        <w:rPr>
+          <w:rFonts w:ascii="Consolas" w:hAnsi="Consolas" w:eastAsia="Consolas"/>
+          <w:color w:val="DCDCAA"/>
           <w:sz w:val="16"/>
         </w:rPr>
-        <w:t xml:space="preserve">(</w:t>
-      </w:r>
-      <w:r>
-        <w:rPr>
-          <w:rFonts w:ascii="Consolas" w:hAnsi="Consolas"/>
-          <w:color w:val="0073E6"/>
+        <w:t>block</w:t>
+      </w:r>
+      <w:r>
+        <w:rPr>
+          <w:rFonts w:ascii="Consolas" w:hAnsi="Consolas" w:eastAsia="Consolas"/>
+          <w:color w:val="D4D4D4"/>
           <w:sz w:val="16"/>
         </w:rPr>
-        <w:t xml:space="preserve">3</w:t>
-      </w:r>
-      <w:r>
-        <w:rPr>
-          <w:rFonts w:ascii="Consolas" w:hAnsi="Consolas"/>
-          <w:color w:val="262626"/>
+        <w:t>(</w:t>
+      </w:r>
+      <w:r>
+        <w:rPr>
+          <w:rFonts w:ascii="Consolas" w:hAnsi="Consolas" w:eastAsia="Consolas"/>
+          <w:color w:val="D4D4D4"/>
           <w:sz w:val="16"/>
         </w:rPr>
-        <w:t xml:space="preserve">, </w:t>
-      </w:r>
-      <w:r>
-        <w:rPr>
-          <w:rFonts w:ascii="Consolas" w:hAnsi="Consolas"/>
-          <w:b/>
-          <w:color w:val="000080"/>
+        <w:t>3</w:t>
+      </w:r>
+      <w:r>
+        <w:rPr>
+          <w:rFonts w:ascii="Consolas" w:hAnsi="Consolas" w:eastAsia="Consolas"/>
+          <w:color w:val="D4D4D4"/>
           <w:sz w:val="16"/>
         </w:rPr>
-        <w:t xml:space="preserve">function</w:t>
-      </w:r>
-      <w:r>
-        <w:rPr>
-          <w:rFonts w:ascii="Consolas" w:hAnsi="Consolas"/>
-          <w:color w:val="262626"/>
+        <w:t>,</w:t>
+      </w:r>
+      <w:r>
+        <w:rPr>
+          <w:rFonts w:ascii="Consolas" w:hAnsi="Consolas" w:eastAsia="Consolas"/>
+          <w:color w:val="D4D4D4"/>
           <w:sz w:val="16"/>
         </w:rPr>
-        <w:t xml:space="preserve"> () </w:t>
-      </w:r>
-      <w:r>
-        <w:rPr>
-          <w:rFonts w:ascii="Consolas" w:hAnsi="Consolas"/>
-          <w:b/>
-          <w:color w:val="000080"/>
+        <w:t xml:space="preserve"> </w:t>
+      </w:r>
+      <w:r>
+        <w:rPr>
+          <w:rFonts w:ascii="Consolas" w:hAnsi="Consolas" w:eastAsia="Consolas"/>
+          <w:color w:val="569CD6"/>
           <w:sz w:val="16"/>
         </w:rPr>
-        <w:t xml:space="preserve">use</w:t>
-      </w:r>
-      <w:r>
-        <w:rPr>
-          <w:rFonts w:ascii="Consolas" w:hAnsi="Consolas"/>
-          <w:color w:val="262626"/>
+        <w:t>function</w:t>
+      </w:r>
+      <w:r>
+        <w:rPr>
+          <w:rFonts w:ascii="Consolas" w:hAnsi="Consolas" w:eastAsia="Consolas"/>
+          <w:color w:val="D4D4D4"/>
           <w:sz w:val="16"/>
         </w:rPr>
-        <w:t xml:space="preserve"> (</w:t>
-      </w:r>
-      <w:r>
-        <w:rPr>
-          <w:rFonts w:ascii="Consolas" w:hAnsi="Consolas"/>
-          <w:color w:val="660E7A"/>
+        <w:t xml:space="preserve"> </w:t>
+      </w:r>
+      <w:r>
+        <w:rPr>
+          <w:rFonts w:ascii="Consolas" w:hAnsi="Consolas" w:eastAsia="Consolas"/>
+          <w:color w:val="D4D4D4"/>
           <w:sz w:val="16"/>
         </w:rPr>
-        <w:t xml:space="preserve">$key</w:t>
-      </w:r>
-      <w:r>
-        <w:rPr>
-          <w:rFonts w:ascii="Consolas" w:hAnsi="Consolas"/>
-          <w:color w:val="262626"/>
+        <w:t>(</w:t>
+      </w:r>
+      <w:r>
+        <w:rPr>
+          <w:rFonts w:ascii="Consolas" w:hAnsi="Consolas" w:eastAsia="Consolas"/>
+          <w:color w:val="D4D4D4"/>
           <w:sz w:val="16"/>
         </w:rPr>
-        <w:t xml:space="preserve">, </w:t>
-      </w:r>
-      <w:r>
-        <w:rPr>
-          <w:rFonts w:ascii="Consolas" w:hAnsi="Consolas"/>
-          <w:color w:val="660E7A"/>
+        <w:t>)</w:t>
+      </w:r>
+      <w:r>
+        <w:rPr>
+          <w:rFonts w:ascii="Consolas" w:hAnsi="Consolas" w:eastAsia="Consolas"/>
+          <w:color w:val="D4D4D4"/>
           <w:sz w:val="16"/>
         </w:rPr>
-        <w:t xml:space="preserve">$menuId</w:t>
-      </w:r>
-      <w:r>
-        <w:rPr>
-          <w:rFonts w:ascii="Consolas" w:hAnsi="Consolas"/>
-          <w:color w:val="262626"/>
+        <w:t xml:space="preserve"> </w:t>
+      </w:r>
+      <w:r>
+        <w:rPr>
+          <w:rFonts w:ascii="Consolas" w:hAnsi="Consolas" w:eastAsia="Consolas"/>
+          <w:color w:val="569CD6"/>
           <w:sz w:val="16"/>
         </w:rPr>
-        <w:t xml:space="preserve">, </w:t>
-      </w:r>
-      <w:r>
-        <w:rPr>
-          <w:rFonts w:ascii="Consolas" w:hAnsi="Consolas"/>
-          <w:color w:val="660E7A"/>
+        <w:t>use</w:t>
+      </w:r>
+      <w:r>
+        <w:rPr>
+          <w:rFonts w:ascii="Consolas" w:hAnsi="Consolas" w:eastAsia="Consolas"/>
+          <w:color w:val="D4D4D4"/>
           <w:sz w:val="16"/>
         </w:rPr>
-        <w:t xml:space="preserve">$quantity</w:t>
-      </w:r>
-      <w:r>
-        <w:rPr>
-          <w:rFonts w:ascii="Consolas" w:hAnsi="Consolas"/>
-          <w:color w:val="262626"/>
+        <w:t xml:space="preserve"> </w:t>
+      </w:r>
+      <w:r>
+        <w:rPr>
+          <w:rFonts w:ascii="Consolas" w:hAnsi="Consolas" w:eastAsia="Consolas"/>
+          <w:color w:val="D4D4D4"/>
           <w:sz w:val="16"/>
         </w:rPr>
-        <w:t xml:space="preserve">): </w:t>
-      </w:r>
-      <w:r>
-        <w:rPr>
-          <w:rFonts w:ascii="Consolas" w:hAnsi="Consolas"/>
-          <w:b/>
-          <w:color w:val="000080"/>
+        <w:t>(</w:t>
+      </w:r>
+      <w:r>
+        <w:rPr>
+          <w:rFonts w:ascii="Consolas" w:hAnsi="Consolas" w:eastAsia="Consolas"/>
+          <w:color w:val="9CDCFE"/>
           <w:sz w:val="16"/>
         </w:rPr>
-        <w:t xml:space="preserve">array</w:t>
-      </w:r>
-      <w:r>
-        <w:rPr>
-          <w:rFonts w:ascii="Consolas" w:hAnsi="Consolas"/>
-          <w:color w:val="262626"/>
+        <w:t>$key</w:t>
+      </w:r>
+      <w:r>
+        <w:rPr>
+          <w:rFonts w:ascii="Consolas" w:hAnsi="Consolas" w:eastAsia="Consolas"/>
+          <w:color w:val="D4D4D4"/>
           <w:sz w:val="16"/>
         </w:rPr>
-        <w:t xml:space="preserve"> {</w:t>
-      </w:r>
-      <w:r>
+        <w:t>,</w:t>
+      </w:r>
+      <w:r>
+        <w:rPr>
+          <w:rFonts w:ascii="Consolas" w:hAnsi="Consolas" w:eastAsia="Consolas"/>
+          <w:color w:val="D4D4D4"/>
+          <w:sz w:val="16"/>
+        </w:rPr>
+        <w:t xml:space="preserve"> </w:t>
+      </w:r>
+      <w:r>
+        <w:rPr>
+          <w:rFonts w:ascii="Consolas" w:hAnsi="Consolas" w:eastAsia="Consolas"/>
+          <w:color w:val="9CDCFE"/>
+          <w:sz w:val="16"/>
+        </w:rPr>
+        <w:t>$menuId</w:t>
+      </w:r>
+      <w:r>
+        <w:rPr>
+          <w:rFonts w:ascii="Consolas" w:hAnsi="Consolas" w:eastAsia="Consolas"/>
+          <w:color w:val="D4D4D4"/>
+          <w:sz w:val="16"/>
+        </w:rPr>
+        <w:t>,</w:t>
+      </w:r>
+      <w:r>
+        <w:rPr>
+          <w:rFonts w:ascii="Consolas" w:hAnsi="Consolas" w:eastAsia="Consolas"/>
+          <w:color w:val="D4D4D4"/>
+          <w:sz w:val="16"/>
+        </w:rPr>
+        <w:t xml:space="preserve"> </w:t>
+      </w:r>
+      <w:r>
+        <w:rPr>
+          <w:rFonts w:ascii="Consolas" w:hAnsi="Consolas" w:eastAsia="Consolas"/>
+          <w:color w:val="9CDCFE"/>
+          <w:sz w:val="16"/>
+        </w:rPr>
+        <w:t>$quantity</w:t>
+      </w:r>
+      <w:r>
+        <w:rPr>
+          <w:rFonts w:ascii="Consolas" w:hAnsi="Consolas" w:eastAsia="Consolas"/>
+          <w:color w:val="D4D4D4"/>
+          <w:sz w:val="16"/>
+        </w:rPr>
+        <w:t>)</w:t>
+      </w:r>
+      <w:r>
+        <w:rPr>
+          <w:rFonts w:ascii="Consolas" w:hAnsi="Consolas" w:eastAsia="Consolas"/>
+          <w:color w:val="D4D4D4"/>
+          <w:sz w:val="16"/>
+        </w:rPr>
+        <w:t>:</w:t>
+      </w:r>
+      <w:r>
+        <w:rPr>
+          <w:rFonts w:ascii="Consolas" w:hAnsi="Consolas" w:eastAsia="Consolas"/>
+          <w:color w:val="D4D4D4"/>
+          <w:sz w:val="16"/>
+        </w:rPr>
+        <w:t xml:space="preserve"> </w:t>
+      </w:r>
+      <w:r>
+        <w:rPr>
+          <w:rFonts w:ascii="Consolas" w:hAnsi="Consolas" w:eastAsia="Consolas"/>
+          <w:color w:val="569CD6"/>
+          <w:sz w:val="16"/>
+        </w:rPr>
+        <w:t>array</w:t>
+      </w:r>
+      <w:r>
+        <w:rPr>
+          <w:rFonts w:ascii="Consolas" w:hAnsi="Consolas" w:eastAsia="Consolas"/>
+          <w:color w:val="D4D4D4"/>
+          <w:sz w:val="16"/>
+        </w:rPr>
+        <w:t xml:space="preserve"> </w:t>
+      </w:r>
+      <w:r>
+        <w:rPr>
+          <w:rFonts w:ascii="Consolas" w:hAnsi="Consolas" w:eastAsia="Consolas"/>
+          <w:color w:val="D4D4D4"/>
+          <w:sz w:val="16"/>
+        </w:rPr>
+        <w:t>{</w:t>
+      </w:r>
+      <w:r>
+        <w:rPr>
+          <w:rFonts w:ascii="Consolas" w:hAnsi="Consolas" w:eastAsia="Consolas"/>
+          <w:color w:val="D4D4D4"/>
+          <w:sz w:val="16"/>
+        </w:rPr>
         <w:br/>
-      </w:r>
-      <w:r>
-        <w:rPr>
-          <w:rFonts w:ascii="Consolas" w:hAnsi="Consolas"/>
-          <w:color w:val="262626"/>
+        <w:t xml:space="preserve">        </w:t>
+      </w:r>
+      <w:r>
+        <w:rPr>
+          <w:rFonts w:ascii="Consolas" w:hAnsi="Consolas" w:eastAsia="Consolas"/>
+          <w:color w:val="9CDCFE"/>
           <w:sz w:val="16"/>
         </w:rPr>
+        <w:t>$cache</w:t>
+      </w:r>
+      <w:r>
+        <w:rPr>
+          <w:rFonts w:ascii="Consolas" w:hAnsi="Consolas" w:eastAsia="Consolas"/>
+          <w:color w:val="D4D4D4"/>
+          <w:sz w:val="16"/>
+        </w:rPr>
+        <w:t xml:space="preserve"> </w:t>
+      </w:r>
+      <w:r>
+        <w:rPr>
+          <w:rFonts w:ascii="Consolas" w:hAnsi="Consolas" w:eastAsia="Consolas"/>
+          <w:color w:val="D4D4D4"/>
+          <w:sz w:val="16"/>
+        </w:rPr>
+        <w:t>=</w:t>
+      </w:r>
+      <w:r>
+        <w:rPr>
+          <w:rFonts w:ascii="Consolas" w:hAnsi="Consolas" w:eastAsia="Consolas"/>
+          <w:color w:val="D4D4D4"/>
+          <w:sz w:val="16"/>
+        </w:rPr>
+        <w:t xml:space="preserve"> </w:t>
+      </w:r>
+      <w:r>
+        <w:rPr>
+          <w:rFonts w:ascii="Consolas" w:hAnsi="Consolas" w:eastAsia="Consolas"/>
+          <w:color w:val="4EC9B0"/>
+          <w:sz w:val="16"/>
+        </w:rPr>
+        <w:t>Cache</w:t>
+      </w:r>
+      <w:r>
+        <w:rPr>
+          <w:rFonts w:ascii="Consolas" w:hAnsi="Consolas" w:eastAsia="Consolas"/>
+          <w:color w:val="D4D4D4"/>
+          <w:sz w:val="16"/>
+        </w:rPr>
+        <w:t>:</w:t>
+      </w:r>
+      <w:r>
+        <w:rPr>
+          <w:rFonts w:ascii="Consolas" w:hAnsi="Consolas" w:eastAsia="Consolas"/>
+          <w:color w:val="D4D4D4"/>
+          <w:sz w:val="16"/>
+        </w:rPr>
+        <w:t>:</w:t>
+      </w:r>
+      <w:r>
+        <w:rPr>
+          <w:rFonts w:ascii="Consolas" w:hAnsi="Consolas" w:eastAsia="Consolas"/>
+          <w:color w:val="DCDCAA"/>
+          <w:sz w:val="16"/>
+        </w:rPr>
+        <w:t>store</w:t>
+      </w:r>
+      <w:r>
+        <w:rPr>
+          <w:rFonts w:ascii="Consolas" w:hAnsi="Consolas" w:eastAsia="Consolas"/>
+          <w:color w:val="D4D4D4"/>
+          <w:sz w:val="16"/>
+        </w:rPr>
+        <w:t>(</w:t>
+      </w:r>
+      <w:r>
+        <w:rPr>
+          <w:rFonts w:ascii="Consolas" w:hAnsi="Consolas" w:eastAsia="Consolas"/>
+          <w:color w:val="CE9178"/>
+          <w:sz w:val="16"/>
+        </w:rPr>
+        <w:t>'redis'</w:t>
+      </w:r>
+      <w:r>
+        <w:rPr>
+          <w:rFonts w:ascii="Consolas" w:hAnsi="Consolas" w:eastAsia="Consolas"/>
+          <w:color w:val="D4D4D4"/>
+          <w:sz w:val="16"/>
+        </w:rPr>
+        <w:t>)</w:t>
+      </w:r>
+      <w:r>
+        <w:rPr>
+          <w:rFonts w:ascii="Consolas" w:hAnsi="Consolas" w:eastAsia="Consolas"/>
+          <w:color w:val="D4D4D4"/>
+          <w:sz w:val="16"/>
+        </w:rPr>
+        <w:t>;</w:t>
+      </w:r>
+      <w:r>
+        <w:rPr>
+          <w:rFonts w:ascii="Consolas" w:hAnsi="Consolas" w:eastAsia="Consolas"/>
+          <w:color w:val="D4D4D4"/>
+          <w:sz w:val="16"/>
+        </w:rPr>
+        <w:br/>
         <w:t xml:space="preserve">        </w:t>
       </w:r>
       <w:r>
         <w:rPr>
-          <w:rFonts w:ascii="Consolas" w:hAnsi="Consolas"/>
-          <w:color w:val="660E7A"/>
+          <w:rFonts w:ascii="Consolas" w:hAnsi="Consolas" w:eastAsia="Consolas"/>
+          <w:color w:val="9CDCFE"/>
           <w:sz w:val="16"/>
         </w:rPr>
-        <w:t xml:space="preserve">$cache</w:t>
-      </w:r>
-      <w:r>
-        <w:rPr>
-          <w:rFonts w:ascii="Consolas" w:hAnsi="Consolas"/>
-          <w:color w:val="262626"/>
+        <w:t>$cart</w:t>
+      </w:r>
+      <w:r>
+        <w:rPr>
+          <w:rFonts w:ascii="Consolas" w:hAnsi="Consolas" w:eastAsia="Consolas"/>
+          <w:color w:val="D4D4D4"/>
           <w:sz w:val="16"/>
         </w:rPr>
-        <w:t xml:space="preserve"> = </w:t>
-      </w:r>
-      <w:r>
-        <w:rPr>
-          <w:rFonts w:ascii="Consolas" w:hAnsi="Consolas"/>
-          <w:color w:val="267F99"/>
+        <w:t xml:space="preserve"> </w:t>
+      </w:r>
+      <w:r>
+        <w:rPr>
+          <w:rFonts w:ascii="Consolas" w:hAnsi="Consolas" w:eastAsia="Consolas"/>
+          <w:color w:val="D4D4D4"/>
           <w:sz w:val="16"/>
         </w:rPr>
-        <w:t xml:space="preserve">Cache</w:t>
-      </w:r>
-      <w:r>
-        <w:rPr>
-          <w:rFonts w:ascii="Consolas" w:hAnsi="Consolas"/>
-          <w:color w:val="262626"/>
+        <w:t>=</w:t>
+      </w:r>
+      <w:r>
+        <w:rPr>
+          <w:rFonts w:ascii="Consolas" w:hAnsi="Consolas" w:eastAsia="Consolas"/>
+          <w:color w:val="D4D4D4"/>
           <w:sz w:val="16"/>
         </w:rPr>
-        <w:t xml:space="preserve">::</w:t>
-      </w:r>
-      <w:r>
-        <w:rPr>
-          <w:rFonts w:ascii="Consolas" w:hAnsi="Consolas"/>
-          <w:color w:val="795E26"/>
+        <w:t xml:space="preserve"> </w:t>
+      </w:r>
+      <w:r>
+        <w:rPr>
+          <w:rFonts w:ascii="Consolas" w:hAnsi="Consolas" w:eastAsia="Consolas"/>
+          <w:color w:val="9CDCFE"/>
           <w:sz w:val="16"/>
         </w:rPr>
-        <w:t xml:space="preserve">store</w:t>
-      </w:r>
-      <w:r>
-        <w:rPr>
-          <w:rFonts w:ascii="Consolas" w:hAnsi="Consolas"/>
-          <w:color w:val="262626"/>
+        <w:t>$cache</w:t>
+      </w:r>
+      <w:r>
+        <w:rPr>
+          <w:rFonts w:ascii="Consolas" w:hAnsi="Consolas" w:eastAsia="Consolas"/>
+          <w:color w:val="D4D4D4"/>
           <w:sz w:val="16"/>
         </w:rPr>
-        <w:t xml:space="preserve">(</w:t>
-      </w:r>
-      <w:r>
-        <w:rPr>
-          <w:rFonts w:ascii="Consolas" w:hAnsi="Consolas"/>
-          <w:color w:val="00733B"/>
+        <w:t>-</w:t>
+      </w:r>
+      <w:r>
+        <w:rPr>
+          <w:rFonts w:ascii="Consolas" w:hAnsi="Consolas" w:eastAsia="Consolas"/>
+          <w:color w:val="D4D4D4"/>
           <w:sz w:val="16"/>
         </w:rPr>
-        <w:t xml:space="preserve">'redis'</w:t>
-      </w:r>
-      <w:r>
-        <w:rPr>
-          <w:rFonts w:ascii="Consolas" w:hAnsi="Consolas"/>
-          <w:color w:val="262626"/>
+        <w:t>&gt;</w:t>
+      </w:r>
+      <w:r>
+        <w:rPr>
+          <w:rFonts w:ascii="Consolas" w:hAnsi="Consolas" w:eastAsia="Consolas"/>
+          <w:color w:val="DCDCAA"/>
           <w:sz w:val="16"/>
         </w:rPr>
-        <w:t xml:space="preserve">);</w:t>
-      </w:r>
-      <w:r>
+        <w:t>get</w:t>
+      </w:r>
+      <w:r>
+        <w:rPr>
+          <w:rFonts w:ascii="Consolas" w:hAnsi="Consolas" w:eastAsia="Consolas"/>
+          <w:color w:val="D4D4D4"/>
+          <w:sz w:val="16"/>
+        </w:rPr>
+        <w:t>(</w:t>
+      </w:r>
+      <w:r>
+        <w:rPr>
+          <w:rFonts w:ascii="Consolas" w:hAnsi="Consolas" w:eastAsia="Consolas"/>
+          <w:color w:val="9CDCFE"/>
+          <w:sz w:val="16"/>
+        </w:rPr>
+        <w:t>$key</w:t>
+      </w:r>
+      <w:r>
+        <w:rPr>
+          <w:rFonts w:ascii="Consolas" w:hAnsi="Consolas" w:eastAsia="Consolas"/>
+          <w:color w:val="D4D4D4"/>
+          <w:sz w:val="16"/>
+        </w:rPr>
+        <w:t>,</w:t>
+      </w:r>
+      <w:r>
+        <w:rPr>
+          <w:rFonts w:ascii="Consolas" w:hAnsi="Consolas" w:eastAsia="Consolas"/>
+          <w:color w:val="D4D4D4"/>
+          <w:sz w:val="16"/>
+        </w:rPr>
+        <w:t xml:space="preserve"> </w:t>
+      </w:r>
+      <w:r>
+        <w:rPr>
+          <w:rFonts w:ascii="Consolas" w:hAnsi="Consolas" w:eastAsia="Consolas"/>
+          <w:color w:val="D4D4D4"/>
+          <w:sz w:val="16"/>
+        </w:rPr>
+        <w:t>[</w:t>
+      </w:r>
+      <w:r>
+        <w:rPr>
+          <w:rFonts w:ascii="Consolas" w:hAnsi="Consolas" w:eastAsia="Consolas"/>
+          <w:color w:val="CE9178"/>
+          <w:sz w:val="16"/>
+        </w:rPr>
+        <w:t>'items'</w:t>
+      </w:r>
+      <w:r>
+        <w:rPr>
+          <w:rFonts w:ascii="Consolas" w:hAnsi="Consolas" w:eastAsia="Consolas"/>
+          <w:color w:val="D4D4D4"/>
+          <w:sz w:val="16"/>
+        </w:rPr>
+        <w:t xml:space="preserve"> </w:t>
+      </w:r>
+      <w:r>
+        <w:rPr>
+          <w:rFonts w:ascii="Consolas" w:hAnsi="Consolas" w:eastAsia="Consolas"/>
+          <w:color w:val="D4D4D4"/>
+          <w:sz w:val="16"/>
+        </w:rPr>
+        <w:t>=</w:t>
+      </w:r>
+      <w:r>
+        <w:rPr>
+          <w:rFonts w:ascii="Consolas" w:hAnsi="Consolas" w:eastAsia="Consolas"/>
+          <w:color w:val="D4D4D4"/>
+          <w:sz w:val="16"/>
+        </w:rPr>
+        <w:t>&gt;</w:t>
+      </w:r>
+      <w:r>
+        <w:rPr>
+          <w:rFonts w:ascii="Consolas" w:hAnsi="Consolas" w:eastAsia="Consolas"/>
+          <w:color w:val="D4D4D4"/>
+          <w:sz w:val="16"/>
+        </w:rPr>
+        <w:t xml:space="preserve"> </w:t>
+      </w:r>
+      <w:r>
+        <w:rPr>
+          <w:rFonts w:ascii="Consolas" w:hAnsi="Consolas" w:eastAsia="Consolas"/>
+          <w:color w:val="D4D4D4"/>
+          <w:sz w:val="16"/>
+        </w:rPr>
+        <w:t>[</w:t>
+      </w:r>
+      <w:r>
+        <w:rPr>
+          <w:rFonts w:ascii="Consolas" w:hAnsi="Consolas" w:eastAsia="Consolas"/>
+          <w:color w:val="D4D4D4"/>
+          <w:sz w:val="16"/>
+        </w:rPr>
+        <w:t>]</w:t>
+      </w:r>
+      <w:r>
+        <w:rPr>
+          <w:rFonts w:ascii="Consolas" w:hAnsi="Consolas" w:eastAsia="Consolas"/>
+          <w:color w:val="D4D4D4"/>
+          <w:sz w:val="16"/>
+        </w:rPr>
+        <w:t>]</w:t>
+      </w:r>
+      <w:r>
+        <w:rPr>
+          <w:rFonts w:ascii="Consolas" w:hAnsi="Consolas" w:eastAsia="Consolas"/>
+          <w:color w:val="D4D4D4"/>
+          <w:sz w:val="16"/>
+        </w:rPr>
+        <w:t>)</w:t>
+      </w:r>
+      <w:r>
+        <w:rPr>
+          <w:rFonts w:ascii="Consolas" w:hAnsi="Consolas" w:eastAsia="Consolas"/>
+          <w:color w:val="D4D4D4"/>
+          <w:sz w:val="16"/>
+        </w:rPr>
+        <w:t>;</w:t>
+      </w:r>
+      <w:r>
+        <w:rPr>
+          <w:rFonts w:ascii="Consolas" w:hAnsi="Consolas" w:eastAsia="Consolas"/>
+          <w:color w:val="D4D4D4"/>
+          <w:sz w:val="16"/>
+        </w:rPr>
         <w:br/>
-      </w:r>
-      <w:r>
-        <w:rPr>
-          <w:rFonts w:ascii="Consolas" w:hAnsi="Consolas"/>
-          <w:color w:val="262626"/>
+        <w:br/>
+        <w:t xml:space="preserve">        </w:t>
+      </w:r>
+      <w:r>
+        <w:rPr>
+          <w:rFonts w:ascii="Consolas" w:hAnsi="Consolas" w:eastAsia="Consolas"/>
+          <w:color w:val="9CDCFE"/>
           <w:sz w:val="16"/>
         </w:rPr>
+        <w:t>$cart</w:t>
+      </w:r>
+      <w:r>
+        <w:rPr>
+          <w:rFonts w:ascii="Consolas" w:hAnsi="Consolas" w:eastAsia="Consolas"/>
+          <w:color w:val="D4D4D4"/>
+          <w:sz w:val="16"/>
+        </w:rPr>
+        <w:t>[</w:t>
+      </w:r>
+      <w:r>
+        <w:rPr>
+          <w:rFonts w:ascii="Consolas" w:hAnsi="Consolas" w:eastAsia="Consolas"/>
+          <w:color w:val="CE9178"/>
+          <w:sz w:val="16"/>
+        </w:rPr>
+        <w:t>'items'</w:t>
+      </w:r>
+      <w:r>
+        <w:rPr>
+          <w:rFonts w:ascii="Consolas" w:hAnsi="Consolas" w:eastAsia="Consolas"/>
+          <w:color w:val="D4D4D4"/>
+          <w:sz w:val="16"/>
+        </w:rPr>
+        <w:t>]</w:t>
+      </w:r>
+      <w:r>
+        <w:rPr>
+          <w:rFonts w:ascii="Consolas" w:hAnsi="Consolas" w:eastAsia="Consolas"/>
+          <w:color w:val="D4D4D4"/>
+          <w:sz w:val="16"/>
+        </w:rPr>
+        <w:t>[</w:t>
+      </w:r>
+      <w:r>
+        <w:rPr>
+          <w:rFonts w:ascii="Consolas" w:hAnsi="Consolas" w:eastAsia="Consolas"/>
+          <w:color w:val="9CDCFE"/>
+          <w:sz w:val="16"/>
+        </w:rPr>
+        <w:t>$menuId</w:t>
+      </w:r>
+      <w:r>
+        <w:rPr>
+          <w:rFonts w:ascii="Consolas" w:hAnsi="Consolas" w:eastAsia="Consolas"/>
+          <w:color w:val="D4D4D4"/>
+          <w:sz w:val="16"/>
+        </w:rPr>
+        <w:t>]</w:t>
+      </w:r>
+      <w:r>
+        <w:rPr>
+          <w:rFonts w:ascii="Consolas" w:hAnsi="Consolas" w:eastAsia="Consolas"/>
+          <w:color w:val="D4D4D4"/>
+          <w:sz w:val="16"/>
+        </w:rPr>
+        <w:t xml:space="preserve"> </w:t>
+      </w:r>
+      <w:r>
+        <w:rPr>
+          <w:rFonts w:ascii="Consolas" w:hAnsi="Consolas" w:eastAsia="Consolas"/>
+          <w:color w:val="D4D4D4"/>
+          <w:sz w:val="16"/>
+        </w:rPr>
+        <w:t>=</w:t>
+      </w:r>
+      <w:r>
+        <w:rPr>
+          <w:rFonts w:ascii="Consolas" w:hAnsi="Consolas" w:eastAsia="Consolas"/>
+          <w:color w:val="D4D4D4"/>
+          <w:sz w:val="16"/>
+        </w:rPr>
+        <w:t xml:space="preserve"> </w:t>
+      </w:r>
+      <w:r>
+        <w:rPr>
+          <w:rFonts w:ascii="Consolas" w:hAnsi="Consolas" w:eastAsia="Consolas"/>
+          <w:color w:val="D4D4D4"/>
+          <w:sz w:val="16"/>
+        </w:rPr>
+        <w:t>[</w:t>
+      </w:r>
+      <w:r>
+        <w:rPr>
+          <w:rFonts w:ascii="Consolas" w:hAnsi="Consolas" w:eastAsia="Consolas"/>
+          <w:color w:val="D4D4D4"/>
+          <w:sz w:val="16"/>
+        </w:rPr>
+        <w:br/>
+        <w:t xml:space="preserve">            </w:t>
+      </w:r>
+      <w:r>
+        <w:rPr>
+          <w:rFonts w:ascii="Consolas" w:hAnsi="Consolas" w:eastAsia="Consolas"/>
+          <w:color w:val="CE9178"/>
+          <w:sz w:val="16"/>
+        </w:rPr>
+        <w:t>'menu_id'</w:t>
+      </w:r>
+      <w:r>
+        <w:rPr>
+          <w:rFonts w:ascii="Consolas" w:hAnsi="Consolas" w:eastAsia="Consolas"/>
+          <w:color w:val="D4D4D4"/>
+          <w:sz w:val="16"/>
+        </w:rPr>
+        <w:t xml:space="preserve"> </w:t>
+      </w:r>
+      <w:r>
+        <w:rPr>
+          <w:rFonts w:ascii="Consolas" w:hAnsi="Consolas" w:eastAsia="Consolas"/>
+          <w:color w:val="D4D4D4"/>
+          <w:sz w:val="16"/>
+        </w:rPr>
+        <w:t>=</w:t>
+      </w:r>
+      <w:r>
+        <w:rPr>
+          <w:rFonts w:ascii="Consolas" w:hAnsi="Consolas" w:eastAsia="Consolas"/>
+          <w:color w:val="D4D4D4"/>
+          <w:sz w:val="16"/>
+        </w:rPr>
+        <w:t>&gt;</w:t>
+      </w:r>
+      <w:r>
+        <w:rPr>
+          <w:rFonts w:ascii="Consolas" w:hAnsi="Consolas" w:eastAsia="Consolas"/>
+          <w:color w:val="D4D4D4"/>
+          <w:sz w:val="16"/>
+        </w:rPr>
+        <w:t xml:space="preserve"> </w:t>
+      </w:r>
+      <w:r>
+        <w:rPr>
+          <w:rFonts w:ascii="Consolas" w:hAnsi="Consolas" w:eastAsia="Consolas"/>
+          <w:color w:val="9CDCFE"/>
+          <w:sz w:val="16"/>
+        </w:rPr>
+        <w:t>$menuId</w:t>
+      </w:r>
+      <w:r>
+        <w:rPr>
+          <w:rFonts w:ascii="Consolas" w:hAnsi="Consolas" w:eastAsia="Consolas"/>
+          <w:color w:val="D4D4D4"/>
+          <w:sz w:val="16"/>
+        </w:rPr>
+        <w:t>,</w:t>
+      </w:r>
+      <w:r>
+        <w:rPr>
+          <w:rFonts w:ascii="Consolas" w:hAnsi="Consolas" w:eastAsia="Consolas"/>
+          <w:color w:val="D4D4D4"/>
+          <w:sz w:val="16"/>
+        </w:rPr>
+        <w:br/>
+        <w:t xml:space="preserve">            </w:t>
+      </w:r>
+      <w:r>
+        <w:rPr>
+          <w:rFonts w:ascii="Consolas" w:hAnsi="Consolas" w:eastAsia="Consolas"/>
+          <w:color w:val="CE9178"/>
+          <w:sz w:val="16"/>
+        </w:rPr>
+        <w:t>'quantity'</w:t>
+      </w:r>
+      <w:r>
+        <w:rPr>
+          <w:rFonts w:ascii="Consolas" w:hAnsi="Consolas" w:eastAsia="Consolas"/>
+          <w:color w:val="D4D4D4"/>
+          <w:sz w:val="16"/>
+        </w:rPr>
+        <w:t xml:space="preserve"> </w:t>
+      </w:r>
+      <w:r>
+        <w:rPr>
+          <w:rFonts w:ascii="Consolas" w:hAnsi="Consolas" w:eastAsia="Consolas"/>
+          <w:color w:val="D4D4D4"/>
+          <w:sz w:val="16"/>
+        </w:rPr>
+        <w:t>=</w:t>
+      </w:r>
+      <w:r>
+        <w:rPr>
+          <w:rFonts w:ascii="Consolas" w:hAnsi="Consolas" w:eastAsia="Consolas"/>
+          <w:color w:val="D4D4D4"/>
+          <w:sz w:val="16"/>
+        </w:rPr>
+        <w:t>&gt;</w:t>
+      </w:r>
+      <w:r>
+        <w:rPr>
+          <w:rFonts w:ascii="Consolas" w:hAnsi="Consolas" w:eastAsia="Consolas"/>
+          <w:color w:val="D4D4D4"/>
+          <w:sz w:val="16"/>
+        </w:rPr>
+        <w:t xml:space="preserve"> </w:t>
+      </w:r>
+      <w:r>
+        <w:rPr>
+          <w:rFonts w:ascii="Consolas" w:hAnsi="Consolas" w:eastAsia="Consolas"/>
+          <w:color w:val="9CDCFE"/>
+          <w:sz w:val="16"/>
+        </w:rPr>
+        <w:t>$quantity</w:t>
+      </w:r>
+      <w:r>
+        <w:rPr>
+          <w:rFonts w:ascii="Consolas" w:hAnsi="Consolas" w:eastAsia="Consolas"/>
+          <w:color w:val="D4D4D4"/>
+          <w:sz w:val="16"/>
+        </w:rPr>
+        <w:t>,</w:t>
+      </w:r>
+      <w:r>
+        <w:rPr>
+          <w:rFonts w:ascii="Consolas" w:hAnsi="Consolas" w:eastAsia="Consolas"/>
+          <w:color w:val="D4D4D4"/>
+          <w:sz w:val="16"/>
+        </w:rPr>
+        <w:br/>
         <w:t xml:space="preserve">        </w:t>
       </w:r>
       <w:r>
         <w:rPr>
-          <w:rFonts w:ascii="Consolas" w:hAnsi="Consolas"/>
-          <w:color w:val="660E7A"/>
+          <w:rFonts w:ascii="Consolas" w:hAnsi="Consolas" w:eastAsia="Consolas"/>
+          <w:color w:val="D4D4D4"/>
           <w:sz w:val="16"/>
         </w:rPr>
-        <w:t xml:space="preserve">$cart</w:t>
-      </w:r>
-      <w:r>
-        <w:rPr>
-          <w:rFonts w:ascii="Consolas" w:hAnsi="Consolas"/>
-          <w:color w:val="262626"/>
+        <w:t>]</w:t>
+      </w:r>
+      <w:r>
+        <w:rPr>
+          <w:rFonts w:ascii="Consolas" w:hAnsi="Consolas" w:eastAsia="Consolas"/>
+          <w:color w:val="D4D4D4"/>
           <w:sz w:val="16"/>
         </w:rPr>
-        <w:t xml:space="preserve"> = </w:t>
-      </w:r>
-      <w:r>
-        <w:rPr>
-          <w:rFonts w:ascii="Consolas" w:hAnsi="Consolas"/>
-          <w:color w:val="660E7A"/>
+        <w:t>;</w:t>
+      </w:r>
+      <w:r>
+        <w:rPr>
+          <w:rFonts w:ascii="Consolas" w:hAnsi="Consolas" w:eastAsia="Consolas"/>
+          <w:color w:val="D4D4D4"/>
           <w:sz w:val="16"/>
         </w:rPr>
-        <w:t xml:space="preserve">$cache</w:t>
-      </w:r>
-      <w:r>
-        <w:rPr>
-          <w:rFonts w:ascii="Consolas" w:hAnsi="Consolas"/>
-          <w:color w:val="262626"/>
+        <w:br/>
+        <w:br/>
+        <w:t xml:space="preserve">        </w:t>
+      </w:r>
+      <w:r>
+        <w:rPr>
+          <w:rFonts w:ascii="Consolas" w:hAnsi="Consolas" w:eastAsia="Consolas"/>
+          <w:color w:val="9CDCFE"/>
           <w:sz w:val="16"/>
         </w:rPr>
-        <w:t xml:space="preserve">-&gt;</w:t>
-      </w:r>
-      <w:r>
-        <w:rPr>
-          <w:rFonts w:ascii="Consolas" w:hAnsi="Consolas"/>
-          <w:color w:val="795E26"/>
+        <w:t>$cache</w:t>
+      </w:r>
+      <w:r>
+        <w:rPr>
+          <w:rFonts w:ascii="Consolas" w:hAnsi="Consolas" w:eastAsia="Consolas"/>
+          <w:color w:val="D4D4D4"/>
           <w:sz w:val="16"/>
         </w:rPr>
-        <w:t xml:space="preserve">get</w:t>
-      </w:r>
-      <w:r>
-        <w:rPr>
-          <w:rFonts w:ascii="Consolas" w:hAnsi="Consolas"/>
-          <w:color w:val="262626"/>
+        <w:t>-</w:t>
+      </w:r>
+      <w:r>
+        <w:rPr>
+          <w:rFonts w:ascii="Consolas" w:hAnsi="Consolas" w:eastAsia="Consolas"/>
+          <w:color w:val="D4D4D4"/>
           <w:sz w:val="16"/>
         </w:rPr>
-        <w:t xml:space="preserve">(</w:t>
-      </w:r>
-      <w:r>
-        <w:rPr>
-          <w:rFonts w:ascii="Consolas" w:hAnsi="Consolas"/>
-          <w:color w:val="660E7A"/>
+        <w:t>&gt;</w:t>
+      </w:r>
+      <w:r>
+        <w:rPr>
+          <w:rFonts w:ascii="Consolas" w:hAnsi="Consolas" w:eastAsia="Consolas"/>
+          <w:color w:val="DCDCAA"/>
           <w:sz w:val="16"/>
         </w:rPr>
-        <w:t xml:space="preserve">$key</w:t>
-      </w:r>
-      <w:r>
-        <w:rPr>
-          <w:rFonts w:ascii="Consolas" w:hAnsi="Consolas"/>
-          <w:color w:val="262626"/>
+        <w:t>put</w:t>
+      </w:r>
+      <w:r>
+        <w:rPr>
+          <w:rFonts w:ascii="Consolas" w:hAnsi="Consolas" w:eastAsia="Consolas"/>
+          <w:color w:val="D4D4D4"/>
           <w:sz w:val="16"/>
         </w:rPr>
-        <w:t xml:space="preserve">, [</w:t>
-      </w:r>
-      <w:r>
-        <w:rPr>
-          <w:rFonts w:ascii="Consolas" w:hAnsi="Consolas"/>
-          <w:color w:val="00733B"/>
+        <w:t>(</w:t>
+      </w:r>
+      <w:r>
+        <w:rPr>
+          <w:rFonts w:ascii="Consolas" w:hAnsi="Consolas" w:eastAsia="Consolas"/>
+          <w:color w:val="9CDCFE"/>
           <w:sz w:val="16"/>
         </w:rPr>
-        <w:t xml:space="preserve">'items'</w:t>
-      </w:r>
-      <w:r>
-        <w:rPr>
-          <w:rFonts w:ascii="Consolas" w:hAnsi="Consolas"/>
-          <w:color w:val="262626"/>
+        <w:t>$key</w:t>
+      </w:r>
+      <w:r>
+        <w:rPr>
+          <w:rFonts w:ascii="Consolas" w:hAnsi="Consolas" w:eastAsia="Consolas"/>
+          <w:color w:val="D4D4D4"/>
           <w:sz w:val="16"/>
         </w:rPr>
-        <w:t xml:space="preserve"> =&gt; []]);</w:t>
-      </w:r>
-      <w:r>
+        <w:t>,</w:t>
+      </w:r>
+      <w:r>
+        <w:rPr>
+          <w:rFonts w:ascii="Consolas" w:hAnsi="Consolas" w:eastAsia="Consolas"/>
+          <w:color w:val="D4D4D4"/>
+          <w:sz w:val="16"/>
+        </w:rPr>
+        <w:t xml:space="preserve"> </w:t>
+      </w:r>
+      <w:r>
+        <w:rPr>
+          <w:rFonts w:ascii="Consolas" w:hAnsi="Consolas" w:eastAsia="Consolas"/>
+          <w:color w:val="9CDCFE"/>
+          <w:sz w:val="16"/>
+        </w:rPr>
+        <w:t>$cart</w:t>
+      </w:r>
+      <w:r>
+        <w:rPr>
+          <w:rFonts w:ascii="Consolas" w:hAnsi="Consolas" w:eastAsia="Consolas"/>
+          <w:color w:val="D4D4D4"/>
+          <w:sz w:val="16"/>
+        </w:rPr>
+        <w:t>,</w:t>
+      </w:r>
+      <w:r>
+        <w:rPr>
+          <w:rFonts w:ascii="Consolas" w:hAnsi="Consolas" w:eastAsia="Consolas"/>
+          <w:color w:val="D4D4D4"/>
+          <w:sz w:val="16"/>
+        </w:rPr>
+        <w:t xml:space="preserve"> </w:t>
+      </w:r>
+      <w:r>
+        <w:rPr>
+          <w:rFonts w:ascii="Consolas" w:hAnsi="Consolas" w:eastAsia="Consolas"/>
+          <w:color w:val="DCDCAA"/>
+          <w:sz w:val="16"/>
+        </w:rPr>
+        <w:t>now</w:t>
+      </w:r>
+      <w:r>
+        <w:rPr>
+          <w:rFonts w:ascii="Consolas" w:hAnsi="Consolas" w:eastAsia="Consolas"/>
+          <w:color w:val="D4D4D4"/>
+          <w:sz w:val="16"/>
+        </w:rPr>
+        <w:t>(</w:t>
+      </w:r>
+      <w:r>
+        <w:rPr>
+          <w:rFonts w:ascii="Consolas" w:hAnsi="Consolas" w:eastAsia="Consolas"/>
+          <w:color w:val="D4D4D4"/>
+          <w:sz w:val="16"/>
+        </w:rPr>
+        <w:t>)</w:t>
+      </w:r>
+      <w:r>
+        <w:rPr>
+          <w:rFonts w:ascii="Consolas" w:hAnsi="Consolas" w:eastAsia="Consolas"/>
+          <w:color w:val="D4D4D4"/>
+          <w:sz w:val="16"/>
+        </w:rPr>
+        <w:t>-</w:t>
+      </w:r>
+      <w:r>
+        <w:rPr>
+          <w:rFonts w:ascii="Consolas" w:hAnsi="Consolas" w:eastAsia="Consolas"/>
+          <w:color w:val="D4D4D4"/>
+          <w:sz w:val="16"/>
+        </w:rPr>
+        <w:t>&gt;</w:t>
+      </w:r>
+      <w:r>
+        <w:rPr>
+          <w:rFonts w:ascii="Consolas" w:hAnsi="Consolas" w:eastAsia="Consolas"/>
+          <w:color w:val="DCDCAA"/>
+          <w:sz w:val="16"/>
+        </w:rPr>
+        <w:t>addMinutes</w:t>
+      </w:r>
+      <w:r>
+        <w:rPr>
+          <w:rFonts w:ascii="Consolas" w:hAnsi="Consolas" w:eastAsia="Consolas"/>
+          <w:color w:val="D4D4D4"/>
+          <w:sz w:val="16"/>
+        </w:rPr>
+        <w:t>(</w:t>
+      </w:r>
+      <w:r>
+        <w:rPr>
+          <w:rFonts w:ascii="Consolas" w:hAnsi="Consolas" w:eastAsia="Consolas"/>
+          <w:color w:val="D4D4D4"/>
+          <w:sz w:val="16"/>
+        </w:rPr>
+        <w:t>30</w:t>
+      </w:r>
+      <w:r>
+        <w:rPr>
+          <w:rFonts w:ascii="Consolas" w:hAnsi="Consolas" w:eastAsia="Consolas"/>
+          <w:color w:val="D4D4D4"/>
+          <w:sz w:val="16"/>
+        </w:rPr>
+        <w:t>)</w:t>
+      </w:r>
+      <w:r>
+        <w:rPr>
+          <w:rFonts w:ascii="Consolas" w:hAnsi="Consolas" w:eastAsia="Consolas"/>
+          <w:color w:val="D4D4D4"/>
+          <w:sz w:val="16"/>
+        </w:rPr>
+        <w:t>)</w:t>
+      </w:r>
+      <w:r>
+        <w:rPr>
+          <w:rFonts w:ascii="Consolas" w:hAnsi="Consolas" w:eastAsia="Consolas"/>
+          <w:color w:val="D4D4D4"/>
+          <w:sz w:val="16"/>
+        </w:rPr>
+        <w:t>;</w:t>
+      </w:r>
+      <w:r>
+        <w:rPr>
+          <w:rFonts w:ascii="Consolas" w:hAnsi="Consolas" w:eastAsia="Consolas"/>
+          <w:color w:val="D4D4D4"/>
+          <w:sz w:val="16"/>
+        </w:rPr>
         <w:br/>
-      </w:r>
-      <w:r>
         <w:br/>
-      </w:r>
-      <w:r>
-        <w:rPr>
-          <w:rFonts w:ascii="Consolas" w:hAnsi="Consolas"/>
-          <w:color w:val="262626"/>
+        <w:t xml:space="preserve">        </w:t>
+      </w:r>
+      <w:r>
+        <w:rPr>
+          <w:rFonts w:ascii="Consolas" w:hAnsi="Consolas" w:eastAsia="Consolas"/>
+          <w:color w:val="569CD6"/>
           <w:sz w:val="16"/>
         </w:rPr>
-        <w:t xml:space="preserve">        </w:t>
-      </w:r>
-      <w:r>
-        <w:rPr>
-          <w:rFonts w:ascii="Consolas" w:hAnsi="Consolas"/>
-          <w:color w:val="660E7A"/>
+        <w:t>return</w:t>
+      </w:r>
+      <w:r>
+        <w:rPr>
+          <w:rFonts w:ascii="Consolas" w:hAnsi="Consolas" w:eastAsia="Consolas"/>
+          <w:color w:val="D4D4D4"/>
           <w:sz w:val="16"/>
         </w:rPr>
-        <w:t xml:space="preserve">$cart</w:t>
-      </w:r>
-      <w:r>
-        <w:rPr>
-          <w:rFonts w:ascii="Consolas" w:hAnsi="Consolas"/>
-          <w:color w:val="262626"/>
+        <w:t xml:space="preserve"> </w:t>
+      </w:r>
+      <w:r>
+        <w:rPr>
+          <w:rFonts w:ascii="Consolas" w:hAnsi="Consolas" w:eastAsia="Consolas"/>
+          <w:color w:val="9CDCFE"/>
           <w:sz w:val="16"/>
         </w:rPr>
-        <w:t xml:space="preserve">[</w:t>
-      </w:r>
-      <w:r>
-        <w:rPr>
-          <w:rFonts w:ascii="Consolas" w:hAnsi="Consolas"/>
-          <w:color w:val="00733B"/>
+        <w:t>$cart</w:t>
+      </w:r>
+      <w:r>
+        <w:rPr>
+          <w:rFonts w:ascii="Consolas" w:hAnsi="Consolas" w:eastAsia="Consolas"/>
+          <w:color w:val="D4D4D4"/>
           <w:sz w:val="16"/>
         </w:rPr>
-        <w:t xml:space="preserve">'items'</w:t>
-      </w:r>
-      <w:r>
-        <w:rPr>
-          <w:rFonts w:ascii="Consolas" w:hAnsi="Consolas"/>
-          <w:color w:val="262626"/>
+        <w:t>;</w:t>
+      </w:r>
+      <w:r>
+        <w:rPr>
+          <w:rFonts w:ascii="Consolas" w:hAnsi="Consolas" w:eastAsia="Consolas"/>
+          <w:color w:val="D4D4D4"/>
           <w:sz w:val="16"/>
         </w:rPr>
-        <w:t xml:space="preserve">][</w:t>
-      </w:r>
-      <w:r>
-        <w:rPr>
-          <w:rFonts w:ascii="Consolas" w:hAnsi="Consolas"/>
-          <w:color w:val="660E7A"/>
+        <w:br/>
+        <w:t xml:space="preserve">    </w:t>
+      </w:r>
+      <w:r>
+        <w:rPr>
+          <w:rFonts w:ascii="Consolas" w:hAnsi="Consolas" w:eastAsia="Consolas"/>
+          <w:color w:val="D4D4D4"/>
           <w:sz w:val="16"/>
         </w:rPr>
-        <w:t xml:space="preserve">$menuId</w:t>
-      </w:r>
-      <w:r>
-        <w:rPr>
-          <w:rFonts w:ascii="Consolas" w:hAnsi="Consolas"/>
-          <w:color w:val="262626"/>
+        <w:t>}</w:t>
+      </w:r>
+      <w:r>
+        <w:rPr>
+          <w:rFonts w:ascii="Consolas" w:hAnsi="Consolas" w:eastAsia="Consolas"/>
+          <w:color w:val="D4D4D4"/>
           <w:sz w:val="16"/>
         </w:rPr>
-        <w:t xml:space="preserve">] = [</w:t>
-      </w:r>
-      <w:r>
-        <w:br/>
-      </w:r>
-      <w:r>
-        <w:rPr>
-          <w:rFonts w:ascii="Consolas" w:hAnsi="Consolas"/>
-          <w:color w:val="262626"/>
+        <w:t>)</w:t>
+      </w:r>
+      <w:r>
+        <w:rPr>
+          <w:rFonts w:ascii="Consolas" w:hAnsi="Consolas" w:eastAsia="Consolas"/>
+          <w:color w:val="D4D4D4"/>
           <w:sz w:val="16"/>
         </w:rPr>
-        <w:t xml:space="preserve">            </w:t>
-      </w:r>
-      <w:r>
-        <w:rPr>
-          <w:rFonts w:ascii="Consolas" w:hAnsi="Consolas"/>
-          <w:color w:val="00733B"/>
-          <w:sz w:val="16"/>
-        </w:rPr>
-        <w:t xml:space="preserve">'menu_id'</w:t>
-      </w:r>
-      <w:r>
-        <w:rPr>
-          <w:rFonts w:ascii="Consolas" w:hAnsi="Consolas"/>
-          <w:color w:val="262626"/>
-          <w:sz w:val="16"/>
-        </w:rPr>
-        <w:t xml:space="preserve"> =&gt; </w:t>
-      </w:r>
-      <w:r>
-        <w:rPr>
-          <w:rFonts w:ascii="Consolas" w:hAnsi="Consolas"/>
-          <w:color w:val="660E7A"/>
-          <w:sz w:val="16"/>
-        </w:rPr>
-        <w:t xml:space="preserve">$menuId</w:t>
-      </w:r>
-      <w:r>
-        <w:rPr>
-          <w:rFonts w:ascii="Consolas" w:hAnsi="Consolas"/>
-          <w:color w:val="262626"/>
-          <w:sz w:val="16"/>
-        </w:rPr>
-        <w:t xml:space="preserve">,</w:t>
-      </w:r>
-      <w:r>
-        <w:br/>
-      </w:r>
-      <w:r>
-        <w:rPr>
-          <w:rFonts w:ascii="Consolas" w:hAnsi="Consolas"/>
-          <w:color w:val="262626"/>
-          <w:sz w:val="16"/>
-        </w:rPr>
-        <w:t xml:space="preserve">            </w:t>
-      </w:r>
-      <w:r>
-        <w:rPr>
-          <w:rFonts w:ascii="Consolas" w:hAnsi="Consolas"/>
-          <w:color w:val="00733B"/>
-          <w:sz w:val="16"/>
-        </w:rPr>
-        <w:t xml:space="preserve">'quantity'</w:t>
-      </w:r>
-      <w:r>
-        <w:rPr>
-          <w:rFonts w:ascii="Consolas" w:hAnsi="Consolas"/>
-          <w:color w:val="262626"/>
-          <w:sz w:val="16"/>
-        </w:rPr>
-        <w:t xml:space="preserve"> =&gt; </w:t>
-      </w:r>
-      <w:r>
-        <w:rPr>
-          <w:rFonts w:ascii="Consolas" w:hAnsi="Consolas"/>
-          <w:color w:val="660E7A"/>
-          <w:sz w:val="16"/>
-        </w:rPr>
-        <w:t xml:space="preserve">$quantity</w:t>
-      </w:r>
-      <w:r>
-        <w:rPr>
-          <w:rFonts w:ascii="Consolas" w:hAnsi="Consolas"/>
-          <w:color w:val="262626"/>
-          <w:sz w:val="16"/>
-        </w:rPr>
-        <w:t xml:space="preserve">,</w:t>
-      </w:r>
-      <w:r>
-        <w:br/>
-      </w:r>
-      <w:r>
-        <w:rPr>
-          <w:rFonts w:ascii="Consolas" w:hAnsi="Consolas"/>
-          <w:color w:val="262626"/>
-          <w:sz w:val="16"/>
-        </w:rPr>
-        <w:t xml:space="preserve">        ];</w:t>
-      </w:r>
-      <w:r>
-        <w:br/>
-      </w:r>
-      <w:r>
-        <w:br/>
-      </w:r>
-      <w:r>
-        <w:rPr>
-          <w:rFonts w:ascii="Consolas" w:hAnsi="Consolas"/>
-          <w:color w:val="262626"/>
-          <w:sz w:val="16"/>
-        </w:rPr>
-        <w:t xml:space="preserve">        </w:t>
-      </w:r>
-      <w:r>
-        <w:rPr>
-          <w:rFonts w:ascii="Consolas" w:hAnsi="Consolas"/>
-          <w:color w:val="660E7A"/>
-          <w:sz w:val="16"/>
-        </w:rPr>
-        <w:t xml:space="preserve">$cache</w:t>
-      </w:r>
-      <w:r>
-        <w:rPr>
-          <w:rFonts w:ascii="Consolas" w:hAnsi="Consolas"/>
-          <w:color w:val="262626"/>
-          <w:sz w:val="16"/>
-        </w:rPr>
-        <w:t xml:space="preserve">-&gt;</w:t>
-      </w:r>
-      <w:r>
-        <w:rPr>
-          <w:rFonts w:ascii="Consolas" w:hAnsi="Consolas"/>
-          <w:color w:val="795E26"/>
-          <w:sz w:val="16"/>
-        </w:rPr>
-        <w:t xml:space="preserve">put</w:t>
-      </w:r>
-      <w:r>
-        <w:rPr>
-          <w:rFonts w:ascii="Consolas" w:hAnsi="Consolas"/>
-          <w:color w:val="262626"/>
-          <w:sz w:val="16"/>
-        </w:rPr>
-        <w:t xml:space="preserve">(</w:t>
-      </w:r>
-      <w:r>
-        <w:rPr>
-          <w:rFonts w:ascii="Consolas" w:hAnsi="Consolas"/>
-          <w:color w:val="660E7A"/>
-          <w:sz w:val="16"/>
-        </w:rPr>
-        <w:t xml:space="preserve">$key</w:t>
-      </w:r>
-      <w:r>
-        <w:rPr>
-          <w:rFonts w:ascii="Consolas" w:hAnsi="Consolas"/>
-          <w:color w:val="262626"/>
-          <w:sz w:val="16"/>
-        </w:rPr>
-        <w:t xml:space="preserve">, </w:t>
-      </w:r>
-      <w:r>
-        <w:rPr>
-          <w:rFonts w:ascii="Consolas" w:hAnsi="Consolas"/>
-          <w:color w:val="660E7A"/>
-          <w:sz w:val="16"/>
-        </w:rPr>
-        <w:t xml:space="preserve">$cart</w:t>
-      </w:r>
-      <w:r>
-        <w:rPr>
-          <w:rFonts w:ascii="Consolas" w:hAnsi="Consolas"/>
-          <w:color w:val="262626"/>
-          <w:sz w:val="16"/>
-        </w:rPr>
-        <w:t xml:space="preserve">, </w:t>
-      </w:r>
-      <w:r>
-        <w:rPr>
-          <w:rFonts w:ascii="Consolas" w:hAnsi="Consolas"/>
-          <w:color w:val="795E26"/>
-          <w:sz w:val="16"/>
-        </w:rPr>
-        <w:t xml:space="preserve">now</w:t>
-      </w:r>
-      <w:r>
-        <w:rPr>
-          <w:rFonts w:ascii="Consolas" w:hAnsi="Consolas"/>
-          <w:color w:val="262626"/>
-          <w:sz w:val="16"/>
-        </w:rPr>
-        <w:t xml:space="preserve">()-&gt;</w:t>
-      </w:r>
-      <w:r>
-        <w:rPr>
-          <w:rFonts w:ascii="Consolas" w:hAnsi="Consolas"/>
-          <w:color w:val="795E26"/>
-          <w:sz w:val="16"/>
-        </w:rPr>
-        <w:t xml:space="preserve">addMinutes</w:t>
-      </w:r>
-      <w:r>
-        <w:rPr>
-          <w:rFonts w:ascii="Consolas" w:hAnsi="Consolas"/>
-          <w:color w:val="262626"/>
-          <w:sz w:val="16"/>
-        </w:rPr>
-        <w:t xml:space="preserve">(</w:t>
-      </w:r>
-      <w:r>
-        <w:rPr>
-          <w:rFonts w:ascii="Consolas" w:hAnsi="Consolas"/>
-          <w:color w:val="0073E6"/>
-          <w:sz w:val="16"/>
-        </w:rPr>
-        <w:t xml:space="preserve">30</w:t>
-      </w:r>
-      <w:r>
-        <w:rPr>
-          <w:rFonts w:ascii="Consolas" w:hAnsi="Consolas"/>
-          <w:color w:val="262626"/>
-          <w:sz w:val="16"/>
-        </w:rPr>
-        <w:t xml:space="preserve">));</w:t>
-      </w:r>
-      <w:r>
-        <w:br/>
-      </w:r>
-      <w:r>
-        <w:br/>
-      </w:r>
-      <w:r>
-        <w:rPr>
-          <w:rFonts w:ascii="Consolas" w:hAnsi="Consolas"/>
-          <w:color w:val="262626"/>
-          <w:sz w:val="16"/>
-        </w:rPr>
-        <w:t xml:space="preserve">        </w:t>
-      </w:r>
-      <w:r>
-        <w:rPr>
-          <w:rFonts w:ascii="Consolas" w:hAnsi="Consolas"/>
-          <w:b/>
-          <w:color w:val="000080"/>
-          <w:sz w:val="16"/>
-        </w:rPr>
-        <w:t xml:space="preserve">return</w:t>
-      </w:r>
-      <w:r>
-        <w:rPr>
-          <w:rFonts w:ascii="Consolas" w:hAnsi="Consolas"/>
-          <w:color w:val="262626"/>
-          <w:sz w:val="16"/>
-        </w:rPr>
-        <w:t xml:space="preserve"> </w:t>
-      </w:r>
-      <w:r>
-        <w:rPr>
-          <w:rFonts w:ascii="Consolas" w:hAnsi="Consolas"/>
-          <w:color w:val="660E7A"/>
-          <w:sz w:val="16"/>
-        </w:rPr>
-        <w:t xml:space="preserve">$cart</w:t>
-      </w:r>
-      <w:r>
-        <w:rPr>
-          <w:rFonts w:ascii="Consolas" w:hAnsi="Consolas"/>
-          <w:color w:val="262626"/>
-          <w:sz w:val="16"/>
-        </w:rPr>
-        <w:t xml:space="preserve">;</w:t>
-      </w:r>
-      <w:r>
-        <w:br/>
-      </w:r>
-      <w:r>
-        <w:rPr>
-          <w:rFonts w:ascii="Consolas" w:hAnsi="Consolas"/>
-          <w:color w:val="262626"/>
-          <w:sz w:val="16"/>
-        </w:rPr>
-        <w:t xml:space="preserve">    });</w:t>
+        <w:t>;</w:t>
       </w:r>
     </w:p>
     <w:p>
@@ -3047,6 +3483,141 @@
     </w:p>
     <w:p>
       <w:pPr>
+        <w:pStyle w:val="ListBody"/>
+      </w:pPr>
+      <w:r>
+        <w:rPr>
+          <w:rFonts w:ascii="Aptos" w:hAnsi="Aptos"/>
+          <w:color w:val="1F2937"/>
+          <w:sz w:val="19"/>
+        </w:rPr>
+        <w:t xml:space="preserve">Perintah pembuatan berkas tahap ini (diverifikasi pada Laravel 13.25; baris # INFO adalah output nyata). Jalankan dari root repository, lalu isi berkas sesuai langkah di atas.</w:t>
+      </w:r>
+    </w:p>
+    <w:p>
+      <w:pPr>
+        <w:pStyle w:val="CodeHeader"/>
+        <w:shd w:fill="2D2D30"/>
+        <w:pBdr>
+          <w:left w:val="single" w:sz="4" w:space="8" w:color="2D2D30"/>
+        </w:pBdr>
+      </w:pPr>
+      <w:r>
+        <w:rPr>
+          <w:rFonts w:ascii="Consolas" w:hAnsi="Consolas"/>
+          <w:b/>
+          <w:color w:val="FFFFFF"/>
+          <w:sz w:val="16"/>
+        </w:rPr>
+        <w:t xml:space="preserve">BUAT FILE — MODUL 8 TAHAP 1   •   terminal pada root repository   •   BASH</w:t>
+      </w:r>
+    </w:p>
+    <w:p>
+      <w:pPr>
+        <w:pStyle w:val="CodeBlock"/>
+        <w:shd w:fill="1E1E1E"/>
+        <w:pBdr>
+          <w:left w:val="single" w:sz="4" w:space="8" w:color="1E1E1E"/>
+        </w:pBdr>
+      </w:pPr>
+      <w:r>
+        <w:rPr>
+          <w:rFonts w:ascii="Consolas" w:hAnsi="Consolas"/>
+          <w:color w:val="D4D4D4"/>
+          <w:sz w:val="16"/>
+        </w:rPr>
+        <w:t xml:space="preserve">php artisan make:class Modules/Ordering/Data/CartLine</w:t>
+        <w:br/>
+      </w:r>
+      <w:r>
+        <w:rPr>
+          <w:rFonts w:ascii="Consolas" w:hAnsi="Consolas"/>
+          <w:color w:val="6A9955"/>
+          <w:sz w:val="16"/>
+        </w:rPr>
+        <w:t xml:space="preserve">#   INFO Class [app/Modules/Ordering/Data/CartLine.php] created successfully.</w:t>
+        <w:br/>
+      </w:r>
+      <w:r>
+        <w:rPr>
+          <w:rFonts w:ascii="Consolas" w:hAnsi="Consolas"/>
+          <w:color w:val="D4D4D4"/>
+          <w:sz w:val="16"/>
+        </w:rPr>
+        <w:t xml:space="preserve">php artisan make:class Modules/Ordering/Data/CartView</w:t>
+        <w:br/>
+      </w:r>
+      <w:r>
+        <w:rPr>
+          <w:rFonts w:ascii="Consolas" w:hAnsi="Consolas"/>
+          <w:color w:val="6A9955"/>
+          <w:sz w:val="16"/>
+        </w:rPr>
+        <w:t xml:space="preserve">#   INFO Class [app/Modules/Ordering/Data/CartView.php] created successfully.</w:t>
+      </w:r>
+    </w:p>
+    <w:p>
+      <w:pPr>
+        <w:pStyle w:val="ListBody"/>
+        <w:numPr>
+          <w:ilvl w:val="0"/>
+          <w:numId w:val="10"/>
+        </w:numPr>
+      </w:pPr>
+      <w:r>
+        <w:rPr>
+          <w:rFonts w:ascii="Consolas" w:hAnsi="Consolas"/>
+          <w:color w:val="C11B12"/>
+          <w:sz w:val="17"/>
+          <w:shd w:fill="ECEFF3"/>
+        </w:rPr>
+        <w:t xml:space="preserve">php artisan make:class Modules/Ordering/Data/CartLine</w:t>
+      </w:r>
+      <w:r>
+        <w:rPr>
+          <w:rFonts w:ascii="Aptos" w:hAnsi="Aptos"/>
+          <w:color w:val="1F2937"/>
+          <w:sz w:val="19"/>
+        </w:rPr>
+        <w:t xml:space="preserve"> (dan 1 perintah serupa di atas) — make:class membuat kelas polos; dipakai sebagai DTO read-only (final readonly class) milik modul Ordering, bukan model Eloquent — keranjang tidak disimpan di MariaDB. Hasil: </w:t>
+      </w:r>
+      <w:r>
+        <w:rPr>
+          <w:rFonts w:ascii="Consolas" w:hAnsi="Consolas"/>
+          <w:color w:val="C11B12"/>
+          <w:sz w:val="17"/>
+          <w:shd w:fill="ECEFF3"/>
+        </w:rPr>
+        <w:t xml:space="preserve">app/Modules/Ordering/Data/CartLine.php</w:t>
+      </w:r>
+      <w:r>
+        <w:rPr>
+          <w:rFonts w:ascii="Aptos" w:hAnsi="Aptos"/>
+          <w:color w:val="1F2937"/>
+          <w:sz w:val="19"/>
+        </w:rPr>
+        <w:t xml:space="preserve">, </w:t>
+      </w:r>
+      <w:r>
+        <w:rPr>
+          <w:rFonts w:ascii="Consolas" w:hAnsi="Consolas"/>
+          <w:color w:val="C11B12"/>
+          <w:sz w:val="17"/>
+          <w:shd w:fill="ECEFF3"/>
+        </w:rPr>
+        <w:t xml:space="preserve">app/Modules/Ordering/Data/CartView.php</w:t>
+      </w:r>
+      <w:r>
+        <w:rPr>
+          <w:rFonts w:ascii="Aptos" w:hAnsi="Aptos"/>
+          <w:color w:val="1F2937"/>
+          <w:sz w:val="19"/>
+        </w:rPr>
+        <w:t xml:space="preserve">.</w:t>
+      </w:r>
+    </w:p>
+    <w:p>
+      <w:pPr>
         <w:pStyle w:val="TutorialObserve"/>
         <w:shd w:fill="FFF4D6" w:val="clear"/>
         <w:pBdr>
@@ -3236,6 +3807,167 @@
     </w:p>
     <w:p>
       <w:pPr>
+        <w:pStyle w:val="ListBody"/>
+      </w:pPr>
+      <w:r>
+        <w:rPr>
+          <w:rFonts w:ascii="Aptos" w:hAnsi="Aptos"/>
+          <w:color w:val="1F2937"/>
+          <w:sz w:val="19"/>
+        </w:rPr>
+        <w:t xml:space="preserve">Perintah pembuatan berkas tahap ini (diverifikasi pada Laravel 13.25; baris # INFO adalah output nyata). Jalankan dari root repository, lalu isi berkas sesuai langkah di atas.</w:t>
+      </w:r>
+    </w:p>
+    <w:p>
+      <w:pPr>
+        <w:pStyle w:val="CodeHeader"/>
+        <w:shd w:fill="2D2D30"/>
+        <w:pBdr>
+          <w:left w:val="single" w:sz="4" w:space="8" w:color="2D2D30"/>
+        </w:pBdr>
+      </w:pPr>
+      <w:r>
+        <w:rPr>
+          <w:rFonts w:ascii="Consolas" w:hAnsi="Consolas"/>
+          <w:b/>
+          <w:color w:val="FFFFFF"/>
+          <w:sz w:val="16"/>
+        </w:rPr>
+        <w:t xml:space="preserve">BUAT FILE — MODUL 8 TAHAP 2   •   terminal pada root repository   •   BASH</w:t>
+      </w:r>
+    </w:p>
+    <w:p>
+      <w:pPr>
+        <w:pStyle w:val="CodeBlock"/>
+        <w:shd w:fill="1E1E1E"/>
+        <w:pBdr>
+          <w:left w:val="single" w:sz="4" w:space="8" w:color="1E1E1E"/>
+        </w:pBdr>
+      </w:pPr>
+      <w:r>
+        <w:rPr>
+          <w:rFonts w:ascii="Consolas" w:hAnsi="Consolas"/>
+          <w:color w:val="D4D4D4"/>
+          <w:sz w:val="16"/>
+        </w:rPr>
+        <w:t xml:space="preserve">php artisan make:class Modules/Ordering/Services/CartService</w:t>
+        <w:br/>
+      </w:r>
+      <w:r>
+        <w:rPr>
+          <w:rFonts w:ascii="Consolas" w:hAnsi="Consolas"/>
+          <w:color w:val="6A9955"/>
+          <w:sz w:val="16"/>
+        </w:rPr>
+        <w:t xml:space="preserve">#   INFO Class [app/Modules/Ordering/Services/CartService.php] created successfully.</w:t>
+        <w:br/>
+      </w:r>
+      <w:r>
+        <w:rPr>
+          <w:rFonts w:ascii="Consolas" w:hAnsi="Consolas"/>
+          <w:color w:val="D4D4D4"/>
+          <w:sz w:val="16"/>
+        </w:rPr>
+        <w:t xml:space="preserve">php artisan make:exception 'App\Modules\Ordering\Exceptions\CartException'</w:t>
+        <w:br/>
+      </w:r>
+      <w:r>
+        <w:rPr>
+          <w:rFonts w:ascii="Consolas" w:hAnsi="Consolas"/>
+          <w:color w:val="6A9955"/>
+          <w:sz w:val="16"/>
+        </w:rPr>
+        <w:t xml:space="preserve">#   INFO Exception [app/Modules/Ordering/Exceptions/CartException.php] created successfully.</w:t>
+      </w:r>
+    </w:p>
+    <w:p>
+      <w:pPr>
+        <w:pStyle w:val="ListBody"/>
+        <w:numPr>
+          <w:ilvl w:val="0"/>
+          <w:numId w:val="10"/>
+        </w:numPr>
+      </w:pPr>
+      <w:r>
+        <w:rPr>
+          <w:rFonts w:ascii="Consolas" w:hAnsi="Consolas"/>
+          <w:color w:val="C11B12"/>
+          <w:sz w:val="17"/>
+          <w:shd w:fill="ECEFF3"/>
+        </w:rPr>
+        <w:t xml:space="preserve">php artisan make:class Modules/Ordering/Services/CartService</w:t>
+      </w:r>
+      <w:r>
+        <w:rPr>
+          <w:rFonts w:ascii="Aptos" w:hAnsi="Aptos"/>
+          <w:color w:val="1F2937"/>
+          <w:sz w:val="19"/>
+        </w:rPr>
+        <w:t xml:space="preserve"> — Service keranjang: Redis per sesi (key cart:{ulid}, SETEX/DEL satu key, TTL = sisa sesi), menyimpan identitas + qty saja. Hasil: </w:t>
+      </w:r>
+      <w:r>
+        <w:rPr>
+          <w:rFonts w:ascii="Consolas" w:hAnsi="Consolas"/>
+          <w:color w:val="C11B12"/>
+          <w:sz w:val="17"/>
+          <w:shd w:fill="ECEFF3"/>
+        </w:rPr>
+        <w:t xml:space="preserve">app/Modules/Ordering/Services/CartService.php</w:t>
+      </w:r>
+      <w:r>
+        <w:rPr>
+          <w:rFonts w:ascii="Aptos" w:hAnsi="Aptos"/>
+          <w:color w:val="1F2937"/>
+          <w:sz w:val="19"/>
+        </w:rPr>
+        <w:t xml:space="preserve">.</w:t>
+      </w:r>
+    </w:p>
+    <w:p>
+      <w:pPr>
+        <w:pStyle w:val="ListBody"/>
+        <w:numPr>
+          <w:ilvl w:val="0"/>
+          <w:numId w:val="10"/>
+        </w:numPr>
+      </w:pPr>
+      <w:r>
+        <w:rPr>
+          <w:rFonts w:ascii="Consolas" w:hAnsi="Consolas"/>
+          <w:color w:val="C11B12"/>
+          <w:sz w:val="17"/>
+          <w:shd w:fill="ECEFF3"/>
+        </w:rPr>
+        <w:t xml:space="preserve">php artisan make:exception 'App\Modules\Ordering\Exceptions\CartException'</w:t>
+      </w:r>
+      <w:r>
+        <w:rPr>
+          <w:rFonts w:ascii="Aptos" w:hAnsi="Aptos"/>
+          <w:color w:val="1F2937"/>
+          <w:sz w:val="19"/>
+        </w:rPr>
+        <w:t xml:space="preserve"> — make:exception membuat kelas exception; dengan nama kelas lengkap ditulis ke folder modul (bukan app/Exceptions). Dipakai untuk pesan domain yang aman ditampilkan (menu lintas canteen, stok habis, dll.). Hasil: </w:t>
+      </w:r>
+      <w:r>
+        <w:rPr>
+          <w:rFonts w:ascii="Consolas" w:hAnsi="Consolas"/>
+          <w:color w:val="C11B12"/>
+          <w:sz w:val="17"/>
+          <w:shd w:fill="ECEFF3"/>
+        </w:rPr>
+        <w:t xml:space="preserve">app/Modules/Ordering/Exceptions/CartException.php</w:t>
+      </w:r>
+      <w:r>
+        <w:rPr>
+          <w:rFonts w:ascii="Aptos" w:hAnsi="Aptos"/>
+          <w:color w:val="1F2937"/>
+          <w:sz w:val="19"/>
+        </w:rPr>
+        <w:t xml:space="preserve">.</w:t>
+      </w:r>
+    </w:p>
+    <w:p>
+      <w:pPr>
         <w:pStyle w:val="TutorialObserve"/>
         <w:shd w:fill="FFF4D6" w:val="clear"/>
         <w:pBdr>
@@ -3452,6 +4184,106 @@
     </w:p>
     <w:p>
       <w:pPr>
+        <w:pStyle w:val="ListBody"/>
+      </w:pPr>
+      <w:r>
+        <w:rPr>
+          <w:rFonts w:ascii="Aptos" w:hAnsi="Aptos"/>
+          <w:color w:val="1F2937"/>
+          <w:sz w:val="19"/>
+        </w:rPr>
+        <w:t xml:space="preserve">Perintah pembuatan berkas tahap ini (diverifikasi pada Laravel 13.25; baris # INFO adalah output nyata). Jalankan dari root repository, lalu isi berkas sesuai langkah di atas.</w:t>
+      </w:r>
+    </w:p>
+    <w:p>
+      <w:pPr>
+        <w:pStyle w:val="CodeHeader"/>
+        <w:shd w:fill="2D2D30"/>
+        <w:pBdr>
+          <w:left w:val="single" w:sz="4" w:space="8" w:color="2D2D30"/>
+        </w:pBdr>
+      </w:pPr>
+      <w:r>
+        <w:rPr>
+          <w:rFonts w:ascii="Consolas" w:hAnsi="Consolas"/>
+          <w:b/>
+          <w:color w:val="FFFFFF"/>
+          <w:sz w:val="16"/>
+        </w:rPr>
+        <w:t xml:space="preserve">BUAT FILE — MODUL 8 TAHAP 3   •   terminal pada root repository   •   BASH</w:t>
+      </w:r>
+    </w:p>
+    <w:p>
+      <w:pPr>
+        <w:pStyle w:val="CodeBlock"/>
+        <w:shd w:fill="1E1E1E"/>
+        <w:pBdr>
+          <w:left w:val="single" w:sz="4" w:space="8" w:color="1E1E1E"/>
+        </w:pBdr>
+      </w:pPr>
+      <w:r>
+        <w:rPr>
+          <w:rFonts w:ascii="Consolas" w:hAnsi="Consolas"/>
+          <w:color w:val="D4D4D4"/>
+          <w:sz w:val="16"/>
+        </w:rPr>
+        <w:t xml:space="preserve">php artisan make:class Modules/Ordering/Services/ResolveCustomerSession</w:t>
+        <w:br/>
+      </w:r>
+      <w:r>
+        <w:rPr>
+          <w:rFonts w:ascii="Consolas" w:hAnsi="Consolas"/>
+          <w:color w:val="6A9955"/>
+          <w:sz w:val="16"/>
+        </w:rPr>
+        <w:t xml:space="preserve">#   INFO Class [app/Modules/Ordering/Services/ResolveCustomerSession.php] created successfully.</w:t>
+      </w:r>
+    </w:p>
+    <w:p>
+      <w:pPr>
+        <w:pStyle w:val="ListBody"/>
+        <w:numPr>
+          <w:ilvl w:val="0"/>
+          <w:numId w:val="10"/>
+        </w:numPr>
+      </w:pPr>
+      <w:r>
+        <w:rPr>
+          <w:rFonts w:ascii="Consolas" w:hAnsi="Consolas"/>
+          <w:color w:val="C11B12"/>
+          <w:sz w:val="17"/>
+          <w:shd w:fill="ECEFF3"/>
+        </w:rPr>
+        <w:t xml:space="preserve">php artisan make:class Modules/Ordering/Services/ResolveCustomerSession</w:t>
+      </w:r>
+      <w:r>
+        <w:rPr>
+          <w:rFonts w:ascii="Aptos" w:hAnsi="Aptos"/>
+          <w:color w:val="1F2937"/>
+          <w:sz w:val="19"/>
+        </w:rPr>
+        <w:t xml:space="preserve"> — Resolver sesi tepercaya: cookie opaque (hash) → CustomerSession aktif; keranjang di-key oleh sesi ini, bukan input klien. Hasil: </w:t>
+      </w:r>
+      <w:r>
+        <w:rPr>
+          <w:rFonts w:ascii="Consolas" w:hAnsi="Consolas"/>
+          <w:color w:val="C11B12"/>
+          <w:sz w:val="17"/>
+          <w:shd w:fill="ECEFF3"/>
+        </w:rPr>
+        <w:t xml:space="preserve">app/Modules/Ordering/Services/ResolveCustomerSession.php</w:t>
+      </w:r>
+      <w:r>
+        <w:rPr>
+          <w:rFonts w:ascii="Aptos" w:hAnsi="Aptos"/>
+          <w:color w:val="1F2937"/>
+          <w:sz w:val="19"/>
+        </w:rPr>
+        <w:t xml:space="preserve">.</w:t>
+      </w:r>
+    </w:p>
+    <w:p>
+      <w:pPr>
         <w:pStyle w:val="TutorialObserve"/>
         <w:shd w:fill="FFF4D6" w:val="clear"/>
         <w:pBdr>
@@ -4019,6 +4851,175 @@
     </w:p>
     <w:p>
       <w:pPr>
+        <w:pStyle w:val="ListBody"/>
+      </w:pPr>
+      <w:r>
+        <w:rPr>
+          <w:rFonts w:ascii="Aptos" w:hAnsi="Aptos"/>
+          <w:color w:val="1F2937"/>
+          <w:sz w:val="19"/>
+        </w:rPr>
+        <w:t xml:space="preserve">Perintah pembuatan berkas tahap ini (diverifikasi pada Laravel 13.25; baris # INFO adalah output nyata). Jalankan dari root repository, lalu isi berkas sesuai langkah di atas.</w:t>
+      </w:r>
+    </w:p>
+    <w:p>
+      <w:pPr>
+        <w:pStyle w:val="CodeHeader"/>
+        <w:shd w:fill="2D2D30"/>
+        <w:pBdr>
+          <w:left w:val="single" w:sz="4" w:space="8" w:color="2D2D30"/>
+        </w:pBdr>
+      </w:pPr>
+      <w:r>
+        <w:rPr>
+          <w:rFonts w:ascii="Consolas" w:hAnsi="Consolas"/>
+          <w:b/>
+          <w:color w:val="FFFFFF"/>
+          <w:sz w:val="16"/>
+        </w:rPr>
+        <w:t xml:space="preserve">BUAT FILE — MODUL 8 TAHAP 6   •   terminal pada root repository   •   BASH</w:t>
+      </w:r>
+    </w:p>
+    <w:p>
+      <w:pPr>
+        <w:pStyle w:val="CodeBlock"/>
+        <w:shd w:fill="1E1E1E"/>
+        <w:pBdr>
+          <w:left w:val="single" w:sz="4" w:space="8" w:color="1E1E1E"/>
+        </w:pBdr>
+      </w:pPr>
+      <w:r>
+        <w:rPr>
+          <w:rFonts w:ascii="Consolas" w:hAnsi="Consolas"/>
+          <w:color w:val="D4D4D4"/>
+          <w:sz w:val="16"/>
+        </w:rPr>
+        <w:t xml:space="preserve">php artisan make:livewire ordering::cart</w:t>
+        <w:br/>
+      </w:r>
+      <w:r>
+        <w:rPr>
+          <w:rFonts w:ascii="Consolas" w:hAnsi="Consolas"/>
+          <w:color w:val="6A9955"/>
+          <w:sz w:val="16"/>
+        </w:rPr>
+        <w:t xml:space="preserve">#   INFO Livewire component [app/Modules/Ordering/resources/views/livewire/⚡cart.blade.php] created successfully.</w:t>
+        <w:br/>
+      </w:r>
+      <w:r>
+        <w:rPr>
+          <w:rFonts w:ascii="Consolas" w:hAnsi="Consolas"/>
+          <w:color w:val="6A9955"/>
+          <w:sz w:val="16"/>
+        </w:rPr>
+        <w:t xml:space="preserve"># manual (shell)</w:t>
+        <w:br/>
+      </w:r>
+      <w:r>
+        <w:rPr>
+          <w:rFonts w:ascii="Consolas" w:hAnsi="Consolas"/>
+          <w:color w:val="D4D4D4"/>
+          <w:sz w:val="16"/>
+        </w:rPr>
+        <w:t xml:space="preserve">rm app/Modules/Ordering/resources/views/livewire/.gitkeep</w:t>
+      </w:r>
+    </w:p>
+    <w:p>
+      <w:pPr>
+        <w:pStyle w:val="ListBody"/>
+        <w:numPr>
+          <w:ilvl w:val="0"/>
+          <w:numId w:val="10"/>
+        </w:numPr>
+      </w:pPr>
+      <w:r>
+        <w:rPr>
+          <w:rFonts w:ascii="Consolas" w:hAnsi="Consolas"/>
+          <w:color w:val="C11B12"/>
+          <w:sz w:val="17"/>
+          <w:shd w:fill="ECEFF3"/>
+        </w:rPr>
+        <w:t xml:space="preserve">php artisan make:livewire ordering::cart</w:t>
+      </w:r>
+      <w:r>
+        <w:rPr>
+          <w:rFonts w:ascii="Aptos" w:hAnsi="Aptos"/>
+          <w:color w:val="1F2937"/>
+          <w:sz w:val="19"/>
+        </w:rPr>
+        <w:t xml:space="preserve"> — make:livewire dengan awalan namespace modul (ordering::) menulis komponen single-file Livewire 4 (awalan ⚡) LANGSUNG ke folder modul, karena OrderingServiceProvider mendaftarkan Livewire::addNamespace('ordering', app/Modules/Ordering/resources/views/livewire). Dipanggil &lt;livewire:ordering::nama&gt; atau Livewire::test('ordering::nama'). Hasil: </w:t>
+      </w:r>
+      <w:r>
+        <w:rPr>
+          <w:rFonts w:ascii="Consolas" w:hAnsi="Consolas"/>
+          <w:color w:val="C11B12"/>
+          <w:sz w:val="17"/>
+          <w:shd w:fill="ECEFF3"/>
+        </w:rPr>
+        <w:t xml:space="preserve">app/Modules/Ordering/resources/views/livewire/⚡cart.blade.php</w:t>
+      </w:r>
+      <w:r>
+        <w:rPr>
+          <w:rFonts w:ascii="Aptos" w:hAnsi="Aptos"/>
+          <w:color w:val="1F2937"/>
+          <w:sz w:val="19"/>
+        </w:rPr>
+        <w:t xml:space="preserve">.</w:t>
+      </w:r>
+    </w:p>
+    <w:p>
+      <w:pPr>
+        <w:pStyle w:val="ListBody"/>
+        <w:numPr>
+          <w:ilvl w:val="0"/>
+          <w:numId w:val="10"/>
+        </w:numPr>
+      </w:pPr>
+      <w:r>
+        <w:rPr>
+          <w:rFonts w:ascii="Aptos" w:hAnsi="Aptos"/>
+          <w:color w:val="1F2937"/>
+          <w:sz w:val="19"/>
+        </w:rPr>
+        <w:t xml:space="preserve">Manual: </w:t>
+      </w:r>
+      <w:r>
+        <w:rPr>
+          <w:rFonts w:ascii="Consolas" w:hAnsi="Consolas"/>
+          <w:color w:val="C11B12"/>
+          <w:sz w:val="17"/>
+          <w:shd w:fill="ECEFF3"/>
+        </w:rPr>
+        <w:t xml:space="preserve">rm app/Modules/Ordering/resources/views/livewire/.gitkeep</w:t>
+      </w:r>
+      <w:r>
+        <w:rPr>
+          <w:rFonts w:ascii="Aptos" w:hAnsi="Aptos"/>
+          <w:color w:val="1F2937"/>
+          <w:sz w:val="19"/>
+        </w:rPr>
+        <w:t xml:space="preserve"> — .gitkeep dihapus karena folder komponen modul kini berisi. Komponen dipasang di beranda pelanggan sebagai &lt;livewire:ordering::cart&gt; dan menerima event cart-add dari catalog::menu-catalog. Hasil: </w:t>
+      </w:r>
+      <w:r>
+        <w:rPr>
+          <w:rFonts w:ascii="Consolas" w:hAnsi="Consolas"/>
+          <w:color w:val="C11B12"/>
+          <w:sz w:val="17"/>
+          <w:shd w:fill="ECEFF3"/>
+        </w:rPr>
+        <w:t xml:space="preserve">resources/views/customer/home.blade.php (diubah)</w:t>
+      </w:r>
+      <w:r>
+        <w:rPr>
+          <w:rFonts w:ascii="Aptos" w:hAnsi="Aptos"/>
+          <w:color w:val="1F2937"/>
+          <w:sz w:val="19"/>
+        </w:rPr>
+        <w:t xml:space="preserve">.</w:t>
+      </w:r>
+    </w:p>
+    <w:p>
+      <w:pPr>
         <w:pStyle w:val="TutorialObserve"/>
         <w:shd w:fill="FFF4D6" w:val="clear"/>
         <w:pBdr>
@@ -4208,6 +5209,366 @@
     </w:p>
     <w:p>
       <w:pPr>
+        <w:pStyle w:val="ListBody"/>
+      </w:pPr>
+      <w:r>
+        <w:rPr>
+          <w:rFonts w:ascii="Aptos" w:hAnsi="Aptos"/>
+          <w:color w:val="1F2937"/>
+          <w:sz w:val="19"/>
+        </w:rPr>
+        <w:t xml:space="preserve">Perintah pembuatan berkas tahap ini (diverifikasi pada Laravel 13.25; baris # INFO adalah output nyata). Jalankan dari root repository, lalu isi berkas sesuai langkah di atas.</w:t>
+      </w:r>
+    </w:p>
+    <w:p>
+      <w:pPr>
+        <w:pStyle w:val="CodeHeader"/>
+        <w:shd w:fill="2D2D30"/>
+        <w:pBdr>
+          <w:left w:val="single" w:sz="4" w:space="8" w:color="2D2D30"/>
+        </w:pBdr>
+      </w:pPr>
+      <w:r>
+        <w:rPr>
+          <w:rFonts w:ascii="Consolas" w:hAnsi="Consolas"/>
+          <w:b/>
+          <w:color w:val="FFFFFF"/>
+          <w:sz w:val="16"/>
+        </w:rPr>
+        <w:t xml:space="preserve">BUAT FILE — MODUL 8 TAHAP 7   •   terminal pada root repository   •   BASH</w:t>
+      </w:r>
+    </w:p>
+    <w:p>
+      <w:pPr>
+        <w:pStyle w:val="CodeBlock"/>
+        <w:shd w:fill="1E1E1E"/>
+        <w:pBdr>
+          <w:left w:val="single" w:sz="4" w:space="8" w:color="1E1E1E"/>
+        </w:pBdr>
+      </w:pPr>
+      <w:r>
+        <w:rPr>
+          <w:rFonts w:ascii="Consolas" w:hAnsi="Consolas"/>
+          <w:color w:val="D4D4D4"/>
+          <w:sz w:val="16"/>
+        </w:rPr>
+        <w:t xml:space="preserve">php artisan make:test CartServiceTest --phpunit</w:t>
+        <w:br/>
+      </w:r>
+      <w:r>
+        <w:rPr>
+          <w:rFonts w:ascii="Consolas" w:hAnsi="Consolas"/>
+          <w:color w:val="6A9955"/>
+          <w:sz w:val="16"/>
+        </w:rPr>
+        <w:t xml:space="preserve">#   INFO Test [tests/Feature/CartServiceTest.php] created successfully.</w:t>
+        <w:br/>
+      </w:r>
+      <w:r>
+        <w:rPr>
+          <w:rFonts w:ascii="Consolas" w:hAnsi="Consolas"/>
+          <w:color w:val="D4D4D4"/>
+          <w:sz w:val="16"/>
+        </w:rPr>
+        <w:t xml:space="preserve">php artisan make:test CartLivewireTest --phpunit</w:t>
+        <w:br/>
+      </w:r>
+      <w:r>
+        <w:rPr>
+          <w:rFonts w:ascii="Consolas" w:hAnsi="Consolas"/>
+          <w:color w:val="6A9955"/>
+          <w:sz w:val="16"/>
+        </w:rPr>
+        <w:t xml:space="preserve">#   INFO Test [tests/Feature/CartLivewireTest.php] created successfully.</w:t>
+        <w:br/>
+      </w:r>
+      <w:r>
+        <w:rPr>
+          <w:rFonts w:ascii="Consolas" w:hAnsi="Consolas"/>
+          <w:color w:val="D4D4D4"/>
+          <w:sz w:val="16"/>
+        </w:rPr>
+        <w:t xml:space="preserve">php artisan make:test ResolveCustomerSessionTest --phpunit</w:t>
+        <w:br/>
+      </w:r>
+      <w:r>
+        <w:rPr>
+          <w:rFonts w:ascii="Consolas" w:hAnsi="Consolas"/>
+          <w:color w:val="6A9955"/>
+          <w:sz w:val="16"/>
+        </w:rPr>
+        <w:t xml:space="preserve">#   INFO Test [tests/Feature/ResolveCustomerSessionTest.php] created successfully.</w:t>
+        <w:br/>
+      </w:r>
+      <w:r>
+        <w:rPr>
+          <w:rFonts w:ascii="Consolas" w:hAnsi="Consolas"/>
+          <w:color w:val="6A9955"/>
+          <w:sz w:val="16"/>
+        </w:rPr>
+        <w:t xml:space="preserve"># manual (shell)</w:t>
+        <w:br/>
+      </w:r>
+      <w:r>
+        <w:rPr>
+          <w:rFonts w:ascii="Consolas" w:hAnsi="Consolas"/>
+          <w:color w:val="D4D4D4"/>
+          <w:sz w:val="16"/>
+        </w:rPr>
+        <w:t xml:space="preserve">mkdir -p evidence/pertemuan-08/screenshots</w:t>
+        <w:br/>
+      </w:r>
+      <w:r>
+        <w:rPr>
+          <w:rFonts w:ascii="Consolas" w:hAnsi="Consolas"/>
+          <w:color w:val="D4D4D4"/>
+          <w:sz w:val="16"/>
+        </w:rPr>
+        <w:t xml:space="preserve">touch evidence/pertemuan-08/{RINGKASAN.md,redis-revalidation.txt}</w:t>
+        <w:br/>
+      </w:r>
+      <w:r>
+        <w:rPr>
+          <w:rFonts w:ascii="Consolas" w:hAnsi="Consolas"/>
+          <w:color w:val="D4D4D4"/>
+          <w:sz w:val="16"/>
+        </w:rPr>
+        <w:t xml:space="preserve">php artisan test --compact --filter="CartServiceTest|CartLivewireTest|ResolveCustomerSessionTest" &gt; evidence/pertemuan-08/test-cart.txt</w:t>
+      </w:r>
+    </w:p>
+    <w:p>
+      <w:pPr>
+        <w:pStyle w:val="ListBody"/>
+        <w:numPr>
+          <w:ilvl w:val="0"/>
+          <w:numId w:val="10"/>
+        </w:numPr>
+      </w:pPr>
+      <w:r>
+        <w:rPr>
+          <w:rFonts w:ascii="Consolas" w:hAnsi="Consolas"/>
+          <w:color w:val="C11B12"/>
+          <w:sz w:val="17"/>
+          <w:shd w:fill="ECEFF3"/>
+        </w:rPr>
+        <w:t xml:space="preserve">php artisan make:test CartServiceTest --phpunit</w:t>
+      </w:r>
+      <w:r>
+        <w:rPr>
+          <w:rFonts w:ascii="Aptos" w:hAnsi="Aptos"/>
+          <w:color w:val="1F2937"/>
+          <w:sz w:val="19"/>
+        </w:rPr>
+        <w:t xml:space="preserve"> — Feature test CartService dengan Redis + MariaDB nyata (revalidasi harga/stok, isolasi sesi, modifier). Hasil: </w:t>
+      </w:r>
+      <w:r>
+        <w:rPr>
+          <w:rFonts w:ascii="Consolas" w:hAnsi="Consolas"/>
+          <w:color w:val="C11B12"/>
+          <w:sz w:val="17"/>
+          <w:shd w:fill="ECEFF3"/>
+        </w:rPr>
+        <w:t xml:space="preserve">tests/Feature/CartServiceTest.php</w:t>
+      </w:r>
+      <w:r>
+        <w:rPr>
+          <w:rFonts w:ascii="Aptos" w:hAnsi="Aptos"/>
+          <w:color w:val="1F2937"/>
+          <w:sz w:val="19"/>
+        </w:rPr>
+        <w:t xml:space="preserve">.</w:t>
+      </w:r>
+    </w:p>
+    <w:p>
+      <w:pPr>
+        <w:pStyle w:val="ListBody"/>
+        <w:numPr>
+          <w:ilvl w:val="0"/>
+          <w:numId w:val="10"/>
+        </w:numPr>
+      </w:pPr>
+      <w:r>
+        <w:rPr>
+          <w:rFonts w:ascii="Consolas" w:hAnsi="Consolas"/>
+          <w:color w:val="C11B12"/>
+          <w:sz w:val="17"/>
+          <w:shd w:fill="ECEFF3"/>
+        </w:rPr>
+        <w:t xml:space="preserve">php artisan make:test CartLivewireTest --phpunit</w:t>
+      </w:r>
+      <w:r>
+        <w:rPr>
+          <w:rFonts w:ascii="Aptos" w:hAnsi="Aptos"/>
+          <w:color w:val="1F2937"/>
+          <w:sz w:val="19"/>
+        </w:rPr>
+        <w:t xml:space="preserve"> — Feature test komponen ordering::cart + event cart-add dari katalog + beranda merender kedua komponen modul. Hasil: </w:t>
+      </w:r>
+      <w:r>
+        <w:rPr>
+          <w:rFonts w:ascii="Consolas" w:hAnsi="Consolas"/>
+          <w:color w:val="C11B12"/>
+          <w:sz w:val="17"/>
+          <w:shd w:fill="ECEFF3"/>
+        </w:rPr>
+        <w:t xml:space="preserve">tests/Feature/CartLivewireTest.php</w:t>
+      </w:r>
+      <w:r>
+        <w:rPr>
+          <w:rFonts w:ascii="Aptos" w:hAnsi="Aptos"/>
+          <w:color w:val="1F2937"/>
+          <w:sz w:val="19"/>
+        </w:rPr>
+        <w:t xml:space="preserve">.</w:t>
+      </w:r>
+    </w:p>
+    <w:p>
+      <w:pPr>
+        <w:pStyle w:val="ListBody"/>
+        <w:numPr>
+          <w:ilvl w:val="0"/>
+          <w:numId w:val="10"/>
+        </w:numPr>
+      </w:pPr>
+      <w:r>
+        <w:rPr>
+          <w:rFonts w:ascii="Consolas" w:hAnsi="Consolas"/>
+          <w:color w:val="C11B12"/>
+          <w:sz w:val="17"/>
+          <w:shd w:fill="ECEFF3"/>
+        </w:rPr>
+        <w:t xml:space="preserve">php artisan make:test ResolveCustomerSessionTest --phpunit</w:t>
+      </w:r>
+      <w:r>
+        <w:rPr>
+          <w:rFonts w:ascii="Aptos" w:hAnsi="Aptos"/>
+          <w:color w:val="1F2937"/>
+          <w:sz w:val="19"/>
+        </w:rPr>
+        <w:t xml:space="preserve"> — Feature test resolver sesi (token benar/salah/kedaluwarsa/ditutup). Hasil: </w:t>
+      </w:r>
+      <w:r>
+        <w:rPr>
+          <w:rFonts w:ascii="Consolas" w:hAnsi="Consolas"/>
+          <w:color w:val="C11B12"/>
+          <w:sz w:val="17"/>
+          <w:shd w:fill="ECEFF3"/>
+        </w:rPr>
+        <w:t xml:space="preserve">tests/Feature/ResolveCustomerSessionTest.php</w:t>
+      </w:r>
+      <w:r>
+        <w:rPr>
+          <w:rFonts w:ascii="Aptos" w:hAnsi="Aptos"/>
+          <w:color w:val="1F2937"/>
+          <w:sz w:val="19"/>
+        </w:rPr>
+        <w:t xml:space="preserve">.</w:t>
+      </w:r>
+    </w:p>
+    <w:p>
+      <w:pPr>
+        <w:pStyle w:val="ListBody"/>
+        <w:numPr>
+          <w:ilvl w:val="0"/>
+          <w:numId w:val="10"/>
+        </w:numPr>
+      </w:pPr>
+      <w:r>
+        <w:rPr>
+          <w:rFonts w:ascii="Aptos" w:hAnsi="Aptos"/>
+          <w:color w:val="1F2937"/>
+          <w:sz w:val="19"/>
+        </w:rPr>
+        <w:t xml:space="preserve">Manual: </w:t>
+      </w:r>
+      <w:r>
+        <w:rPr>
+          <w:rFonts w:ascii="Consolas" w:hAnsi="Consolas"/>
+          <w:color w:val="C11B12"/>
+          <w:sz w:val="17"/>
+          <w:shd w:fill="ECEFF3"/>
+        </w:rPr>
+        <w:t xml:space="preserve">mkdir -p evidence/pertemuan-08/screenshots</w:t>
+      </w:r>
+      <w:r>
+        <w:rPr>
+          <w:rFonts w:ascii="Aptos" w:hAnsi="Aptos"/>
+          <w:color w:val="1F2937"/>
+          <w:sz w:val="19"/>
+        </w:rPr>
+        <w:t xml:space="preserve"> — Ringkasan evidence, bukti Redis (key/TTL/revalidasi) dan hasil test keranjang; screenshot di evidence/pertemuan-08/screenshots/. Hasil: </w:t>
+      </w:r>
+      <w:r>
+        <w:rPr>
+          <w:rFonts w:ascii="Consolas" w:hAnsi="Consolas"/>
+          <w:color w:val="C11B12"/>
+          <w:sz w:val="17"/>
+          <w:shd w:fill="ECEFF3"/>
+        </w:rPr>
+        <w:t xml:space="preserve">evidence/pertemuan-08/RINGKASAN.md</w:t>
+      </w:r>
+      <w:r>
+        <w:rPr>
+          <w:rFonts w:ascii="Aptos" w:hAnsi="Aptos"/>
+          <w:color w:val="1F2937"/>
+          <w:sz w:val="19"/>
+        </w:rPr>
+        <w:t xml:space="preserve">, </w:t>
+      </w:r>
+      <w:r>
+        <w:rPr>
+          <w:rFonts w:ascii="Consolas" w:hAnsi="Consolas"/>
+          <w:color w:val="C11B12"/>
+          <w:sz w:val="17"/>
+          <w:shd w:fill="ECEFF3"/>
+        </w:rPr>
+        <w:t xml:space="preserve">evidence/pertemuan-08/redis-revalidation.txt</w:t>
+      </w:r>
+      <w:r>
+        <w:rPr>
+          <w:rFonts w:ascii="Aptos" w:hAnsi="Aptos"/>
+          <w:color w:val="1F2937"/>
+          <w:sz w:val="19"/>
+        </w:rPr>
+        <w:t xml:space="preserve">, </w:t>
+      </w:r>
+      <w:r>
+        <w:rPr>
+          <w:rFonts w:ascii="Consolas" w:hAnsi="Consolas"/>
+          <w:color w:val="C11B12"/>
+          <w:sz w:val="17"/>
+          <w:shd w:fill="ECEFF3"/>
+        </w:rPr>
+        <w:t xml:space="preserve">evidence/pertemuan-08/test-cart.txt</w:t>
+      </w:r>
+      <w:r>
+        <w:rPr>
+          <w:rFonts w:ascii="Aptos" w:hAnsi="Aptos"/>
+          <w:color w:val="1F2937"/>
+          <w:sz w:val="19"/>
+        </w:rPr>
+        <w:t xml:space="preserve">, </w:t>
+      </w:r>
+      <w:r>
+        <w:rPr>
+          <w:rFonts w:ascii="Consolas" w:hAnsi="Consolas"/>
+          <w:color w:val="C11B12"/>
+          <w:sz w:val="17"/>
+          <w:shd w:fill="ECEFF3"/>
+        </w:rPr>
+        <w:t xml:space="preserve">evidence/pertemuan-08/screenshots/m8-cart-module.png</w:t>
+      </w:r>
+      <w:r>
+        <w:rPr>
+          <w:rFonts w:ascii="Aptos" w:hAnsi="Aptos"/>
+          <w:color w:val="1F2937"/>
+          <w:sz w:val="19"/>
+        </w:rPr>
+        <w:t xml:space="preserve">.</w:t>
+      </w:r>
+    </w:p>
+    <w:p>
+      <w:pPr>
         <w:pStyle w:val="TutorialObserve"/>
         <w:shd w:fill="FFF4D6" w:val="clear"/>
         <w:pBdr>
@@ -4290,85 +5651,302 @@
     <w:p>
       <w:pPr>
         <w:pStyle w:val="CodeHeader"/>
-        <w:keepNext/>
+        <w:shd w:fill="2D2D30"/>
         <w:pBdr>
-          <w:left w:val="single" w:sz="12" w:space="8" w:color="B8DDE0"/>
+          <w:left w:val="single" w:sz="4" w:space="8" w:color="2D2D30"/>
         </w:pBdr>
-        <w:shd w:val="clear" w:color="auto" w:fill="E4EAED"/>
       </w:pPr>
       <w:r>
         <w:rPr>
           <w:rFonts w:ascii="Consolas" w:hAnsi="Consolas"/>
           <w:b/>
-          <w:color w:val="262626"/>
+          <w:color w:val="FFFFFF"/>
           <w:sz w:val="16"/>
         </w:rPr>
-        <w:t xml:space="preserve">Lokasi: terminal pada root repository kantin-multi-tenant   •   MODUL 8 — TERMINAL   •   BASH</w:t>
+        <w:t>Lokasi: terminal pada root repository kantin-multi-tenant   •   MODUL 8 — TERMINAL   •   BASH</w:t>
       </w:r>
     </w:p>
     <w:p>
       <w:pPr>
         <w:pStyle w:val="CodeBlock"/>
+        <w:shd w:fill="1E1E1E"/>
         <w:pBdr>
-          <w:left w:val="single" w:sz="12" w:space="8" w:color="B8DDE0"/>
+          <w:left w:val="single" w:sz="4" w:space="8" w:color="1E1E1E"/>
         </w:pBdr>
-        <w:shd w:val="clear" w:color="auto" w:fill="F2F3F7"/>
       </w:pPr>
       <w:r>
         <w:rPr>
           <w:rFonts w:ascii="Consolas" w:hAnsi="Consolas"/>
-          <w:b/>
-          <w:color w:val="000080"/>
+          <w:color w:val="4EC9B0"/>
           <w:sz w:val="16"/>
         </w:rPr>
-        <w:t xml:space="preserve">php</w:t>
+        <w:t>php</w:t>
       </w:r>
       <w:r>
         <w:rPr>
           <w:rFonts w:ascii="Consolas" w:hAnsi="Consolas"/>
-          <w:color w:val="262626"/>
+          <w:color w:val="D4D4D4"/>
           <w:sz w:val="16"/>
         </w:rPr>
         <w:t xml:space="preserve"> artisan test</w:t>
-      </w:r>
-      <w:r>
         <w:br/>
+        <w:t xml:space="preserve">./vendor/bin/pint --test</w:t>
+        <w:br/>
       </w:r>
       <w:r>
         <w:rPr>
           <w:rFonts w:ascii="Consolas" w:hAnsi="Consolas"/>
-          <w:color w:val="262626"/>
+          <w:color w:val="4EC9B0"/>
           <w:sz w:val="16"/>
         </w:rPr>
-        <w:t xml:space="preserve">./vendor/bin/pint </w:t>
+        <w:t>npm</w:t>
       </w:r>
       <w:r>
         <w:rPr>
           <w:rFonts w:ascii="Consolas" w:hAnsi="Consolas"/>
-          <w:color w:val="0073E6"/>
+          <w:color w:val="D4D4D4"/>
           <w:sz w:val="16"/>
         </w:rPr>
-        <w:t xml:space="preserve">--test</w:t>
-      </w:r>
-      <w:r>
-        <w:br/>
+        <w:t xml:space="preserve"> run build</w:t>
+      </w:r>
+    </w:p>
+    <w:p>
+      <w:pPr>
+        <w:pStyle w:val="Heading3"/>
+      </w:pPr>
+      <w:r>
+        <w:t xml:space="preserve">Output Nyata Terverifikasi</w:t>
+      </w:r>
+    </w:p>
+    <w:p>
+      <w:pPr>
+        <w:pStyle w:val="ListBody"/>
+      </w:pPr>
+      <w:r>
+        <w:t xml:space="preserve">Keranjang multi-tenant di Redis dengan revalidasi harga/stok — diverifikasi live pada server lokal: scan QR meja, tambah item, subtotal Rp 47.000 (2×Rp 16.000 + 1×Rp 15.000). Redis hanya menyimpan identitas + kuantitas; harga dihitung ulang dari basis data.</w:t>
+      </w:r>
+    </w:p>
+    <w:p>
+      <w:pPr>
+        <w:jc w:val="center"/>
+        <w:spacing w:before="80" w:after="40"/>
+      </w:pPr>
+      <w:r>
+        <w:drawing>
+          <wp:inline distT="0" distB="0" distL="0" distR="0">
+            <wp:extent cx="4572000" cy="3487000"/>
+            <wp:effectExtent l="0" t="0" r="0" b="0"/>
+            <wp:docPr id="9081" name="M8 cart"/>
+            <wp:cNvGraphicFramePr>
+              <a:graphicFrameLocks xmlns:a="http://schemas.openxmlformats.org/drawingml/2006/main" noChangeAspect="1"/>
+            </wp:cNvGraphicFramePr>
+            <a:graphic xmlns:a="http://schemas.openxmlformats.org/drawingml/2006/main">
+              <a:graphicData uri="http://schemas.openxmlformats.org/drawingml/2006/picture">
+                <pic:pic xmlns:pic="http://schemas.openxmlformats.org/drawingml/2006/picture">
+                  <pic:nvPicPr>
+                    <pic:cNvPr id="9081" name="M8 cart"/>
+                    <pic:cNvPicPr/>
+                  </pic:nvPicPr>
+                  <pic:blipFill>
+                    <a:blip r:embed="rId908"/>
+                    <a:stretch>
+                      <a:fillRect/>
+                    </a:stretch>
+                  </pic:blipFill>
+                  <pic:spPr>
+                    <a:xfrm>
+                      <a:off x="0" y="0"/>
+                      <a:ext cx="4572000" cy="3487000"/>
+                    </a:xfrm>
+                    <a:prstGeom prst="rect">
+                      <a:avLst/>
+                    </a:prstGeom>
+                  </pic:spPr>
+                </pic:pic>
+              </a:graphicData>
+            </a:graphic>
+          </wp:inline>
+        </w:drawing>
+      </w:r>
+    </w:p>
+    <w:p>
+      <w:pPr>
+        <w:pStyle w:val="Heading3"/>
+      </w:pPr>
+      <w:r>
+        <w:t xml:space="preserve">Output Nyata Terverifikasi — Keranjang sebagai Komponen Modul Ordering</w:t>
+      </w:r>
+    </w:p>
+    <w:p>
+      <w:pPr>
+        <w:pStyle w:val="ListBody"/>
+      </w:pPr>
+      <w:r>
+        <w:rPr>
+          <w:rFonts w:ascii="Aptos" w:hAnsi="Aptos"/>
+          <w:color w:val="1F2937"/>
+          <w:sz w:val="19"/>
+        </w:rPr>
+        <w:t xml:space="preserve">Bukti eksekusi nyata pada branch </w:t>
       </w:r>
       <w:r>
         <w:rPr>
           <w:rFonts w:ascii="Consolas" w:hAnsi="Consolas"/>
-          <w:b/>
-          <w:color w:val="000080"/>
+          <w:color w:val="C11B12"/>
+          <w:sz w:val="17"/>
+          <w:shd w:fill="ECEFF3"/>
+        </w:rPr>
+        <w:t xml:space="preserve">feat/pertemuan-08-cart-v2</w:t>
+      </w:r>
+      <w:r>
+        <w:rPr>
+          <w:rFonts w:ascii="Aptos" w:hAnsi="Aptos"/>
+          <w:color w:val="1F2937"/>
+          <w:sz w:val="19"/>
+        </w:rPr>
+        <w:t xml:space="preserve">: seluruh berkas keranjang berada di </w:t>
+      </w:r>
+      <w:r>
+        <w:rPr>
+          <w:rFonts w:ascii="Consolas" w:hAnsi="Consolas"/>
+          <w:color w:val="C11B12"/>
+          <w:sz w:val="17"/>
+          <w:shd w:fill="ECEFF3"/>
+        </w:rPr>
+        <w:t xml:space="preserve">app/Modules/Ordering</w:t>
+      </w:r>
+      <w:r>
+        <w:rPr>
+          <w:rFonts w:ascii="Aptos" w:hAnsi="Aptos"/>
+          <w:color w:val="1F2937"/>
+          <w:sz w:val="19"/>
+        </w:rPr>
+        <w:t xml:space="preserve"> (service, DTO, exception, komponen </w:t>
+      </w:r>
+      <w:r>
+        <w:rPr>
+          <w:rFonts w:ascii="Consolas" w:hAnsi="Consolas"/>
+          <w:color w:val="C11B12"/>
+          <w:sz w:val="17"/>
+          <w:shd w:fill="ECEFF3"/>
+        </w:rPr>
+        <w:t xml:space="preserve">ordering::cart</w:t>
+      </w:r>
+      <w:r>
+        <w:rPr>
+          <w:rFonts w:ascii="Aptos" w:hAnsi="Aptos"/>
+          <w:color w:val="1F2937"/>
+          <w:sz w:val="19"/>
+        </w:rPr>
+        <w:t xml:space="preserve"> yang dibuat dengan </w:t>
+      </w:r>
+      <w:r>
+        <w:rPr>
+          <w:rFonts w:ascii="Consolas" w:hAnsi="Consolas"/>
+          <w:color w:val="C11B12"/>
+          <w:sz w:val="17"/>
+          <w:shd w:fill="ECEFF3"/>
+        </w:rPr>
+        <w:t xml:space="preserve">php artisan make:livewire ordering::cart</w:t>
+      </w:r>
+      <w:r>
+        <w:rPr>
+          <w:rFonts w:ascii="Aptos" w:hAnsi="Aptos"/>
+          <w:color w:val="1F2937"/>
+          <w:sz w:val="19"/>
+        </w:rPr>
+        <w:t xml:space="preserve">); beranda pelanggan merender </w:t>
+      </w:r>
+      <w:r>
+        <w:rPr>
+          <w:rFonts w:ascii="Consolas" w:hAnsi="Consolas"/>
+          <w:color w:val="C11B12"/>
+          <w:sz w:val="17"/>
+          <w:shd w:fill="ECEFF3"/>
+        </w:rPr>
+        <w:t xml:space="preserve">catalog::menu-catalog</w:t>
+      </w:r>
+      <w:r>
+        <w:rPr>
+          <w:rFonts w:ascii="Aptos" w:hAnsi="Aptos"/>
+          <w:color w:val="1F2937"/>
+          <w:sz w:val="19"/>
+        </w:rPr>
+        <w:t xml:space="preserve"> + </w:t>
+      </w:r>
+      <w:r>
+        <w:rPr>
+          <w:rFonts w:ascii="Consolas" w:hAnsi="Consolas"/>
+          <w:color w:val="C11B12"/>
+          <w:sz w:val="17"/>
+          <w:shd w:fill="ECEFF3"/>
+        </w:rPr>
+        <w:t xml:space="preserve">ordering::cart</w:t>
+      </w:r>
+      <w:r>
+        <w:rPr>
+          <w:rFonts w:ascii="Aptos" w:hAnsi="Aptos"/>
+          <w:color w:val="1F2937"/>
+          <w:sz w:val="19"/>
+        </w:rPr>
+        <w:t xml:space="preserve">; uji keranjang (Redis + MariaDB nyata) dan suite penuh hijau.</w:t>
+      </w:r>
+    </w:p>
+    <w:p>
+      <w:pPr>
+        <w:jc w:val="center"/>
+        <w:spacing w:before="80" w:after="40"/>
+      </w:pPr>
+      <w:r>
+        <w:drawing>
+          <wp:inline distT="0" distB="0" distL="0" distR="0">
+            <wp:extent cx="5943600" cy="4600346"/>
+            <wp:effectExtent l="0" t="0" r="0" b="0"/>
+            <wp:docPr id="9561" name="M8 keranjang modul Ordering"/>
+            <wp:cNvGraphicFramePr>
+              <a:graphicFrameLocks xmlns:a="http://schemas.openxmlformats.org/drawingml/2006/main" noChangeAspect="1"/>
+            </wp:cNvGraphicFramePr>
+            <a:graphic xmlns:a="http://schemas.openxmlformats.org/drawingml/2006/main">
+              <a:graphicData uri="http://schemas.openxmlformats.org/drawingml/2006/picture">
+                <pic:pic xmlns:pic="http://schemas.openxmlformats.org/drawingml/2006/picture">
+                  <pic:nvPicPr>
+                    <pic:cNvPr id="9561" name="M8 keranjang modul Ordering"/>
+                    <pic:cNvPicPr/>
+                  </pic:nvPicPr>
+                  <pic:blipFill>
+                    <a:blip r:embed="rId956"/>
+                    <a:stretch>
+                      <a:fillRect/>
+                    </a:stretch>
+                  </pic:blipFill>
+                  <pic:spPr>
+                    <a:xfrm>
+                      <a:off x="0" y="0"/>
+                      <a:ext cx="5943600" cy="4600346"/>
+                    </a:xfrm>
+                    <a:prstGeom prst="rect">
+                      <a:avLst/>
+                    </a:prstGeom>
+                  </pic:spPr>
+                </pic:pic>
+              </a:graphicData>
+            </a:graphic>
+          </wp:inline>
+        </w:drawing>
+      </w:r>
+    </w:p>
+    <w:p>
+      <w:pPr>
+        <w:jc w:val="center"/>
+        <w:spacing w:after="160"/>
+      </w:pPr>
+      <w:r>
+        <w:rPr>
+          <w:i/>
+          <w:color w:val="6B7280"/>
           <w:sz w:val="16"/>
         </w:rPr>
-        <w:t xml:space="preserve">npm</w:t>
-      </w:r>
-      <w:r>
-        <w:rPr>
-          <w:rFonts w:ascii="Consolas" w:hAnsi="Consolas"/>
-          <w:color w:val="262626"/>
-          <w:sz w:val="16"/>
-        </w:rPr>
-        <w:t xml:space="preserve"> run build</w:t>
+        <w:t xml:space="preserve">Gambar M8b. Isi app/Modules/Ordering, uji keranjang 16 passed, suite 109 passed.</w:t>
       </w:r>
     </w:p>
     <w:p>
@@ -4585,29 +6163,29 @@
         <w:rPr>
           <w:rFonts w:ascii="Aptos" w:hAnsi="Aptos"/>
         </w:rPr>
-        <w:t>File yang dibuat: 08_cart/CartService.php dan CartTotals.php</w:t>
+        <w:t>File yang dibuat: app/Modules/Ordering/Services/CartService.php dan app/Modules/Ordering/Data/CartView.php</w:t>
       </w:r>
     </w:p>
     <w:p>
       <w:pPr>
         <w:pStyle w:val="CodeBlock"/>
+        <w:shd w:fill="1E1E1E" w:val="clear"/>
         <w:pBdr>
-          <w:left w:val="single" w:sz="12" w:space="8" w:color="B8DDE0"/>
+          <w:left w:val="single" w:sz="4" w:space="8" w:color="1E1E1E"/>
         </w:pBdr>
-        <w:shd w:val="clear" w:color="auto" w:fill="F2F3F7"/>
       </w:pPr>
       <w:r>
         <w:rPr>
           <w:rFonts w:ascii="Consolas" w:hAnsi="Consolas"/>
-          <w:color w:val="660E7A"/>
+          <w:color w:val="9CDCFE"/>
           <w:sz w:val="16"/>
         </w:rPr>
-        <w:t xml:space="preserve">$menu</w:t>
+        <w:t>$menu</w:t>
       </w:r>
       <w:r>
         <w:rPr>
           <w:rFonts w:ascii="Consolas" w:hAnsi="Consolas"/>
-          <w:color w:val="262626"/>
+          <w:color w:val="D4D4D4"/>
           <w:sz w:val="16"/>
         </w:rPr>
         <w:t xml:space="preserve"> = </w:t>
@@ -4615,114 +6193,112 @@
       <w:r>
         <w:rPr>
           <w:rFonts w:ascii="Consolas" w:hAnsi="Consolas"/>
-          <w:color w:val="267F99"/>
+          <w:color w:val="4EC9B0"/>
           <w:sz w:val="16"/>
         </w:rPr>
-        <w:t xml:space="preserve">Menu</w:t>
+        <w:t>Menu</w:t>
       </w:r>
       <w:r>
         <w:rPr>
           <w:rFonts w:ascii="Consolas" w:hAnsi="Consolas"/>
-          <w:color w:val="262626"/>
+          <w:color w:val="D4D4D4"/>
           <w:sz w:val="16"/>
         </w:rPr>
-        <w:t xml:space="preserve">::</w:t>
+        <w:t>::</w:t>
       </w:r>
       <w:r>
         <w:rPr>
           <w:rFonts w:ascii="Consolas" w:hAnsi="Consolas"/>
-          <w:color w:val="795E26"/>
+          <w:color w:val="DCDCAA"/>
           <w:sz w:val="16"/>
         </w:rPr>
-        <w:t xml:space="preserve">withoutGlobalScopes</w:t>
+        <w:t>withoutGlobalScopes</w:t>
       </w:r>
       <w:r>
         <w:rPr>
           <w:rFonts w:ascii="Consolas" w:hAnsi="Consolas"/>
-          <w:color w:val="262626"/>
+          <w:color w:val="D4D4D4"/>
           <w:sz w:val="16"/>
         </w:rPr>
-        <w:t xml:space="preserve">()-&gt;</w:t>
+        <w:t>()-&gt;</w:t>
       </w:r>
       <w:r>
         <w:rPr>
           <w:rFonts w:ascii="Consolas" w:hAnsi="Consolas"/>
-          <w:color w:val="795E26"/>
+          <w:color w:val="DCDCAA"/>
           <w:sz w:val="16"/>
         </w:rPr>
-        <w:t xml:space="preserve">findOrFail</w:t>
+        <w:t>findOrFail</w:t>
       </w:r>
       <w:r>
         <w:rPr>
           <w:rFonts w:ascii="Consolas" w:hAnsi="Consolas"/>
-          <w:color w:val="262626"/>
+          <w:color w:val="D4D4D4"/>
           <w:sz w:val="16"/>
         </w:rPr>
-        <w:t xml:space="preserve">(</w:t>
+        <w:t>(</w:t>
       </w:r>
       <w:r>
         <w:rPr>
           <w:rFonts w:ascii="Consolas" w:hAnsi="Consolas"/>
-          <w:color w:val="660E7A"/>
+          <w:color w:val="9CDCFE"/>
           <w:sz w:val="16"/>
         </w:rPr>
-        <w:t xml:space="preserve">$menuId</w:t>
+        <w:t>$menuId</w:t>
       </w:r>
       <w:r>
         <w:rPr>
           <w:rFonts w:ascii="Consolas" w:hAnsi="Consolas"/>
-          <w:color w:val="262626"/>
+          <w:color w:val="D4D4D4"/>
           <w:sz w:val="16"/>
         </w:rPr>
-        <w:t xml:space="preserve">);</w:t>
-      </w:r>
-      <w:r>
+        <w:t>);</w:t>
         <w:br/>
       </w:r>
       <w:r>
         <w:rPr>
           <w:rFonts w:ascii="Consolas" w:hAnsi="Consolas"/>
-          <w:color w:val="660E7A"/>
+          <w:color w:val="9CDCFE"/>
           <w:sz w:val="16"/>
         </w:rPr>
-        <w:t xml:space="preserve">$this</w:t>
+        <w:t>$this</w:t>
       </w:r>
       <w:r>
         <w:rPr>
           <w:rFonts w:ascii="Consolas" w:hAnsi="Consolas"/>
-          <w:color w:val="262626"/>
+          <w:color w:val="D4D4D4"/>
           <w:sz w:val="16"/>
         </w:rPr>
-        <w:t xml:space="preserve">-&gt;</w:t>
+        <w:t>-&gt;</w:t>
       </w:r>
       <w:r>
         <w:rPr>
           <w:rFonts w:ascii="Consolas" w:hAnsi="Consolas"/>
-          <w:color w:val="795E26"/>
+          <w:color w:val="DCDCAA"/>
           <w:sz w:val="16"/>
         </w:rPr>
-        <w:t xml:space="preserve">assertSellable</w:t>
+        <w:t>assertSellable</w:t>
       </w:r>
       <w:r>
         <w:rPr>
           <w:rFonts w:ascii="Consolas" w:hAnsi="Consolas"/>
-          <w:color w:val="262626"/>
+          <w:color w:val="D4D4D4"/>
           <w:sz w:val="16"/>
         </w:rPr>
-        <w:t xml:space="preserve">(</w:t>
+        <w:t>(</w:t>
       </w:r>
       <w:r>
         <w:rPr>
           <w:rFonts w:ascii="Consolas" w:hAnsi="Consolas"/>
-          <w:color w:val="660E7A"/>
+          <w:color w:val="9CDCFE"/>
           <w:sz w:val="16"/>
         </w:rPr>
-        <w:t xml:space="preserve">$menu</w:t>
+        <w:t>$menu</w:t>
       </w:r>
       <w:r>
         <w:rPr>
           <w:rFonts w:ascii="Consolas" w:hAnsi="Consolas"/>
-          <w:color w:val="262626"/>
+          <w:color w:val="D4D4D4"/>
           <w:sz w:val="16"/>
         </w:rPr>
         <w:t xml:space="preserve">, </w:t>
@@ -4730,37 +6306,33 @@
       <w:r>
         <w:rPr>
           <w:rFonts w:ascii="Consolas" w:hAnsi="Consolas"/>
-          <w:color w:val="660E7A"/>
+          <w:color w:val="9CDCFE"/>
           <w:sz w:val="16"/>
         </w:rPr>
-        <w:t xml:space="preserve">$quantity</w:t>
+        <w:t>$quantity</w:t>
       </w:r>
       <w:r>
         <w:rPr>
           <w:rFonts w:ascii="Consolas" w:hAnsi="Consolas"/>
-          <w:color w:val="262626"/>
+          <w:color w:val="D4D4D4"/>
           <w:sz w:val="16"/>
         </w:rPr>
-        <w:t xml:space="preserve">);</w:t>
-      </w:r>
-      <w:r>
+        <w:t>);</w:t>
         <w:br/>
-      </w:r>
-      <w:r>
         <w:br/>
       </w:r>
       <w:r>
         <w:rPr>
           <w:rFonts w:ascii="Consolas" w:hAnsi="Consolas"/>
-          <w:color w:val="660E7A"/>
+          <w:color w:val="9CDCFE"/>
           <w:sz w:val="16"/>
         </w:rPr>
-        <w:t xml:space="preserve">$key</w:t>
+        <w:t>$key</w:t>
       </w:r>
       <w:r>
         <w:rPr>
           <w:rFonts w:ascii="Consolas" w:hAnsi="Consolas"/>
-          <w:color w:val="262626"/>
+          <w:color w:val="D4D4D4"/>
           <w:sz w:val="16"/>
         </w:rPr>
         <w:t xml:space="preserve"> = </w:t>
@@ -4768,34 +6340,32 @@
       <w:r>
         <w:rPr>
           <w:rFonts w:ascii="Consolas" w:hAnsi="Consolas"/>
-          <w:color w:val="00733B"/>
+          <w:color w:val="CE9178"/>
           <w:sz w:val="16"/>
         </w:rPr>
-        <w:t xml:space="preserve">"cart:{$sessionId}"</w:t>
+        <w:t>"cart:{$sessionId}"</w:t>
       </w:r>
       <w:r>
         <w:rPr>
           <w:rFonts w:ascii="Consolas" w:hAnsi="Consolas"/>
-          <w:color w:val="262626"/>
+          <w:color w:val="D4D4D4"/>
           <w:sz w:val="16"/>
         </w:rPr>
-        <w:t xml:space="preserve">;</w:t>
-      </w:r>
-      <w:r>
+        <w:t>;</w:t>
         <w:br/>
       </w:r>
       <w:r>
         <w:rPr>
           <w:rFonts w:ascii="Consolas" w:hAnsi="Consolas"/>
-          <w:color w:val="660E7A"/>
+          <w:color w:val="9CDCFE"/>
           <w:sz w:val="16"/>
         </w:rPr>
-        <w:t xml:space="preserve">$cart</w:t>
+        <w:t>$cart</w:t>
       </w:r>
       <w:r>
         <w:rPr>
           <w:rFonts w:ascii="Consolas" w:hAnsi="Consolas"/>
-          <w:color w:val="262626"/>
+          <w:color w:val="D4D4D4"/>
           <w:sz w:val="16"/>
         </w:rPr>
         <w:t xml:space="preserve"> = </w:t>
@@ -4803,90 +6373,169 @@
       <w:r>
         <w:rPr>
           <w:rFonts w:ascii="Consolas" w:hAnsi="Consolas"/>
-          <w:color w:val="660E7A"/>
+          <w:color w:val="9CDCFE"/>
           <w:sz w:val="16"/>
         </w:rPr>
-        <w:t xml:space="preserve">$this</w:t>
+        <w:t>$this</w:t>
       </w:r>
       <w:r>
         <w:rPr>
           <w:rFonts w:ascii="Consolas" w:hAnsi="Consolas"/>
-          <w:color w:val="262626"/>
+          <w:color w:val="D4D4D4"/>
           <w:sz w:val="16"/>
         </w:rPr>
-        <w:t xml:space="preserve">-&gt;</w:t>
+        <w:t>-&gt;cache-&gt;</w:t>
       </w:r>
       <w:r>
         <w:rPr>
           <w:rFonts w:ascii="Consolas" w:hAnsi="Consolas"/>
-          <w:color w:val="660E7A"/>
+          <w:color w:val="DCDCAA"/>
           <w:sz w:val="16"/>
         </w:rPr>
-        <w:t xml:space="preserve">cache</w:t>
+        <w:t>get</w:t>
       </w:r>
       <w:r>
         <w:rPr>
           <w:rFonts w:ascii="Consolas" w:hAnsi="Consolas"/>
-          <w:color w:val="262626"/>
+          <w:color w:val="D4D4D4"/>
           <w:sz w:val="16"/>
         </w:rPr>
-        <w:t xml:space="preserve">-&gt;</w:t>
+        <w:t>(</w:t>
       </w:r>
       <w:r>
         <w:rPr>
           <w:rFonts w:ascii="Consolas" w:hAnsi="Consolas"/>
-          <w:color w:val="795E26"/>
+          <w:color w:val="9CDCFE"/>
           <w:sz w:val="16"/>
         </w:rPr>
-        <w:t xml:space="preserve">get</w:t>
+        <w:t>$key</w:t>
       </w:r>
       <w:r>
         <w:rPr>
           <w:rFonts w:ascii="Consolas" w:hAnsi="Consolas"/>
-          <w:color w:val="262626"/>
+          <w:color w:val="D4D4D4"/>
           <w:sz w:val="16"/>
         </w:rPr>
-        <w:t xml:space="preserve">(</w:t>
+        <w:t xml:space="preserve">, [</w:t>
+        <w:br/>
+        <w:t xml:space="preserve">    </w:t>
       </w:r>
       <w:r>
         <w:rPr>
           <w:rFonts w:ascii="Consolas" w:hAnsi="Consolas"/>
-          <w:color w:val="660E7A"/>
+          <w:color w:val="CE9178"/>
           <w:sz w:val="16"/>
         </w:rPr>
-        <w:t xml:space="preserve">$key</w:t>
+        <w:t>'version'</w:t>
       </w:r>
       <w:r>
         <w:rPr>
           <w:rFonts w:ascii="Consolas" w:hAnsi="Consolas"/>
-          <w:color w:val="262626"/>
+          <w:color w:val="D4D4D4"/>
           <w:sz w:val="16"/>
         </w:rPr>
-        <w:t xml:space="preserve">, [</w:t>
-      </w:r>
-      <w:r>
+        <w:t xml:space="preserve"> =&gt; </w:t>
+      </w:r>
+      <w:r>
+        <w:rPr>
+          <w:rFonts w:ascii="Consolas" w:hAnsi="Consolas"/>
+          <w:color w:val="B5CEA8"/>
+          <w:sz w:val="16"/>
+        </w:rPr>
+        <w:t>1</w:t>
+      </w:r>
+      <w:r>
+        <w:rPr>
+          <w:rFonts w:ascii="Consolas" w:hAnsi="Consolas"/>
+          <w:color w:val="D4D4D4"/>
+          <w:sz w:val="16"/>
+        </w:rPr>
+        <w:t>,</w:t>
         <w:br/>
+        <w:t xml:space="preserve">    </w:t>
       </w:r>
       <w:r>
         <w:rPr>
           <w:rFonts w:ascii="Consolas" w:hAnsi="Consolas"/>
-          <w:color w:val="262626"/>
+          <w:color w:val="CE9178"/>
           <w:sz w:val="16"/>
         </w:rPr>
+        <w:t>'items'</w:t>
+      </w:r>
+      <w:r>
+        <w:rPr>
+          <w:rFonts w:ascii="Consolas" w:hAnsi="Consolas"/>
+          <w:color w:val="D4D4D4"/>
+          <w:sz w:val="16"/>
+        </w:rPr>
+        <w:t xml:space="preserve"> =&gt; [],</w:t>
+        <w:br/>
+        <w:t>]);</w:t>
+        <w:br/>
+        <w:br/>
+      </w:r>
+      <w:r>
+        <w:rPr>
+          <w:rFonts w:ascii="Consolas" w:hAnsi="Consolas"/>
+          <w:color w:val="9CDCFE"/>
+          <w:sz w:val="16"/>
+        </w:rPr>
+        <w:t>$cart</w:t>
+      </w:r>
+      <w:r>
+        <w:rPr>
+          <w:rFonts w:ascii="Consolas" w:hAnsi="Consolas"/>
+          <w:color w:val="D4D4D4"/>
+          <w:sz w:val="16"/>
+        </w:rPr>
+        <w:t>[</w:t>
+      </w:r>
+      <w:r>
+        <w:rPr>
+          <w:rFonts w:ascii="Consolas" w:hAnsi="Consolas"/>
+          <w:color w:val="CE9178"/>
+          <w:sz w:val="16"/>
+        </w:rPr>
+        <w:t>'items'</w:t>
+      </w:r>
+      <w:r>
+        <w:rPr>
+          <w:rFonts w:ascii="Consolas" w:hAnsi="Consolas"/>
+          <w:color w:val="D4D4D4"/>
+          <w:sz w:val="16"/>
+        </w:rPr>
+        <w:t>][</w:t>
+      </w:r>
+      <w:r>
+        <w:rPr>
+          <w:rFonts w:ascii="Consolas" w:hAnsi="Consolas"/>
+          <w:color w:val="CE9178"/>
+          <w:sz w:val="16"/>
+        </w:rPr>
+        <w:t>"menu:{$menu-&gt;id}"</w:t>
+      </w:r>
+      <w:r>
+        <w:rPr>
+          <w:rFonts w:ascii="Consolas" w:hAnsi="Consolas"/>
+          <w:color w:val="D4D4D4"/>
+          <w:sz w:val="16"/>
+        </w:rPr>
+        <w:t xml:space="preserve">] = [</w:t>
+        <w:br/>
         <w:t xml:space="preserve">    </w:t>
       </w:r>
       <w:r>
         <w:rPr>
           <w:rFonts w:ascii="Consolas" w:hAnsi="Consolas"/>
-          <w:color w:val="00733B"/>
+          <w:color w:val="CE9178"/>
           <w:sz w:val="16"/>
         </w:rPr>
-        <w:t xml:space="preserve">'version'</w:t>
+        <w:t>'menu_id'</w:t>
       </w:r>
       <w:r>
         <w:rPr>
           <w:rFonts w:ascii="Consolas" w:hAnsi="Consolas"/>
-          <w:color w:val="262626"/>
+          <w:color w:val="D4D4D4"/>
           <w:sz w:val="16"/>
         </w:rPr>
         <w:t xml:space="preserve"> =&gt; </w:t>
@@ -4894,551 +6543,302 @@
       <w:r>
         <w:rPr>
           <w:rFonts w:ascii="Consolas" w:hAnsi="Consolas"/>
-          <w:color w:val="0073E6"/>
+          <w:color w:val="9CDCFE"/>
           <w:sz w:val="16"/>
         </w:rPr>
-        <w:t xml:space="preserve">1</w:t>
+        <w:t>$menu</w:t>
       </w:r>
       <w:r>
         <w:rPr>
           <w:rFonts w:ascii="Consolas" w:hAnsi="Consolas"/>
-          <w:color w:val="262626"/>
+          <w:color w:val="D4D4D4"/>
           <w:sz w:val="16"/>
         </w:rPr>
-        <w:t xml:space="preserve">,</w:t>
-      </w:r>
-      <w:r>
+        <w:t>-&gt;id,</w:t>
         <w:br/>
+        <w:t xml:space="preserve">    </w:t>
       </w:r>
       <w:r>
         <w:rPr>
           <w:rFonts w:ascii="Consolas" w:hAnsi="Consolas"/>
-          <w:color w:val="262626"/>
+          <w:color w:val="CE9178"/>
           <w:sz w:val="16"/>
         </w:rPr>
+        <w:t>'tenant_id'</w:t>
+      </w:r>
+      <w:r>
+        <w:rPr>
+          <w:rFonts w:ascii="Consolas" w:hAnsi="Consolas"/>
+          <w:color w:val="D4D4D4"/>
+          <w:sz w:val="16"/>
+        </w:rPr>
+        <w:t xml:space="preserve"> =&gt; </w:t>
+      </w:r>
+      <w:r>
+        <w:rPr>
+          <w:rFonts w:ascii="Consolas" w:hAnsi="Consolas"/>
+          <w:color w:val="9CDCFE"/>
+          <w:sz w:val="16"/>
+        </w:rPr>
+        <w:t>$menu</w:t>
+      </w:r>
+      <w:r>
+        <w:rPr>
+          <w:rFonts w:ascii="Consolas" w:hAnsi="Consolas"/>
+          <w:color w:val="D4D4D4"/>
+          <w:sz w:val="16"/>
+        </w:rPr>
+        <w:t>-&gt;tenant_id,</w:t>
+        <w:br/>
         <w:t xml:space="preserve">    </w:t>
       </w:r>
       <w:r>
         <w:rPr>
           <w:rFonts w:ascii="Consolas" w:hAnsi="Consolas"/>
-          <w:color w:val="00733B"/>
+          <w:color w:val="CE9178"/>
           <w:sz w:val="16"/>
         </w:rPr>
-        <w:t xml:space="preserve">'items'</w:t>
+        <w:t>'unit_price'</w:t>
       </w:r>
       <w:r>
         <w:rPr>
           <w:rFonts w:ascii="Consolas" w:hAnsi="Consolas"/>
-          <w:color w:val="262626"/>
+          <w:color w:val="D4D4D4"/>
           <w:sz w:val="16"/>
         </w:rPr>
-        <w:t xml:space="preserve"> =&gt; [],</w:t>
-      </w:r>
-      <w:r>
+        <w:t xml:space="preserve"> =&gt; (</w:t>
+      </w:r>
+      <w:r>
+        <w:rPr>
+          <w:rFonts w:ascii="Consolas" w:hAnsi="Consolas"/>
+          <w:color w:val="569CD6"/>
+          <w:sz w:val="16"/>
+        </w:rPr>
+        <w:t>int</w:t>
+      </w:r>
+      <w:r>
+        <w:rPr>
+          <w:rFonts w:ascii="Consolas" w:hAnsi="Consolas"/>
+          <w:color w:val="D4D4D4"/>
+          <w:sz w:val="16"/>
+        </w:rPr>
+        <w:t xml:space="preserve">) </w:t>
+      </w:r>
+      <w:r>
+        <w:rPr>
+          <w:rFonts w:ascii="Consolas" w:hAnsi="Consolas"/>
+          <w:color w:val="9CDCFE"/>
+          <w:sz w:val="16"/>
+        </w:rPr>
+        <w:t>$menu</w:t>
+      </w:r>
+      <w:r>
+        <w:rPr>
+          <w:rFonts w:ascii="Consolas" w:hAnsi="Consolas"/>
+          <w:color w:val="D4D4D4"/>
+          <w:sz w:val="16"/>
+        </w:rPr>
+        <w:t>-&gt;base_price,</w:t>
         <w:br/>
+        <w:t xml:space="preserve">    </w:t>
       </w:r>
       <w:r>
         <w:rPr>
           <w:rFonts w:ascii="Consolas" w:hAnsi="Consolas"/>
-          <w:color w:val="262626"/>
+          <w:color w:val="CE9178"/>
           <w:sz w:val="16"/>
         </w:rPr>
-        <w:t xml:space="preserve">]);</w:t>
-      </w:r>
-      <w:r>
+        <w:t>'quantity'</w:t>
+      </w:r>
+      <w:r>
+        <w:rPr>
+          <w:rFonts w:ascii="Consolas" w:hAnsi="Consolas"/>
+          <w:color w:val="D4D4D4"/>
+          <w:sz w:val="16"/>
+        </w:rPr>
+        <w:t xml:space="preserve"> =&gt; </w:t>
+      </w:r>
+      <w:r>
+        <w:rPr>
+          <w:rFonts w:ascii="Consolas" w:hAnsi="Consolas"/>
+          <w:color w:val="9CDCFE"/>
+          <w:sz w:val="16"/>
+        </w:rPr>
+        <w:t>$quantity</w:t>
+      </w:r>
+      <w:r>
+        <w:rPr>
+          <w:rFonts w:ascii="Consolas" w:hAnsi="Consolas"/>
+          <w:color w:val="D4D4D4"/>
+          <w:sz w:val="16"/>
+        </w:rPr>
+        <w:t>,</w:t>
         <w:br/>
-      </w:r>
-      <w:r>
+        <w:t xml:space="preserve">    </w:t>
+      </w:r>
+      <w:r>
+        <w:rPr>
+          <w:rFonts w:ascii="Consolas" w:hAnsi="Consolas"/>
+          <w:color w:val="CE9178"/>
+          <w:sz w:val="16"/>
+        </w:rPr>
+        <w:t>'checked_at'</w:t>
+      </w:r>
+      <w:r>
+        <w:rPr>
+          <w:rFonts w:ascii="Consolas" w:hAnsi="Consolas"/>
+          <w:color w:val="D4D4D4"/>
+          <w:sz w:val="16"/>
+        </w:rPr>
+        <w:t xml:space="preserve"> =&gt; </w:t>
+      </w:r>
+      <w:r>
+        <w:rPr>
+          <w:rFonts w:ascii="Consolas" w:hAnsi="Consolas"/>
+          <w:color w:val="DCDCAA"/>
+          <w:sz w:val="16"/>
+        </w:rPr>
+        <w:t>now</w:t>
+      </w:r>
+      <w:r>
+        <w:rPr>
+          <w:rFonts w:ascii="Consolas" w:hAnsi="Consolas"/>
+          <w:color w:val="D4D4D4"/>
+          <w:sz w:val="16"/>
+        </w:rPr>
+        <w:t>()-&gt;</w:t>
+      </w:r>
+      <w:r>
+        <w:rPr>
+          <w:rFonts w:ascii="Consolas" w:hAnsi="Consolas"/>
+          <w:color w:val="DCDCAA"/>
+          <w:sz w:val="16"/>
+        </w:rPr>
+        <w:t>toIso8601String</w:t>
+      </w:r>
+      <w:r>
+        <w:rPr>
+          <w:rFonts w:ascii="Consolas" w:hAnsi="Consolas"/>
+          <w:color w:val="D4D4D4"/>
+          <w:sz w:val="16"/>
+        </w:rPr>
+        <w:t>(),</w:t>
         <w:br/>
+        <w:t>];</w:t>
+        <w:br/>
+        <w:br/>
       </w:r>
       <w:r>
         <w:rPr>
           <w:rFonts w:ascii="Consolas" w:hAnsi="Consolas"/>
-          <w:color w:val="660E7A"/>
+          <w:color w:val="9CDCFE"/>
           <w:sz w:val="16"/>
         </w:rPr>
-        <w:t xml:space="preserve">$cart</w:t>
+        <w:t>$this</w:t>
       </w:r>
       <w:r>
         <w:rPr>
           <w:rFonts w:ascii="Consolas" w:hAnsi="Consolas"/>
-          <w:color w:val="262626"/>
+          <w:color w:val="D4D4D4"/>
           <w:sz w:val="16"/>
         </w:rPr>
-        <w:t xml:space="preserve">[</w:t>
+        <w:t>-&gt;cache-&gt;</w:t>
       </w:r>
       <w:r>
         <w:rPr>
           <w:rFonts w:ascii="Consolas" w:hAnsi="Consolas"/>
-          <w:color w:val="00733B"/>
+          <w:color w:val="DCDCAA"/>
           <w:sz w:val="16"/>
         </w:rPr>
-        <w:t xml:space="preserve">'items'</w:t>
+        <w:t>put</w:t>
       </w:r>
       <w:r>
         <w:rPr>
           <w:rFonts w:ascii="Consolas" w:hAnsi="Consolas"/>
-          <w:color w:val="262626"/>
+          <w:color w:val="D4D4D4"/>
           <w:sz w:val="16"/>
         </w:rPr>
-        <w:t xml:space="preserve">][</w:t>
+        <w:t>(</w:t>
       </w:r>
       <w:r>
         <w:rPr>
           <w:rFonts w:ascii="Consolas" w:hAnsi="Consolas"/>
-          <w:color w:val="00733B"/>
+          <w:color w:val="9CDCFE"/>
           <w:sz w:val="16"/>
         </w:rPr>
-        <w:t xml:space="preserve">"menu:{$menu-&gt;id}"</w:t>
+        <w:t>$key</w:t>
       </w:r>
       <w:r>
         <w:rPr>
           <w:rFonts w:ascii="Consolas" w:hAnsi="Consolas"/>
-          <w:color w:val="262626"/>
+          <w:color w:val="D4D4D4"/>
           <w:sz w:val="16"/>
         </w:rPr>
-        <w:t xml:space="preserve">] = [</w:t>
-      </w:r>
-      <w:r>
-        <w:br/>
+        <w:t xml:space="preserve">, </w:t>
       </w:r>
       <w:r>
         <w:rPr>
           <w:rFonts w:ascii="Consolas" w:hAnsi="Consolas"/>
-          <w:color w:val="262626"/>
+          <w:color w:val="9CDCFE"/>
           <w:sz w:val="16"/>
         </w:rPr>
-        <w:t xml:space="preserve">    </w:t>
+        <w:t>$cart</w:t>
       </w:r>
       <w:r>
         <w:rPr>
           <w:rFonts w:ascii="Consolas" w:hAnsi="Consolas"/>
-          <w:color w:val="00733B"/>
+          <w:color w:val="D4D4D4"/>
           <w:sz w:val="16"/>
         </w:rPr>
-        <w:t xml:space="preserve">'menu_id'</w:t>
+        <w:t xml:space="preserve">, </w:t>
       </w:r>
       <w:r>
         <w:rPr>
           <w:rFonts w:ascii="Consolas" w:hAnsi="Consolas"/>
-          <w:color w:val="262626"/>
+          <w:color w:val="DCDCAA"/>
           <w:sz w:val="16"/>
         </w:rPr>
-        <w:t xml:space="preserve"> =&gt; </w:t>
+        <w:t>now</w:t>
       </w:r>
       <w:r>
         <w:rPr>
           <w:rFonts w:ascii="Consolas" w:hAnsi="Consolas"/>
-          <w:color w:val="660E7A"/>
+          <w:color w:val="D4D4D4"/>
           <w:sz w:val="16"/>
         </w:rPr>
-        <w:t xml:space="preserve">$menu</w:t>
+        <w:t>()-&gt;</w:t>
       </w:r>
       <w:r>
         <w:rPr>
           <w:rFonts w:ascii="Consolas" w:hAnsi="Consolas"/>
-          <w:color w:val="262626"/>
+          <w:color w:val="DCDCAA"/>
           <w:sz w:val="16"/>
         </w:rPr>
-        <w:t xml:space="preserve">-&gt;</w:t>
+        <w:t>addHours</w:t>
       </w:r>
       <w:r>
         <w:rPr>
           <w:rFonts w:ascii="Consolas" w:hAnsi="Consolas"/>
-          <w:color w:val="660E7A"/>
+          <w:color w:val="D4D4D4"/>
           <w:sz w:val="16"/>
         </w:rPr>
-        <w:t xml:space="preserve">id</w:t>
+        <w:t>(</w:t>
       </w:r>
       <w:r>
         <w:rPr>
           <w:rFonts w:ascii="Consolas" w:hAnsi="Consolas"/>
-          <w:color w:val="262626"/>
+          <w:color w:val="B5CEA8"/>
           <w:sz w:val="16"/>
         </w:rPr>
-        <w:t xml:space="preserve">,</w:t>
-      </w:r>
-      <w:r>
-        <w:br/>
+        <w:t>4</w:t>
       </w:r>
       <w:r>
         <w:rPr>
           <w:rFonts w:ascii="Consolas" w:hAnsi="Consolas"/>
-          <w:color w:val="262626"/>
+          <w:color w:val="D4D4D4"/>
           <w:sz w:val="16"/>
         </w:rPr>
-        <w:t xml:space="preserve">    </w:t>
-      </w:r>
-      <w:r>
-        <w:rPr>
-          <w:rFonts w:ascii="Consolas" w:hAnsi="Consolas"/>
-          <w:color w:val="00733B"/>
-          <w:sz w:val="16"/>
-        </w:rPr>
-        <w:t xml:space="preserve">'tenant_id'</w:t>
-      </w:r>
-      <w:r>
-        <w:rPr>
-          <w:rFonts w:ascii="Consolas" w:hAnsi="Consolas"/>
-          <w:color w:val="262626"/>
-          <w:sz w:val="16"/>
-        </w:rPr>
-        <w:t xml:space="preserve"> =&gt; </w:t>
-      </w:r>
-      <w:r>
-        <w:rPr>
-          <w:rFonts w:ascii="Consolas" w:hAnsi="Consolas"/>
-          <w:color w:val="660E7A"/>
-          <w:sz w:val="16"/>
-        </w:rPr>
-        <w:t xml:space="preserve">$menu</w:t>
-      </w:r>
-      <w:r>
-        <w:rPr>
-          <w:rFonts w:ascii="Consolas" w:hAnsi="Consolas"/>
-          <w:color w:val="262626"/>
-          <w:sz w:val="16"/>
-        </w:rPr>
-        <w:t xml:space="preserve">-&gt;</w:t>
-      </w:r>
-      <w:r>
-        <w:rPr>
-          <w:rFonts w:ascii="Consolas" w:hAnsi="Consolas"/>
-          <w:color w:val="660E7A"/>
-          <w:sz w:val="16"/>
-        </w:rPr>
-        <w:t xml:space="preserve">tenant_id</w:t>
-      </w:r>
-      <w:r>
-        <w:rPr>
-          <w:rFonts w:ascii="Consolas" w:hAnsi="Consolas"/>
-          <w:color w:val="262626"/>
-          <w:sz w:val="16"/>
-        </w:rPr>
-        <w:t xml:space="preserve">,</w:t>
-      </w:r>
-      <w:r>
-        <w:br/>
-      </w:r>
-      <w:r>
-        <w:rPr>
-          <w:rFonts w:ascii="Consolas" w:hAnsi="Consolas"/>
-          <w:color w:val="262626"/>
-          <w:sz w:val="16"/>
-        </w:rPr>
-        <w:t xml:space="preserve">    </w:t>
-      </w:r>
-      <w:r>
-        <w:rPr>
-          <w:rFonts w:ascii="Consolas" w:hAnsi="Consolas"/>
-          <w:color w:val="00733B"/>
-          <w:sz w:val="16"/>
-        </w:rPr>
-        <w:t xml:space="preserve">'unit_price'</w:t>
-      </w:r>
-      <w:r>
-        <w:rPr>
-          <w:rFonts w:ascii="Consolas" w:hAnsi="Consolas"/>
-          <w:color w:val="262626"/>
-          <w:sz w:val="16"/>
-        </w:rPr>
-        <w:t xml:space="preserve"> =&gt; (</w:t>
-      </w:r>
-      <w:r>
-        <w:rPr>
-          <w:rFonts w:ascii="Consolas" w:hAnsi="Consolas"/>
-          <w:b/>
-          <w:color w:val="000080"/>
-          <w:sz w:val="16"/>
-        </w:rPr>
-        <w:t xml:space="preserve">int</w:t>
-      </w:r>
-      <w:r>
-        <w:rPr>
-          <w:rFonts w:ascii="Consolas" w:hAnsi="Consolas"/>
-          <w:color w:val="262626"/>
-          <w:sz w:val="16"/>
-        </w:rPr>
-        <w:t xml:space="preserve">) </w:t>
-      </w:r>
-      <w:r>
-        <w:rPr>
-          <w:rFonts w:ascii="Consolas" w:hAnsi="Consolas"/>
-          <w:color w:val="660E7A"/>
-          <w:sz w:val="16"/>
-        </w:rPr>
-        <w:t xml:space="preserve">$menu</w:t>
-      </w:r>
-      <w:r>
-        <w:rPr>
-          <w:rFonts w:ascii="Consolas" w:hAnsi="Consolas"/>
-          <w:color w:val="262626"/>
-          <w:sz w:val="16"/>
-        </w:rPr>
-        <w:t xml:space="preserve">-&gt;</w:t>
-      </w:r>
-      <w:r>
-        <w:rPr>
-          <w:rFonts w:ascii="Consolas" w:hAnsi="Consolas"/>
-          <w:color w:val="660E7A"/>
-          <w:sz w:val="16"/>
-        </w:rPr>
-        <w:t xml:space="preserve">base_price</w:t>
-      </w:r>
-      <w:r>
-        <w:rPr>
-          <w:rFonts w:ascii="Consolas" w:hAnsi="Consolas"/>
-          <w:color w:val="262626"/>
-          <w:sz w:val="16"/>
-        </w:rPr>
-        <w:t xml:space="preserve">,</w:t>
-      </w:r>
-      <w:r>
-        <w:br/>
-      </w:r>
-      <w:r>
-        <w:rPr>
-          <w:rFonts w:ascii="Consolas" w:hAnsi="Consolas"/>
-          <w:color w:val="262626"/>
-          <w:sz w:val="16"/>
-        </w:rPr>
-        <w:t xml:space="preserve">    </w:t>
-      </w:r>
-      <w:r>
-        <w:rPr>
-          <w:rFonts w:ascii="Consolas" w:hAnsi="Consolas"/>
-          <w:color w:val="00733B"/>
-          <w:sz w:val="16"/>
-        </w:rPr>
-        <w:t xml:space="preserve">'quantity'</w:t>
-      </w:r>
-      <w:r>
-        <w:rPr>
-          <w:rFonts w:ascii="Consolas" w:hAnsi="Consolas"/>
-          <w:color w:val="262626"/>
-          <w:sz w:val="16"/>
-        </w:rPr>
-        <w:t xml:space="preserve"> =&gt; </w:t>
-      </w:r>
-      <w:r>
-        <w:rPr>
-          <w:rFonts w:ascii="Consolas" w:hAnsi="Consolas"/>
-          <w:color w:val="660E7A"/>
-          <w:sz w:val="16"/>
-        </w:rPr>
-        <w:t xml:space="preserve">$quantity</w:t>
-      </w:r>
-      <w:r>
-        <w:rPr>
-          <w:rFonts w:ascii="Consolas" w:hAnsi="Consolas"/>
-          <w:color w:val="262626"/>
-          <w:sz w:val="16"/>
-        </w:rPr>
-        <w:t xml:space="preserve">,</w:t>
-      </w:r>
-      <w:r>
-        <w:br/>
-      </w:r>
-      <w:r>
-        <w:rPr>
-          <w:rFonts w:ascii="Consolas" w:hAnsi="Consolas"/>
-          <w:color w:val="262626"/>
-          <w:sz w:val="16"/>
-        </w:rPr>
-        <w:t xml:space="preserve">    </w:t>
-      </w:r>
-      <w:r>
-        <w:rPr>
-          <w:rFonts w:ascii="Consolas" w:hAnsi="Consolas"/>
-          <w:color w:val="00733B"/>
-          <w:sz w:val="16"/>
-        </w:rPr>
-        <w:t xml:space="preserve">'checked_at'</w:t>
-      </w:r>
-      <w:r>
-        <w:rPr>
-          <w:rFonts w:ascii="Consolas" w:hAnsi="Consolas"/>
-          <w:color w:val="262626"/>
-          <w:sz w:val="16"/>
-        </w:rPr>
-        <w:t xml:space="preserve"> =&gt; </w:t>
-      </w:r>
-      <w:r>
-        <w:rPr>
-          <w:rFonts w:ascii="Consolas" w:hAnsi="Consolas"/>
-          <w:color w:val="795E26"/>
-          <w:sz w:val="16"/>
-        </w:rPr>
-        <w:t xml:space="preserve">now</w:t>
-      </w:r>
-      <w:r>
-        <w:rPr>
-          <w:rFonts w:ascii="Consolas" w:hAnsi="Consolas"/>
-          <w:color w:val="262626"/>
-          <w:sz w:val="16"/>
-        </w:rPr>
-        <w:t xml:space="preserve">()-&gt;</w:t>
-      </w:r>
-      <w:r>
-        <w:rPr>
-          <w:rFonts w:ascii="Consolas" w:hAnsi="Consolas"/>
-          <w:color w:val="795E26"/>
-          <w:sz w:val="16"/>
-        </w:rPr>
-        <w:t xml:space="preserve">toIso8601String</w:t>
-      </w:r>
-      <w:r>
-        <w:rPr>
-          <w:rFonts w:ascii="Consolas" w:hAnsi="Consolas"/>
-          <w:color w:val="262626"/>
-          <w:sz w:val="16"/>
-        </w:rPr>
-        <w:t xml:space="preserve">(),</w:t>
-      </w:r>
-      <w:r>
-        <w:br/>
-      </w:r>
-      <w:r>
-        <w:rPr>
-          <w:rFonts w:ascii="Consolas" w:hAnsi="Consolas"/>
-          <w:color w:val="262626"/>
-          <w:sz w:val="16"/>
-        </w:rPr>
-        <w:t xml:space="preserve">];</w:t>
-      </w:r>
-      <w:r>
-        <w:br/>
-      </w:r>
-      <w:r>
-        <w:br/>
-      </w:r>
-      <w:r>
-        <w:rPr>
-          <w:rFonts w:ascii="Consolas" w:hAnsi="Consolas"/>
-          <w:color w:val="660E7A"/>
-          <w:sz w:val="16"/>
-        </w:rPr>
-        <w:t xml:space="preserve">$this</w:t>
-      </w:r>
-      <w:r>
-        <w:rPr>
-          <w:rFonts w:ascii="Consolas" w:hAnsi="Consolas"/>
-          <w:color w:val="262626"/>
-          <w:sz w:val="16"/>
-        </w:rPr>
-        <w:t xml:space="preserve">-&gt;</w:t>
-      </w:r>
-      <w:r>
-        <w:rPr>
-          <w:rFonts w:ascii="Consolas" w:hAnsi="Consolas"/>
-          <w:color w:val="660E7A"/>
-          <w:sz w:val="16"/>
-        </w:rPr>
-        <w:t xml:space="preserve">cache</w:t>
-      </w:r>
-      <w:r>
-        <w:rPr>
-          <w:rFonts w:ascii="Consolas" w:hAnsi="Consolas"/>
-          <w:color w:val="262626"/>
-          <w:sz w:val="16"/>
-        </w:rPr>
-        <w:t xml:space="preserve">-&gt;</w:t>
-      </w:r>
-      <w:r>
-        <w:rPr>
-          <w:rFonts w:ascii="Consolas" w:hAnsi="Consolas"/>
-          <w:color w:val="795E26"/>
-          <w:sz w:val="16"/>
-        </w:rPr>
-        <w:t xml:space="preserve">put</w:t>
-      </w:r>
-      <w:r>
-        <w:rPr>
-          <w:rFonts w:ascii="Consolas" w:hAnsi="Consolas"/>
-          <w:color w:val="262626"/>
-          <w:sz w:val="16"/>
-        </w:rPr>
-        <w:t xml:space="preserve">(</w:t>
-      </w:r>
-      <w:r>
-        <w:rPr>
-          <w:rFonts w:ascii="Consolas" w:hAnsi="Consolas"/>
-          <w:color w:val="660E7A"/>
-          <w:sz w:val="16"/>
-        </w:rPr>
-        <w:t xml:space="preserve">$key</w:t>
-      </w:r>
-      <w:r>
-        <w:rPr>
-          <w:rFonts w:ascii="Consolas" w:hAnsi="Consolas"/>
-          <w:color w:val="262626"/>
-          <w:sz w:val="16"/>
-        </w:rPr>
-        <w:t xml:space="preserve">, </w:t>
-      </w:r>
-      <w:r>
-        <w:rPr>
-          <w:rFonts w:ascii="Consolas" w:hAnsi="Consolas"/>
-          <w:color w:val="660E7A"/>
-          <w:sz w:val="16"/>
-        </w:rPr>
-        <w:t xml:space="preserve">$cart</w:t>
-      </w:r>
-      <w:r>
-        <w:rPr>
-          <w:rFonts w:ascii="Consolas" w:hAnsi="Consolas"/>
-          <w:color w:val="262626"/>
-          <w:sz w:val="16"/>
-        </w:rPr>
-        <w:t xml:space="preserve">, </w:t>
-      </w:r>
-      <w:r>
-        <w:rPr>
-          <w:rFonts w:ascii="Consolas" w:hAnsi="Consolas"/>
-          <w:color w:val="795E26"/>
-          <w:sz w:val="16"/>
-        </w:rPr>
-        <w:t xml:space="preserve">now</w:t>
-      </w:r>
-      <w:r>
-        <w:rPr>
-          <w:rFonts w:ascii="Consolas" w:hAnsi="Consolas"/>
-          <w:color w:val="262626"/>
-          <w:sz w:val="16"/>
-        </w:rPr>
-        <w:t xml:space="preserve">()-&gt;</w:t>
-      </w:r>
-      <w:r>
-        <w:rPr>
-          <w:rFonts w:ascii="Consolas" w:hAnsi="Consolas"/>
-          <w:color w:val="795E26"/>
-          <w:sz w:val="16"/>
-        </w:rPr>
-        <w:t xml:space="preserve">addHours</w:t>
-      </w:r>
-      <w:r>
-        <w:rPr>
-          <w:rFonts w:ascii="Consolas" w:hAnsi="Consolas"/>
-          <w:color w:val="262626"/>
-          <w:sz w:val="16"/>
-        </w:rPr>
-        <w:t xml:space="preserve">(</w:t>
-      </w:r>
-      <w:r>
-        <w:rPr>
-          <w:rFonts w:ascii="Consolas" w:hAnsi="Consolas"/>
-          <w:color w:val="0073E6"/>
-          <w:sz w:val="16"/>
-        </w:rPr>
-        <w:t xml:space="preserve">4</w:t>
-      </w:r>
-      <w:r>
-        <w:rPr>
-          <w:rFonts w:ascii="Consolas" w:hAnsi="Consolas"/>
-          <w:color w:val="262626"/>
-          <w:sz w:val="16"/>
-        </w:rPr>
-        <w:t xml:space="preserve">));</w:t>
+        <w:t>));</w:t>
       </w:r>
     </w:p>
     <w:p>
@@ -18468,7 +19868,7 @@
     </w:pPr>
     <w:rPr>
       <w:rFonts w:ascii="Consolas" w:hAnsi="Consolas"/>
-      <w:color w:val="262626"/>
+      <w:color w:val="D4D4D4"/>
       <w:sz w:val="16"/>
     </w:rPr>
   </w:style>
@@ -18580,7 +19980,7 @@
     <w:rPr>
       <w:rFonts w:ascii="Consolas" w:hAnsi="Consolas"/>
       <w:b/>
-      <w:color w:val="262626"/>
+      <w:color w:val="FFFFFF"/>
       <w:sz w:val="16"/>
     </w:rPr>
   </w:style>

--- a/modul_praktikum/Pertemuan_08_Keranjang_Multi-Tenant_di_Redis_dan_Revalidasi_Harga-Stok.docx
+++ b/modul_praktikum/Pertemuan_08_Keranjang_Multi-Tenant_di_Redis_dan_Revalidasi_Harga-Stok.docx
@@ -1001,7 +1001,7 @@
         </w:pBdr>
       </w:pPr>
       <w:r>
-        <w:t>LANDASAN TEKNIS — app/Services/CartService.php   •   PHP</w:t>
+        <w:t>LANDASAN TEKNIS — app/Modules/Ordering/Services/CartService.php   •   PHP</w:t>
       </w:r>
     </w:p>
     <w:p>
@@ -3483,6 +3483,141 @@
     </w:p>
     <w:p>
       <w:pPr>
+        <w:pStyle w:val="ListBody"/>
+      </w:pPr>
+      <w:r>
+        <w:rPr>
+          <w:rFonts w:ascii="Aptos" w:hAnsi="Aptos"/>
+          <w:color w:val="1F2937"/>
+          <w:sz w:val="19"/>
+        </w:rPr>
+        <w:t xml:space="preserve">Perintah pembuatan berkas tahap ini (diverifikasi pada Laravel 13.25; baris # INFO adalah output nyata). Jalankan dari root repository, lalu isi berkas sesuai langkah di atas.</w:t>
+      </w:r>
+    </w:p>
+    <w:p>
+      <w:pPr>
+        <w:pStyle w:val="CodeHeader"/>
+        <w:shd w:fill="2D2D30"/>
+        <w:pBdr>
+          <w:left w:val="single" w:sz="4" w:space="8" w:color="2D2D30"/>
+        </w:pBdr>
+      </w:pPr>
+      <w:r>
+        <w:rPr>
+          <w:rFonts w:ascii="Consolas" w:hAnsi="Consolas"/>
+          <w:b/>
+          <w:color w:val="FFFFFF"/>
+          <w:sz w:val="16"/>
+        </w:rPr>
+        <w:t xml:space="preserve">BUAT FILE — MODUL 8 TAHAP 1   •   terminal pada root repository   •   BASH</w:t>
+      </w:r>
+    </w:p>
+    <w:p>
+      <w:pPr>
+        <w:pStyle w:val="CodeBlock"/>
+        <w:shd w:fill="1E1E1E"/>
+        <w:pBdr>
+          <w:left w:val="single" w:sz="4" w:space="8" w:color="1E1E1E"/>
+        </w:pBdr>
+      </w:pPr>
+      <w:r>
+        <w:rPr>
+          <w:rFonts w:ascii="Consolas" w:hAnsi="Consolas"/>
+          <w:color w:val="D4D4D4"/>
+          <w:sz w:val="16"/>
+        </w:rPr>
+        <w:t xml:space="preserve">php artisan make:class Modules/Ordering/Data/CartLine</w:t>
+        <w:br/>
+      </w:r>
+      <w:r>
+        <w:rPr>
+          <w:rFonts w:ascii="Consolas" w:hAnsi="Consolas"/>
+          <w:color w:val="6A9955"/>
+          <w:sz w:val="16"/>
+        </w:rPr>
+        <w:t xml:space="preserve">#   INFO Class [app/Modules/Ordering/Data/CartLine.php] created successfully.</w:t>
+        <w:br/>
+      </w:r>
+      <w:r>
+        <w:rPr>
+          <w:rFonts w:ascii="Consolas" w:hAnsi="Consolas"/>
+          <w:color w:val="D4D4D4"/>
+          <w:sz w:val="16"/>
+        </w:rPr>
+        <w:t xml:space="preserve">php artisan make:class Modules/Ordering/Data/CartView</w:t>
+        <w:br/>
+      </w:r>
+      <w:r>
+        <w:rPr>
+          <w:rFonts w:ascii="Consolas" w:hAnsi="Consolas"/>
+          <w:color w:val="6A9955"/>
+          <w:sz w:val="16"/>
+        </w:rPr>
+        <w:t xml:space="preserve">#   INFO Class [app/Modules/Ordering/Data/CartView.php] created successfully.</w:t>
+      </w:r>
+    </w:p>
+    <w:p>
+      <w:pPr>
+        <w:pStyle w:val="ListBody"/>
+        <w:numPr>
+          <w:ilvl w:val="0"/>
+          <w:numId w:val="10"/>
+        </w:numPr>
+      </w:pPr>
+      <w:r>
+        <w:rPr>
+          <w:rFonts w:ascii="Consolas" w:hAnsi="Consolas"/>
+          <w:color w:val="C11B12"/>
+          <w:sz w:val="17"/>
+          <w:shd w:fill="ECEFF3"/>
+        </w:rPr>
+        <w:t xml:space="preserve">php artisan make:class Modules/Ordering/Data/CartLine</w:t>
+      </w:r>
+      <w:r>
+        <w:rPr>
+          <w:rFonts w:ascii="Aptos" w:hAnsi="Aptos"/>
+          <w:color w:val="1F2937"/>
+          <w:sz w:val="19"/>
+        </w:rPr>
+        <w:t xml:space="preserve"> (dan 1 perintah serupa di atas) — make:class membuat kelas polos; dipakai sebagai DTO read-only (final readonly class) milik modul Ordering, bukan model Eloquent — keranjang tidak disimpan di MariaDB. Hasil: </w:t>
+      </w:r>
+      <w:r>
+        <w:rPr>
+          <w:rFonts w:ascii="Consolas" w:hAnsi="Consolas"/>
+          <w:color w:val="C11B12"/>
+          <w:sz w:val="17"/>
+          <w:shd w:fill="ECEFF3"/>
+        </w:rPr>
+        <w:t xml:space="preserve">app/Modules/Ordering/Data/CartLine.php</w:t>
+      </w:r>
+      <w:r>
+        <w:rPr>
+          <w:rFonts w:ascii="Aptos" w:hAnsi="Aptos"/>
+          <w:color w:val="1F2937"/>
+          <w:sz w:val="19"/>
+        </w:rPr>
+        <w:t xml:space="preserve">, </w:t>
+      </w:r>
+      <w:r>
+        <w:rPr>
+          <w:rFonts w:ascii="Consolas" w:hAnsi="Consolas"/>
+          <w:color w:val="C11B12"/>
+          <w:sz w:val="17"/>
+          <w:shd w:fill="ECEFF3"/>
+        </w:rPr>
+        <w:t xml:space="preserve">app/Modules/Ordering/Data/CartView.php</w:t>
+      </w:r>
+      <w:r>
+        <w:rPr>
+          <w:rFonts w:ascii="Aptos" w:hAnsi="Aptos"/>
+          <w:color w:val="1F2937"/>
+          <w:sz w:val="19"/>
+        </w:rPr>
+        <w:t xml:space="preserve">.</w:t>
+      </w:r>
+    </w:p>
+    <w:p>
+      <w:pPr>
         <w:pStyle w:val="TutorialObserve"/>
         <w:shd w:fill="FFF4D6" w:val="clear"/>
         <w:pBdr>
@@ -3672,6 +3807,167 @@
     </w:p>
     <w:p>
       <w:pPr>
+        <w:pStyle w:val="ListBody"/>
+      </w:pPr>
+      <w:r>
+        <w:rPr>
+          <w:rFonts w:ascii="Aptos" w:hAnsi="Aptos"/>
+          <w:color w:val="1F2937"/>
+          <w:sz w:val="19"/>
+        </w:rPr>
+        <w:t xml:space="preserve">Perintah pembuatan berkas tahap ini (diverifikasi pada Laravel 13.25; baris # INFO adalah output nyata). Jalankan dari root repository, lalu isi berkas sesuai langkah di atas.</w:t>
+      </w:r>
+    </w:p>
+    <w:p>
+      <w:pPr>
+        <w:pStyle w:val="CodeHeader"/>
+        <w:shd w:fill="2D2D30"/>
+        <w:pBdr>
+          <w:left w:val="single" w:sz="4" w:space="8" w:color="2D2D30"/>
+        </w:pBdr>
+      </w:pPr>
+      <w:r>
+        <w:rPr>
+          <w:rFonts w:ascii="Consolas" w:hAnsi="Consolas"/>
+          <w:b/>
+          <w:color w:val="FFFFFF"/>
+          <w:sz w:val="16"/>
+        </w:rPr>
+        <w:t xml:space="preserve">BUAT FILE — MODUL 8 TAHAP 2   •   terminal pada root repository   •   BASH</w:t>
+      </w:r>
+    </w:p>
+    <w:p>
+      <w:pPr>
+        <w:pStyle w:val="CodeBlock"/>
+        <w:shd w:fill="1E1E1E"/>
+        <w:pBdr>
+          <w:left w:val="single" w:sz="4" w:space="8" w:color="1E1E1E"/>
+        </w:pBdr>
+      </w:pPr>
+      <w:r>
+        <w:rPr>
+          <w:rFonts w:ascii="Consolas" w:hAnsi="Consolas"/>
+          <w:color w:val="D4D4D4"/>
+          <w:sz w:val="16"/>
+        </w:rPr>
+        <w:t xml:space="preserve">php artisan make:class Modules/Ordering/Services/CartService</w:t>
+        <w:br/>
+      </w:r>
+      <w:r>
+        <w:rPr>
+          <w:rFonts w:ascii="Consolas" w:hAnsi="Consolas"/>
+          <w:color w:val="6A9955"/>
+          <w:sz w:val="16"/>
+        </w:rPr>
+        <w:t xml:space="preserve">#   INFO Class [app/Modules/Ordering/Services/CartService.php] created successfully.</w:t>
+        <w:br/>
+      </w:r>
+      <w:r>
+        <w:rPr>
+          <w:rFonts w:ascii="Consolas" w:hAnsi="Consolas"/>
+          <w:color w:val="D4D4D4"/>
+          <w:sz w:val="16"/>
+        </w:rPr>
+        <w:t xml:space="preserve">php artisan make:exception 'App\Modules\Ordering\Exceptions\CartException'</w:t>
+        <w:br/>
+      </w:r>
+      <w:r>
+        <w:rPr>
+          <w:rFonts w:ascii="Consolas" w:hAnsi="Consolas"/>
+          <w:color w:val="6A9955"/>
+          <w:sz w:val="16"/>
+        </w:rPr>
+        <w:t xml:space="preserve">#   INFO Exception [app/Modules/Ordering/Exceptions/CartException.php] created successfully.</w:t>
+      </w:r>
+    </w:p>
+    <w:p>
+      <w:pPr>
+        <w:pStyle w:val="ListBody"/>
+        <w:numPr>
+          <w:ilvl w:val="0"/>
+          <w:numId w:val="10"/>
+        </w:numPr>
+      </w:pPr>
+      <w:r>
+        <w:rPr>
+          <w:rFonts w:ascii="Consolas" w:hAnsi="Consolas"/>
+          <w:color w:val="C11B12"/>
+          <w:sz w:val="17"/>
+          <w:shd w:fill="ECEFF3"/>
+        </w:rPr>
+        <w:t xml:space="preserve">php artisan make:class Modules/Ordering/Services/CartService</w:t>
+      </w:r>
+      <w:r>
+        <w:rPr>
+          <w:rFonts w:ascii="Aptos" w:hAnsi="Aptos"/>
+          <w:color w:val="1F2937"/>
+          <w:sz w:val="19"/>
+        </w:rPr>
+        <w:t xml:space="preserve"> — Service keranjang: Redis per sesi (key cart:{ulid}, SETEX/DEL satu key, TTL = sisa sesi), menyimpan identitas + qty saja. Hasil: </w:t>
+      </w:r>
+      <w:r>
+        <w:rPr>
+          <w:rFonts w:ascii="Consolas" w:hAnsi="Consolas"/>
+          <w:color w:val="C11B12"/>
+          <w:sz w:val="17"/>
+          <w:shd w:fill="ECEFF3"/>
+        </w:rPr>
+        <w:t xml:space="preserve">app/Modules/Ordering/Services/CartService.php</w:t>
+      </w:r>
+      <w:r>
+        <w:rPr>
+          <w:rFonts w:ascii="Aptos" w:hAnsi="Aptos"/>
+          <w:color w:val="1F2937"/>
+          <w:sz w:val="19"/>
+        </w:rPr>
+        <w:t xml:space="preserve">.</w:t>
+      </w:r>
+    </w:p>
+    <w:p>
+      <w:pPr>
+        <w:pStyle w:val="ListBody"/>
+        <w:numPr>
+          <w:ilvl w:val="0"/>
+          <w:numId w:val="10"/>
+        </w:numPr>
+      </w:pPr>
+      <w:r>
+        <w:rPr>
+          <w:rFonts w:ascii="Consolas" w:hAnsi="Consolas"/>
+          <w:color w:val="C11B12"/>
+          <w:sz w:val="17"/>
+          <w:shd w:fill="ECEFF3"/>
+        </w:rPr>
+        <w:t xml:space="preserve">php artisan make:exception 'App\Modules\Ordering\Exceptions\CartException'</w:t>
+      </w:r>
+      <w:r>
+        <w:rPr>
+          <w:rFonts w:ascii="Aptos" w:hAnsi="Aptos"/>
+          <w:color w:val="1F2937"/>
+          <w:sz w:val="19"/>
+        </w:rPr>
+        <w:t xml:space="preserve"> — make:exception membuat kelas exception; dengan nama kelas lengkap ditulis ke folder modul (bukan app/Exceptions). Dipakai untuk pesan domain yang aman ditampilkan (menu lintas canteen, stok habis, dll.). Hasil: </w:t>
+      </w:r>
+      <w:r>
+        <w:rPr>
+          <w:rFonts w:ascii="Consolas" w:hAnsi="Consolas"/>
+          <w:color w:val="C11B12"/>
+          <w:sz w:val="17"/>
+          <w:shd w:fill="ECEFF3"/>
+        </w:rPr>
+        <w:t xml:space="preserve">app/Modules/Ordering/Exceptions/CartException.php</w:t>
+      </w:r>
+      <w:r>
+        <w:rPr>
+          <w:rFonts w:ascii="Aptos" w:hAnsi="Aptos"/>
+          <w:color w:val="1F2937"/>
+          <w:sz w:val="19"/>
+        </w:rPr>
+        <w:t xml:space="preserve">.</w:t>
+      </w:r>
+    </w:p>
+    <w:p>
+      <w:pPr>
         <w:pStyle w:val="TutorialObserve"/>
         <w:shd w:fill="FFF4D6" w:val="clear"/>
         <w:pBdr>
@@ -3888,6 +4184,106 @@
     </w:p>
     <w:p>
       <w:pPr>
+        <w:pStyle w:val="ListBody"/>
+      </w:pPr>
+      <w:r>
+        <w:rPr>
+          <w:rFonts w:ascii="Aptos" w:hAnsi="Aptos"/>
+          <w:color w:val="1F2937"/>
+          <w:sz w:val="19"/>
+        </w:rPr>
+        <w:t xml:space="preserve">Perintah pembuatan berkas tahap ini (diverifikasi pada Laravel 13.25; baris # INFO adalah output nyata). Jalankan dari root repository, lalu isi berkas sesuai langkah di atas.</w:t>
+      </w:r>
+    </w:p>
+    <w:p>
+      <w:pPr>
+        <w:pStyle w:val="CodeHeader"/>
+        <w:shd w:fill="2D2D30"/>
+        <w:pBdr>
+          <w:left w:val="single" w:sz="4" w:space="8" w:color="2D2D30"/>
+        </w:pBdr>
+      </w:pPr>
+      <w:r>
+        <w:rPr>
+          <w:rFonts w:ascii="Consolas" w:hAnsi="Consolas"/>
+          <w:b/>
+          <w:color w:val="FFFFFF"/>
+          <w:sz w:val="16"/>
+        </w:rPr>
+        <w:t xml:space="preserve">BUAT FILE — MODUL 8 TAHAP 3   •   terminal pada root repository   •   BASH</w:t>
+      </w:r>
+    </w:p>
+    <w:p>
+      <w:pPr>
+        <w:pStyle w:val="CodeBlock"/>
+        <w:shd w:fill="1E1E1E"/>
+        <w:pBdr>
+          <w:left w:val="single" w:sz="4" w:space="8" w:color="1E1E1E"/>
+        </w:pBdr>
+      </w:pPr>
+      <w:r>
+        <w:rPr>
+          <w:rFonts w:ascii="Consolas" w:hAnsi="Consolas"/>
+          <w:color w:val="D4D4D4"/>
+          <w:sz w:val="16"/>
+        </w:rPr>
+        <w:t xml:space="preserve">php artisan make:class Modules/Ordering/Services/ResolveCustomerSession</w:t>
+        <w:br/>
+      </w:r>
+      <w:r>
+        <w:rPr>
+          <w:rFonts w:ascii="Consolas" w:hAnsi="Consolas"/>
+          <w:color w:val="6A9955"/>
+          <w:sz w:val="16"/>
+        </w:rPr>
+        <w:t xml:space="preserve">#   INFO Class [app/Modules/Ordering/Services/ResolveCustomerSession.php] created successfully.</w:t>
+      </w:r>
+    </w:p>
+    <w:p>
+      <w:pPr>
+        <w:pStyle w:val="ListBody"/>
+        <w:numPr>
+          <w:ilvl w:val="0"/>
+          <w:numId w:val="10"/>
+        </w:numPr>
+      </w:pPr>
+      <w:r>
+        <w:rPr>
+          <w:rFonts w:ascii="Consolas" w:hAnsi="Consolas"/>
+          <w:color w:val="C11B12"/>
+          <w:sz w:val="17"/>
+          <w:shd w:fill="ECEFF3"/>
+        </w:rPr>
+        <w:t xml:space="preserve">php artisan make:class Modules/Ordering/Services/ResolveCustomerSession</w:t>
+      </w:r>
+      <w:r>
+        <w:rPr>
+          <w:rFonts w:ascii="Aptos" w:hAnsi="Aptos"/>
+          <w:color w:val="1F2937"/>
+          <w:sz w:val="19"/>
+        </w:rPr>
+        <w:t xml:space="preserve"> — Resolver sesi tepercaya: cookie opaque (hash) → CustomerSession aktif; keranjang di-key oleh sesi ini, bukan input klien. Hasil: </w:t>
+      </w:r>
+      <w:r>
+        <w:rPr>
+          <w:rFonts w:ascii="Consolas" w:hAnsi="Consolas"/>
+          <w:color w:val="C11B12"/>
+          <w:sz w:val="17"/>
+          <w:shd w:fill="ECEFF3"/>
+        </w:rPr>
+        <w:t xml:space="preserve">app/Modules/Ordering/Services/ResolveCustomerSession.php</w:t>
+      </w:r>
+      <w:r>
+        <w:rPr>
+          <w:rFonts w:ascii="Aptos" w:hAnsi="Aptos"/>
+          <w:color w:val="1F2937"/>
+          <w:sz w:val="19"/>
+        </w:rPr>
+        <w:t xml:space="preserve">.</w:t>
+      </w:r>
+    </w:p>
+    <w:p>
+      <w:pPr>
         <w:pStyle w:val="TutorialObserve"/>
         <w:shd w:fill="FFF4D6" w:val="clear"/>
         <w:pBdr>
@@ -4455,6 +4851,175 @@
     </w:p>
     <w:p>
       <w:pPr>
+        <w:pStyle w:val="ListBody"/>
+      </w:pPr>
+      <w:r>
+        <w:rPr>
+          <w:rFonts w:ascii="Aptos" w:hAnsi="Aptos"/>
+          <w:color w:val="1F2937"/>
+          <w:sz w:val="19"/>
+        </w:rPr>
+        <w:t xml:space="preserve">Perintah pembuatan berkas tahap ini (diverifikasi pada Laravel 13.25; baris # INFO adalah output nyata). Jalankan dari root repository, lalu isi berkas sesuai langkah di atas.</w:t>
+      </w:r>
+    </w:p>
+    <w:p>
+      <w:pPr>
+        <w:pStyle w:val="CodeHeader"/>
+        <w:shd w:fill="2D2D30"/>
+        <w:pBdr>
+          <w:left w:val="single" w:sz="4" w:space="8" w:color="2D2D30"/>
+        </w:pBdr>
+      </w:pPr>
+      <w:r>
+        <w:rPr>
+          <w:rFonts w:ascii="Consolas" w:hAnsi="Consolas"/>
+          <w:b/>
+          <w:color w:val="FFFFFF"/>
+          <w:sz w:val="16"/>
+        </w:rPr>
+        <w:t xml:space="preserve">BUAT FILE — MODUL 8 TAHAP 6   •   terminal pada root repository   •   BASH</w:t>
+      </w:r>
+    </w:p>
+    <w:p>
+      <w:pPr>
+        <w:pStyle w:val="CodeBlock"/>
+        <w:shd w:fill="1E1E1E"/>
+        <w:pBdr>
+          <w:left w:val="single" w:sz="4" w:space="8" w:color="1E1E1E"/>
+        </w:pBdr>
+      </w:pPr>
+      <w:r>
+        <w:rPr>
+          <w:rFonts w:ascii="Consolas" w:hAnsi="Consolas"/>
+          <w:color w:val="D4D4D4"/>
+          <w:sz w:val="16"/>
+        </w:rPr>
+        <w:t xml:space="preserve">php artisan make:livewire ordering::cart</w:t>
+        <w:br/>
+      </w:r>
+      <w:r>
+        <w:rPr>
+          <w:rFonts w:ascii="Consolas" w:hAnsi="Consolas"/>
+          <w:color w:val="6A9955"/>
+          <w:sz w:val="16"/>
+        </w:rPr>
+        <w:t xml:space="preserve">#   INFO Livewire component [app/Modules/Ordering/resources/views/livewire/⚡cart.blade.php] created successfully.</w:t>
+        <w:br/>
+      </w:r>
+      <w:r>
+        <w:rPr>
+          <w:rFonts w:ascii="Consolas" w:hAnsi="Consolas"/>
+          <w:color w:val="6A9955"/>
+          <w:sz w:val="16"/>
+        </w:rPr>
+        <w:t xml:space="preserve"># manual (shell)</w:t>
+        <w:br/>
+      </w:r>
+      <w:r>
+        <w:rPr>
+          <w:rFonts w:ascii="Consolas" w:hAnsi="Consolas"/>
+          <w:color w:val="D4D4D4"/>
+          <w:sz w:val="16"/>
+        </w:rPr>
+        <w:t xml:space="preserve">rm app/Modules/Ordering/resources/views/livewire/.gitkeep</w:t>
+      </w:r>
+    </w:p>
+    <w:p>
+      <w:pPr>
+        <w:pStyle w:val="ListBody"/>
+        <w:numPr>
+          <w:ilvl w:val="0"/>
+          <w:numId w:val="10"/>
+        </w:numPr>
+      </w:pPr>
+      <w:r>
+        <w:rPr>
+          <w:rFonts w:ascii="Consolas" w:hAnsi="Consolas"/>
+          <w:color w:val="C11B12"/>
+          <w:sz w:val="17"/>
+          <w:shd w:fill="ECEFF3"/>
+        </w:rPr>
+        <w:t xml:space="preserve">php artisan make:livewire ordering::cart</w:t>
+      </w:r>
+      <w:r>
+        <w:rPr>
+          <w:rFonts w:ascii="Aptos" w:hAnsi="Aptos"/>
+          <w:color w:val="1F2937"/>
+          <w:sz w:val="19"/>
+        </w:rPr>
+        <w:t xml:space="preserve"> — make:livewire dengan awalan namespace modul (ordering::) menulis komponen single-file Livewire 4 (awalan ⚡) LANGSUNG ke folder modul, karena OrderingServiceProvider mendaftarkan Livewire::addNamespace('ordering', app/Modules/Ordering/resources/views/livewire). Dipanggil &lt;livewire:ordering::nama&gt; atau Livewire::test('ordering::nama'). Hasil: </w:t>
+      </w:r>
+      <w:r>
+        <w:rPr>
+          <w:rFonts w:ascii="Consolas" w:hAnsi="Consolas"/>
+          <w:color w:val="C11B12"/>
+          <w:sz w:val="17"/>
+          <w:shd w:fill="ECEFF3"/>
+        </w:rPr>
+        <w:t xml:space="preserve">app/Modules/Ordering/resources/views/livewire/⚡cart.blade.php</w:t>
+      </w:r>
+      <w:r>
+        <w:rPr>
+          <w:rFonts w:ascii="Aptos" w:hAnsi="Aptos"/>
+          <w:color w:val="1F2937"/>
+          <w:sz w:val="19"/>
+        </w:rPr>
+        <w:t xml:space="preserve">.</w:t>
+      </w:r>
+    </w:p>
+    <w:p>
+      <w:pPr>
+        <w:pStyle w:val="ListBody"/>
+        <w:numPr>
+          <w:ilvl w:val="0"/>
+          <w:numId w:val="10"/>
+        </w:numPr>
+      </w:pPr>
+      <w:r>
+        <w:rPr>
+          <w:rFonts w:ascii="Aptos" w:hAnsi="Aptos"/>
+          <w:color w:val="1F2937"/>
+          <w:sz w:val="19"/>
+        </w:rPr>
+        <w:t xml:space="preserve">Manual: </w:t>
+      </w:r>
+      <w:r>
+        <w:rPr>
+          <w:rFonts w:ascii="Consolas" w:hAnsi="Consolas"/>
+          <w:color w:val="C11B12"/>
+          <w:sz w:val="17"/>
+          <w:shd w:fill="ECEFF3"/>
+        </w:rPr>
+        <w:t xml:space="preserve">rm app/Modules/Ordering/resources/views/livewire/.gitkeep</w:t>
+      </w:r>
+      <w:r>
+        <w:rPr>
+          <w:rFonts w:ascii="Aptos" w:hAnsi="Aptos"/>
+          <w:color w:val="1F2937"/>
+          <w:sz w:val="19"/>
+        </w:rPr>
+        <w:t xml:space="preserve"> — .gitkeep dihapus karena folder komponen modul kini berisi. Komponen dipasang di beranda pelanggan sebagai &lt;livewire:ordering::cart&gt; dan menerima event cart-add dari catalog::menu-catalog. Hasil: </w:t>
+      </w:r>
+      <w:r>
+        <w:rPr>
+          <w:rFonts w:ascii="Consolas" w:hAnsi="Consolas"/>
+          <w:color w:val="C11B12"/>
+          <w:sz w:val="17"/>
+          <w:shd w:fill="ECEFF3"/>
+        </w:rPr>
+        <w:t xml:space="preserve">resources/views/customer/home.blade.php (diubah)</w:t>
+      </w:r>
+      <w:r>
+        <w:rPr>
+          <w:rFonts w:ascii="Aptos" w:hAnsi="Aptos"/>
+          <w:color w:val="1F2937"/>
+          <w:sz w:val="19"/>
+        </w:rPr>
+        <w:t xml:space="preserve">.</w:t>
+      </w:r>
+    </w:p>
+    <w:p>
+      <w:pPr>
         <w:pStyle w:val="TutorialObserve"/>
         <w:shd w:fill="FFF4D6" w:val="clear"/>
         <w:pBdr>
@@ -4644,6 +5209,366 @@
     </w:p>
     <w:p>
       <w:pPr>
+        <w:pStyle w:val="ListBody"/>
+      </w:pPr>
+      <w:r>
+        <w:rPr>
+          <w:rFonts w:ascii="Aptos" w:hAnsi="Aptos"/>
+          <w:color w:val="1F2937"/>
+          <w:sz w:val="19"/>
+        </w:rPr>
+        <w:t xml:space="preserve">Perintah pembuatan berkas tahap ini (diverifikasi pada Laravel 13.25; baris # INFO adalah output nyata). Jalankan dari root repository, lalu isi berkas sesuai langkah di atas.</w:t>
+      </w:r>
+    </w:p>
+    <w:p>
+      <w:pPr>
+        <w:pStyle w:val="CodeHeader"/>
+        <w:shd w:fill="2D2D30"/>
+        <w:pBdr>
+          <w:left w:val="single" w:sz="4" w:space="8" w:color="2D2D30"/>
+        </w:pBdr>
+      </w:pPr>
+      <w:r>
+        <w:rPr>
+          <w:rFonts w:ascii="Consolas" w:hAnsi="Consolas"/>
+          <w:b/>
+          <w:color w:val="FFFFFF"/>
+          <w:sz w:val="16"/>
+        </w:rPr>
+        <w:t xml:space="preserve">BUAT FILE — MODUL 8 TAHAP 7   •   terminal pada root repository   •   BASH</w:t>
+      </w:r>
+    </w:p>
+    <w:p>
+      <w:pPr>
+        <w:pStyle w:val="CodeBlock"/>
+        <w:shd w:fill="1E1E1E"/>
+        <w:pBdr>
+          <w:left w:val="single" w:sz="4" w:space="8" w:color="1E1E1E"/>
+        </w:pBdr>
+      </w:pPr>
+      <w:r>
+        <w:rPr>
+          <w:rFonts w:ascii="Consolas" w:hAnsi="Consolas"/>
+          <w:color w:val="D4D4D4"/>
+          <w:sz w:val="16"/>
+        </w:rPr>
+        <w:t xml:space="preserve">php artisan make:test CartServiceTest --phpunit</w:t>
+        <w:br/>
+      </w:r>
+      <w:r>
+        <w:rPr>
+          <w:rFonts w:ascii="Consolas" w:hAnsi="Consolas"/>
+          <w:color w:val="6A9955"/>
+          <w:sz w:val="16"/>
+        </w:rPr>
+        <w:t xml:space="preserve">#   INFO Test [tests/Feature/CartServiceTest.php] created successfully.</w:t>
+        <w:br/>
+      </w:r>
+      <w:r>
+        <w:rPr>
+          <w:rFonts w:ascii="Consolas" w:hAnsi="Consolas"/>
+          <w:color w:val="D4D4D4"/>
+          <w:sz w:val="16"/>
+        </w:rPr>
+        <w:t xml:space="preserve">php artisan make:test CartLivewireTest --phpunit</w:t>
+        <w:br/>
+      </w:r>
+      <w:r>
+        <w:rPr>
+          <w:rFonts w:ascii="Consolas" w:hAnsi="Consolas"/>
+          <w:color w:val="6A9955"/>
+          <w:sz w:val="16"/>
+        </w:rPr>
+        <w:t xml:space="preserve">#   INFO Test [tests/Feature/CartLivewireTest.php] created successfully.</w:t>
+        <w:br/>
+      </w:r>
+      <w:r>
+        <w:rPr>
+          <w:rFonts w:ascii="Consolas" w:hAnsi="Consolas"/>
+          <w:color w:val="D4D4D4"/>
+          <w:sz w:val="16"/>
+        </w:rPr>
+        <w:t xml:space="preserve">php artisan make:test ResolveCustomerSessionTest --phpunit</w:t>
+        <w:br/>
+      </w:r>
+      <w:r>
+        <w:rPr>
+          <w:rFonts w:ascii="Consolas" w:hAnsi="Consolas"/>
+          <w:color w:val="6A9955"/>
+          <w:sz w:val="16"/>
+        </w:rPr>
+        <w:t xml:space="preserve">#   INFO Test [tests/Feature/ResolveCustomerSessionTest.php] created successfully.</w:t>
+        <w:br/>
+      </w:r>
+      <w:r>
+        <w:rPr>
+          <w:rFonts w:ascii="Consolas" w:hAnsi="Consolas"/>
+          <w:color w:val="6A9955"/>
+          <w:sz w:val="16"/>
+        </w:rPr>
+        <w:t xml:space="preserve"># manual (shell)</w:t>
+        <w:br/>
+      </w:r>
+      <w:r>
+        <w:rPr>
+          <w:rFonts w:ascii="Consolas" w:hAnsi="Consolas"/>
+          <w:color w:val="D4D4D4"/>
+          <w:sz w:val="16"/>
+        </w:rPr>
+        <w:t xml:space="preserve">mkdir -p evidence/pertemuan-08/screenshots</w:t>
+        <w:br/>
+      </w:r>
+      <w:r>
+        <w:rPr>
+          <w:rFonts w:ascii="Consolas" w:hAnsi="Consolas"/>
+          <w:color w:val="D4D4D4"/>
+          <w:sz w:val="16"/>
+        </w:rPr>
+        <w:t xml:space="preserve">touch evidence/pertemuan-08/{RINGKASAN.md,redis-revalidation.txt}</w:t>
+        <w:br/>
+      </w:r>
+      <w:r>
+        <w:rPr>
+          <w:rFonts w:ascii="Consolas" w:hAnsi="Consolas"/>
+          <w:color w:val="D4D4D4"/>
+          <w:sz w:val="16"/>
+        </w:rPr>
+        <w:t xml:space="preserve">php artisan test --compact --filter="CartServiceTest|CartLivewireTest|ResolveCustomerSessionTest" &gt; evidence/pertemuan-08/test-cart.txt</w:t>
+      </w:r>
+    </w:p>
+    <w:p>
+      <w:pPr>
+        <w:pStyle w:val="ListBody"/>
+        <w:numPr>
+          <w:ilvl w:val="0"/>
+          <w:numId w:val="10"/>
+        </w:numPr>
+      </w:pPr>
+      <w:r>
+        <w:rPr>
+          <w:rFonts w:ascii="Consolas" w:hAnsi="Consolas"/>
+          <w:color w:val="C11B12"/>
+          <w:sz w:val="17"/>
+          <w:shd w:fill="ECEFF3"/>
+        </w:rPr>
+        <w:t xml:space="preserve">php artisan make:test CartServiceTest --phpunit</w:t>
+      </w:r>
+      <w:r>
+        <w:rPr>
+          <w:rFonts w:ascii="Aptos" w:hAnsi="Aptos"/>
+          <w:color w:val="1F2937"/>
+          <w:sz w:val="19"/>
+        </w:rPr>
+        <w:t xml:space="preserve"> — Feature test CartService dengan Redis + MariaDB nyata (revalidasi harga/stok, isolasi sesi, modifier). Hasil: </w:t>
+      </w:r>
+      <w:r>
+        <w:rPr>
+          <w:rFonts w:ascii="Consolas" w:hAnsi="Consolas"/>
+          <w:color w:val="C11B12"/>
+          <w:sz w:val="17"/>
+          <w:shd w:fill="ECEFF3"/>
+        </w:rPr>
+        <w:t xml:space="preserve">tests/Feature/CartServiceTest.php</w:t>
+      </w:r>
+      <w:r>
+        <w:rPr>
+          <w:rFonts w:ascii="Aptos" w:hAnsi="Aptos"/>
+          <w:color w:val="1F2937"/>
+          <w:sz w:val="19"/>
+        </w:rPr>
+        <w:t xml:space="preserve">.</w:t>
+      </w:r>
+    </w:p>
+    <w:p>
+      <w:pPr>
+        <w:pStyle w:val="ListBody"/>
+        <w:numPr>
+          <w:ilvl w:val="0"/>
+          <w:numId w:val="10"/>
+        </w:numPr>
+      </w:pPr>
+      <w:r>
+        <w:rPr>
+          <w:rFonts w:ascii="Consolas" w:hAnsi="Consolas"/>
+          <w:color w:val="C11B12"/>
+          <w:sz w:val="17"/>
+          <w:shd w:fill="ECEFF3"/>
+        </w:rPr>
+        <w:t xml:space="preserve">php artisan make:test CartLivewireTest --phpunit</w:t>
+      </w:r>
+      <w:r>
+        <w:rPr>
+          <w:rFonts w:ascii="Aptos" w:hAnsi="Aptos"/>
+          <w:color w:val="1F2937"/>
+          <w:sz w:val="19"/>
+        </w:rPr>
+        <w:t xml:space="preserve"> — Feature test komponen ordering::cart + event cart-add dari katalog + beranda merender kedua komponen modul. Hasil: </w:t>
+      </w:r>
+      <w:r>
+        <w:rPr>
+          <w:rFonts w:ascii="Consolas" w:hAnsi="Consolas"/>
+          <w:color w:val="C11B12"/>
+          <w:sz w:val="17"/>
+          <w:shd w:fill="ECEFF3"/>
+        </w:rPr>
+        <w:t xml:space="preserve">tests/Feature/CartLivewireTest.php</w:t>
+      </w:r>
+      <w:r>
+        <w:rPr>
+          <w:rFonts w:ascii="Aptos" w:hAnsi="Aptos"/>
+          <w:color w:val="1F2937"/>
+          <w:sz w:val="19"/>
+        </w:rPr>
+        <w:t xml:space="preserve">.</w:t>
+      </w:r>
+    </w:p>
+    <w:p>
+      <w:pPr>
+        <w:pStyle w:val="ListBody"/>
+        <w:numPr>
+          <w:ilvl w:val="0"/>
+          <w:numId w:val="10"/>
+        </w:numPr>
+      </w:pPr>
+      <w:r>
+        <w:rPr>
+          <w:rFonts w:ascii="Consolas" w:hAnsi="Consolas"/>
+          <w:color w:val="C11B12"/>
+          <w:sz w:val="17"/>
+          <w:shd w:fill="ECEFF3"/>
+        </w:rPr>
+        <w:t xml:space="preserve">php artisan make:test ResolveCustomerSessionTest --phpunit</w:t>
+      </w:r>
+      <w:r>
+        <w:rPr>
+          <w:rFonts w:ascii="Aptos" w:hAnsi="Aptos"/>
+          <w:color w:val="1F2937"/>
+          <w:sz w:val="19"/>
+        </w:rPr>
+        <w:t xml:space="preserve"> — Feature test resolver sesi (token benar/salah/kedaluwarsa/ditutup). Hasil: </w:t>
+      </w:r>
+      <w:r>
+        <w:rPr>
+          <w:rFonts w:ascii="Consolas" w:hAnsi="Consolas"/>
+          <w:color w:val="C11B12"/>
+          <w:sz w:val="17"/>
+          <w:shd w:fill="ECEFF3"/>
+        </w:rPr>
+        <w:t xml:space="preserve">tests/Feature/ResolveCustomerSessionTest.php</w:t>
+      </w:r>
+      <w:r>
+        <w:rPr>
+          <w:rFonts w:ascii="Aptos" w:hAnsi="Aptos"/>
+          <w:color w:val="1F2937"/>
+          <w:sz w:val="19"/>
+        </w:rPr>
+        <w:t xml:space="preserve">.</w:t>
+      </w:r>
+    </w:p>
+    <w:p>
+      <w:pPr>
+        <w:pStyle w:val="ListBody"/>
+        <w:numPr>
+          <w:ilvl w:val="0"/>
+          <w:numId w:val="10"/>
+        </w:numPr>
+      </w:pPr>
+      <w:r>
+        <w:rPr>
+          <w:rFonts w:ascii="Aptos" w:hAnsi="Aptos"/>
+          <w:color w:val="1F2937"/>
+          <w:sz w:val="19"/>
+        </w:rPr>
+        <w:t xml:space="preserve">Manual: </w:t>
+      </w:r>
+      <w:r>
+        <w:rPr>
+          <w:rFonts w:ascii="Consolas" w:hAnsi="Consolas"/>
+          <w:color w:val="C11B12"/>
+          <w:sz w:val="17"/>
+          <w:shd w:fill="ECEFF3"/>
+        </w:rPr>
+        <w:t xml:space="preserve">mkdir -p evidence/pertemuan-08/screenshots</w:t>
+      </w:r>
+      <w:r>
+        <w:rPr>
+          <w:rFonts w:ascii="Aptos" w:hAnsi="Aptos"/>
+          <w:color w:val="1F2937"/>
+          <w:sz w:val="19"/>
+        </w:rPr>
+        <w:t xml:space="preserve"> — Ringkasan evidence, bukti Redis (key/TTL/revalidasi) dan hasil test keranjang; screenshot di evidence/pertemuan-08/screenshots/. Hasil: </w:t>
+      </w:r>
+      <w:r>
+        <w:rPr>
+          <w:rFonts w:ascii="Consolas" w:hAnsi="Consolas"/>
+          <w:color w:val="C11B12"/>
+          <w:sz w:val="17"/>
+          <w:shd w:fill="ECEFF3"/>
+        </w:rPr>
+        <w:t xml:space="preserve">evidence/pertemuan-08/RINGKASAN.md</w:t>
+      </w:r>
+      <w:r>
+        <w:rPr>
+          <w:rFonts w:ascii="Aptos" w:hAnsi="Aptos"/>
+          <w:color w:val="1F2937"/>
+          <w:sz w:val="19"/>
+        </w:rPr>
+        <w:t xml:space="preserve">, </w:t>
+      </w:r>
+      <w:r>
+        <w:rPr>
+          <w:rFonts w:ascii="Consolas" w:hAnsi="Consolas"/>
+          <w:color w:val="C11B12"/>
+          <w:sz w:val="17"/>
+          <w:shd w:fill="ECEFF3"/>
+        </w:rPr>
+        <w:t xml:space="preserve">evidence/pertemuan-08/redis-revalidation.txt</w:t>
+      </w:r>
+      <w:r>
+        <w:rPr>
+          <w:rFonts w:ascii="Aptos" w:hAnsi="Aptos"/>
+          <w:color w:val="1F2937"/>
+          <w:sz w:val="19"/>
+        </w:rPr>
+        <w:t xml:space="preserve">, </w:t>
+      </w:r>
+      <w:r>
+        <w:rPr>
+          <w:rFonts w:ascii="Consolas" w:hAnsi="Consolas"/>
+          <w:color w:val="C11B12"/>
+          <w:sz w:val="17"/>
+          <w:shd w:fill="ECEFF3"/>
+        </w:rPr>
+        <w:t xml:space="preserve">evidence/pertemuan-08/test-cart.txt</w:t>
+      </w:r>
+      <w:r>
+        <w:rPr>
+          <w:rFonts w:ascii="Aptos" w:hAnsi="Aptos"/>
+          <w:color w:val="1F2937"/>
+          <w:sz w:val="19"/>
+        </w:rPr>
+        <w:t xml:space="preserve">, </w:t>
+      </w:r>
+      <w:r>
+        <w:rPr>
+          <w:rFonts w:ascii="Consolas" w:hAnsi="Consolas"/>
+          <w:color w:val="C11B12"/>
+          <w:sz w:val="17"/>
+          <w:shd w:fill="ECEFF3"/>
+        </w:rPr>
+        <w:t xml:space="preserve">evidence/pertemuan-08/screenshots/m8-cart-module.png</w:t>
+      </w:r>
+      <w:r>
+        <w:rPr>
+          <w:rFonts w:ascii="Aptos" w:hAnsi="Aptos"/>
+          <w:color w:val="1F2937"/>
+          <w:sz w:val="19"/>
+        </w:rPr>
+        <w:t xml:space="preserve">.</w:t>
+      </w:r>
+    </w:p>
+    <w:p>
+      <w:pPr>
         <w:pStyle w:val="TutorialObserve"/>
         <w:shd w:fill="FFF4D6" w:val="clear"/>
         <w:pBdr>
@@ -4783,6 +5708,245 @@
           <w:sz w:val="16"/>
         </w:rPr>
         <w:t xml:space="preserve"> run build</w:t>
+      </w:r>
+    </w:p>
+    <w:p>
+      <w:pPr>
+        <w:pStyle w:val="Heading3"/>
+      </w:pPr>
+      <w:r>
+        <w:t xml:space="preserve">Output Nyata Terverifikasi</w:t>
+      </w:r>
+    </w:p>
+    <w:p>
+      <w:pPr>
+        <w:pStyle w:val="ListBody"/>
+      </w:pPr>
+      <w:r>
+        <w:t xml:space="preserve">Keranjang multi-tenant di Redis dengan revalidasi harga/stok — diverifikasi live pada server lokal: scan QR meja, tambah item, subtotal Rp 47.000 (2×Rp 16.000 + 1×Rp 15.000). Redis hanya menyimpan identitas + kuantitas; harga dihitung ulang dari basis data.</w:t>
+      </w:r>
+    </w:p>
+    <w:p>
+      <w:pPr>
+        <w:jc w:val="center"/>
+        <w:spacing w:before="80" w:after="40"/>
+      </w:pPr>
+      <w:r>
+        <w:drawing>
+          <wp:inline distT="0" distB="0" distL="0" distR="0">
+            <wp:extent cx="4572000" cy="3487000"/>
+            <wp:effectExtent l="0" t="0" r="0" b="0"/>
+            <wp:docPr id="9081" name="M8 cart"/>
+            <wp:cNvGraphicFramePr>
+              <a:graphicFrameLocks xmlns:a="http://schemas.openxmlformats.org/drawingml/2006/main" noChangeAspect="1"/>
+            </wp:cNvGraphicFramePr>
+            <a:graphic xmlns:a="http://schemas.openxmlformats.org/drawingml/2006/main">
+              <a:graphicData uri="http://schemas.openxmlformats.org/drawingml/2006/picture">
+                <pic:pic xmlns:pic="http://schemas.openxmlformats.org/drawingml/2006/picture">
+                  <pic:nvPicPr>
+                    <pic:cNvPr id="9081" name="M8 cart"/>
+                    <pic:cNvPicPr/>
+                  </pic:nvPicPr>
+                  <pic:blipFill>
+                    <a:blip r:embed="rId908"/>
+                    <a:stretch>
+                      <a:fillRect/>
+                    </a:stretch>
+                  </pic:blipFill>
+                  <pic:spPr>
+                    <a:xfrm>
+                      <a:off x="0" y="0"/>
+                      <a:ext cx="4572000" cy="3487000"/>
+                    </a:xfrm>
+                    <a:prstGeom prst="rect">
+                      <a:avLst/>
+                    </a:prstGeom>
+                  </pic:spPr>
+                </pic:pic>
+              </a:graphicData>
+            </a:graphic>
+          </wp:inline>
+        </w:drawing>
+      </w:r>
+    </w:p>
+    <w:p>
+      <w:pPr>
+        <w:pStyle w:val="Heading3"/>
+      </w:pPr>
+      <w:r>
+        <w:t xml:space="preserve">Output Nyata Terverifikasi — Keranjang sebagai Komponen Modul Ordering</w:t>
+      </w:r>
+    </w:p>
+    <w:p>
+      <w:pPr>
+        <w:pStyle w:val="ListBody"/>
+      </w:pPr>
+      <w:r>
+        <w:rPr>
+          <w:rFonts w:ascii="Aptos" w:hAnsi="Aptos"/>
+          <w:color w:val="1F2937"/>
+          <w:sz w:val="19"/>
+        </w:rPr>
+        <w:t xml:space="preserve">Bukti eksekusi nyata pada branch </w:t>
+      </w:r>
+      <w:r>
+        <w:rPr>
+          <w:rFonts w:ascii="Consolas" w:hAnsi="Consolas"/>
+          <w:color w:val="C11B12"/>
+          <w:sz w:val="17"/>
+          <w:shd w:fill="ECEFF3"/>
+        </w:rPr>
+        <w:t xml:space="preserve">feat/pertemuan-08-cart-v2</w:t>
+      </w:r>
+      <w:r>
+        <w:rPr>
+          <w:rFonts w:ascii="Aptos" w:hAnsi="Aptos"/>
+          <w:color w:val="1F2937"/>
+          <w:sz w:val="19"/>
+        </w:rPr>
+        <w:t xml:space="preserve">: seluruh berkas keranjang berada di </w:t>
+      </w:r>
+      <w:r>
+        <w:rPr>
+          <w:rFonts w:ascii="Consolas" w:hAnsi="Consolas"/>
+          <w:color w:val="C11B12"/>
+          <w:sz w:val="17"/>
+          <w:shd w:fill="ECEFF3"/>
+        </w:rPr>
+        <w:t xml:space="preserve">app/Modules/Ordering</w:t>
+      </w:r>
+      <w:r>
+        <w:rPr>
+          <w:rFonts w:ascii="Aptos" w:hAnsi="Aptos"/>
+          <w:color w:val="1F2937"/>
+          <w:sz w:val="19"/>
+        </w:rPr>
+        <w:t xml:space="preserve"> (service, DTO, exception, komponen </w:t>
+      </w:r>
+      <w:r>
+        <w:rPr>
+          <w:rFonts w:ascii="Consolas" w:hAnsi="Consolas"/>
+          <w:color w:val="C11B12"/>
+          <w:sz w:val="17"/>
+          <w:shd w:fill="ECEFF3"/>
+        </w:rPr>
+        <w:t xml:space="preserve">ordering::cart</w:t>
+      </w:r>
+      <w:r>
+        <w:rPr>
+          <w:rFonts w:ascii="Aptos" w:hAnsi="Aptos"/>
+          <w:color w:val="1F2937"/>
+          <w:sz w:val="19"/>
+        </w:rPr>
+        <w:t xml:space="preserve"> yang dibuat dengan </w:t>
+      </w:r>
+      <w:r>
+        <w:rPr>
+          <w:rFonts w:ascii="Consolas" w:hAnsi="Consolas"/>
+          <w:color w:val="C11B12"/>
+          <w:sz w:val="17"/>
+          <w:shd w:fill="ECEFF3"/>
+        </w:rPr>
+        <w:t xml:space="preserve">php artisan make:livewire ordering::cart</w:t>
+      </w:r>
+      <w:r>
+        <w:rPr>
+          <w:rFonts w:ascii="Aptos" w:hAnsi="Aptos"/>
+          <w:color w:val="1F2937"/>
+          <w:sz w:val="19"/>
+        </w:rPr>
+        <w:t xml:space="preserve">); beranda pelanggan merender </w:t>
+      </w:r>
+      <w:r>
+        <w:rPr>
+          <w:rFonts w:ascii="Consolas" w:hAnsi="Consolas"/>
+          <w:color w:val="C11B12"/>
+          <w:sz w:val="17"/>
+          <w:shd w:fill="ECEFF3"/>
+        </w:rPr>
+        <w:t xml:space="preserve">catalog::menu-catalog</w:t>
+      </w:r>
+      <w:r>
+        <w:rPr>
+          <w:rFonts w:ascii="Aptos" w:hAnsi="Aptos"/>
+          <w:color w:val="1F2937"/>
+          <w:sz w:val="19"/>
+        </w:rPr>
+        <w:t xml:space="preserve"> + </w:t>
+      </w:r>
+      <w:r>
+        <w:rPr>
+          <w:rFonts w:ascii="Consolas" w:hAnsi="Consolas"/>
+          <w:color w:val="C11B12"/>
+          <w:sz w:val="17"/>
+          <w:shd w:fill="ECEFF3"/>
+        </w:rPr>
+        <w:t xml:space="preserve">ordering::cart</w:t>
+      </w:r>
+      <w:r>
+        <w:rPr>
+          <w:rFonts w:ascii="Aptos" w:hAnsi="Aptos"/>
+          <w:color w:val="1F2937"/>
+          <w:sz w:val="19"/>
+        </w:rPr>
+        <w:t xml:space="preserve">; uji keranjang (Redis + MariaDB nyata) dan suite penuh hijau.</w:t>
+      </w:r>
+    </w:p>
+    <w:p>
+      <w:pPr>
+        <w:jc w:val="center"/>
+        <w:spacing w:before="80" w:after="40"/>
+      </w:pPr>
+      <w:r>
+        <w:drawing>
+          <wp:inline distT="0" distB="0" distL="0" distR="0">
+            <wp:extent cx="5943600" cy="4600346"/>
+            <wp:effectExtent l="0" t="0" r="0" b="0"/>
+            <wp:docPr id="9561" name="M8 keranjang modul Ordering"/>
+            <wp:cNvGraphicFramePr>
+              <a:graphicFrameLocks xmlns:a="http://schemas.openxmlformats.org/drawingml/2006/main" noChangeAspect="1"/>
+            </wp:cNvGraphicFramePr>
+            <a:graphic xmlns:a="http://schemas.openxmlformats.org/drawingml/2006/main">
+              <a:graphicData uri="http://schemas.openxmlformats.org/drawingml/2006/picture">
+                <pic:pic xmlns:pic="http://schemas.openxmlformats.org/drawingml/2006/picture">
+                  <pic:nvPicPr>
+                    <pic:cNvPr id="9561" name="M8 keranjang modul Ordering"/>
+                    <pic:cNvPicPr/>
+                  </pic:nvPicPr>
+                  <pic:blipFill>
+                    <a:blip r:embed="rId956"/>
+                    <a:stretch>
+                      <a:fillRect/>
+                    </a:stretch>
+                  </pic:blipFill>
+                  <pic:spPr>
+                    <a:xfrm>
+                      <a:off x="0" y="0"/>
+                      <a:ext cx="5943600" cy="4600346"/>
+                    </a:xfrm>
+                    <a:prstGeom prst="rect">
+                      <a:avLst/>
+                    </a:prstGeom>
+                  </pic:spPr>
+                </pic:pic>
+              </a:graphicData>
+            </a:graphic>
+          </wp:inline>
+        </w:drawing>
+      </w:r>
+    </w:p>
+    <w:p>
+      <w:pPr>
+        <w:jc w:val="center"/>
+        <w:spacing w:after="160"/>
+      </w:pPr>
+      <w:r>
+        <w:rPr>
+          <w:i/>
+          <w:color w:val="6B7280"/>
+          <w:sz w:val="16"/>
+        </w:rPr>
+        <w:t xml:space="preserve">Gambar M8b. Isi app/Modules/Ordering, uji keranjang 16 passed, suite 109 passed.</w:t>
       </w:r>
     </w:p>
     <w:p>
@@ -4999,7 +6163,7 @@
         <w:rPr>
           <w:rFonts w:ascii="Aptos" w:hAnsi="Aptos"/>
         </w:rPr>
-        <w:t>File yang dibuat: 08_cart/CartService.php dan CartTotals.php</w:t>
+        <w:t>File yang dibuat: app/Modules/Ordering/Services/CartService.php dan app/Modules/Ordering/Data/CartView.php</w:t>
       </w:r>
     </w:p>
     <w:p>

--- a/modul_praktikum/Pertemuan_08_Keranjang_Multi-Tenant_di_Redis_dan_Revalidasi_Harga-Stok.docx
+++ b/modul_praktikum/Pertemuan_08_Keranjang_Multi-Tenant_di_Redis_dan_Revalidasi_Harga-Stok.docx
@@ -994,1279 +994,843 @@
     <w:p>
       <w:pPr>
         <w:pStyle w:val="CodeHeader"/>
-        <w:shd w:fill="2D2D30"/>
         <w:keepNext/>
         <w:pBdr>
-          <w:left w:val="single" w:sz="4" w:space="8" w:color="2D2D30"/>
+          <w:left w:val="single" w:sz="12" w:space="8" w:color="B8DDE0"/>
         </w:pBdr>
+        <w:shd w:val="clear" w:color="auto" w:fill="E4EAED"/>
       </w:pPr>
       <w:r>
-        <w:t>LANDASAN TEKNIS — app/Services/CartService.php   •   PHP</w:t>
+        <w:rPr>
+          <w:rFonts w:ascii="Consolas" w:hAnsi="Consolas"/>
+          <w:b/>
+          <w:color w:val="262626"/>
+          <w:sz w:val="16"/>
+        </w:rPr>
+        <w:t xml:space="preserve">LANDASAN TEKNIS — app/Services/CartService.php   •   PHP</w:t>
       </w:r>
     </w:p>
     <w:p>
       <w:pPr>
         <w:pStyle w:val="CodeBlock"/>
-        <w:shd w:fill="1E1E1E"/>
         <w:keepLines/>
         <w:pBdr>
-          <w:left w:val="single" w:sz="4" w:space="8" w:color="1E1E1E"/>
+          <w:left w:val="single" w:sz="12" w:space="8" w:color="B8DDE0"/>
         </w:pBdr>
+        <w:shd w:val="clear" w:color="auto" w:fill="F2F3F7"/>
       </w:pPr>
       <w:r>
         <w:rPr>
-          <w:rFonts w:ascii="Consolas" w:hAnsi="Consolas" w:eastAsia="Consolas"/>
-          <w:color w:val="9CDCFE"/>
+          <w:rFonts w:ascii="Consolas" w:hAnsi="Consolas"/>
+          <w:color w:val="660E7A"/>
           <w:sz w:val="16"/>
         </w:rPr>
-        <w:t>$key</w:t>
-      </w:r>
-      <w:r>
-        <w:rPr>
-          <w:rFonts w:ascii="Consolas" w:hAnsi="Consolas" w:eastAsia="Consolas"/>
-          <w:color w:val="D4D4D4"/>
+        <w:t xml:space="preserve">$key</w:t>
+      </w:r>
+      <w:r>
+        <w:rPr>
+          <w:rFonts w:ascii="Consolas" w:hAnsi="Consolas"/>
+          <w:color w:val="262626"/>
           <w:sz w:val="16"/>
         </w:rPr>
+        <w:t xml:space="preserve"> = </w:t>
+      </w:r>
+      <w:r>
+        <w:rPr>
+          <w:rFonts w:ascii="Consolas" w:hAnsi="Consolas"/>
+          <w:color w:val="00733B"/>
+          <w:sz w:val="16"/>
+        </w:rPr>
+        <w:t xml:space="preserve">"cart:{$sessionId}:tenant:{$tenantId}"</w:t>
+      </w:r>
+      <w:r>
+        <w:rPr>
+          <w:rFonts w:ascii="Consolas" w:hAnsi="Consolas"/>
+          <w:color w:val="262626"/>
+          <w:sz w:val="16"/>
+        </w:rPr>
+        <w:t xml:space="preserve">;</w:t>
+      </w:r>
+      <w:r>
+        <w:br/>
+      </w:r>
+      <w:r>
+        <w:br/>
+      </w:r>
+      <w:r>
+        <w:rPr>
+          <w:rFonts w:ascii="Consolas" w:hAnsi="Consolas"/>
+          <w:b/>
+          <w:color w:val="000080"/>
+          <w:sz w:val="16"/>
+        </w:rPr>
+        <w:t xml:space="preserve">return</w:t>
+      </w:r>
+      <w:r>
+        <w:rPr>
+          <w:rFonts w:ascii="Consolas" w:hAnsi="Consolas"/>
+          <w:color w:val="262626"/>
+          <w:sz w:val="16"/>
+        </w:rPr>
         <w:t xml:space="preserve"> </w:t>
       </w:r>
       <w:r>
         <w:rPr>
-          <w:rFonts w:ascii="Consolas" w:hAnsi="Consolas" w:eastAsia="Consolas"/>
-          <w:color w:val="D4D4D4"/>
+          <w:rFonts w:ascii="Consolas" w:hAnsi="Consolas"/>
+          <w:color w:val="267F99"/>
           <w:sz w:val="16"/>
         </w:rPr>
-        <w:t>=</w:t>
-      </w:r>
-      <w:r>
-        <w:rPr>
-          <w:rFonts w:ascii="Consolas" w:hAnsi="Consolas" w:eastAsia="Consolas"/>
-          <w:color w:val="D4D4D4"/>
+        <w:t xml:space="preserve">Cache</w:t>
+      </w:r>
+      <w:r>
+        <w:rPr>
+          <w:rFonts w:ascii="Consolas" w:hAnsi="Consolas"/>
+          <w:color w:val="262626"/>
           <w:sz w:val="16"/>
         </w:rPr>
+        <w:t xml:space="preserve">::</w:t>
+      </w:r>
+      <w:r>
+        <w:rPr>
+          <w:rFonts w:ascii="Consolas" w:hAnsi="Consolas"/>
+          <w:color w:val="795E26"/>
+          <w:sz w:val="16"/>
+        </w:rPr>
+        <w:t xml:space="preserve">store</w:t>
+      </w:r>
+      <w:r>
+        <w:rPr>
+          <w:rFonts w:ascii="Consolas" w:hAnsi="Consolas"/>
+          <w:color w:val="262626"/>
+          <w:sz w:val="16"/>
+        </w:rPr>
+        <w:t xml:space="preserve">(</w:t>
+      </w:r>
+      <w:r>
+        <w:rPr>
+          <w:rFonts w:ascii="Consolas" w:hAnsi="Consolas"/>
+          <w:color w:val="00733B"/>
+          <w:sz w:val="16"/>
+        </w:rPr>
+        <w:t xml:space="preserve">'redis'</w:t>
+      </w:r>
+      <w:r>
+        <w:rPr>
+          <w:rFonts w:ascii="Consolas" w:hAnsi="Consolas"/>
+          <w:color w:val="262626"/>
+          <w:sz w:val="16"/>
+        </w:rPr>
+        <w:t xml:space="preserve">)</w:t>
+      </w:r>
+      <w:r>
+        <w:br/>
+      </w:r>
+      <w:r>
+        <w:rPr>
+          <w:rFonts w:ascii="Consolas" w:hAnsi="Consolas"/>
+          <w:color w:val="262626"/>
+          <w:sz w:val="16"/>
+        </w:rPr>
+        <w:t xml:space="preserve">    -&gt;</w:t>
+      </w:r>
+      <w:r>
+        <w:rPr>
+          <w:rFonts w:ascii="Consolas" w:hAnsi="Consolas"/>
+          <w:color w:val="795E26"/>
+          <w:sz w:val="16"/>
+        </w:rPr>
+        <w:t xml:space="preserve">lock</w:t>
+      </w:r>
+      <w:r>
+        <w:rPr>
+          <w:rFonts w:ascii="Consolas" w:hAnsi="Consolas"/>
+          <w:color w:val="262626"/>
+          <w:sz w:val="16"/>
+        </w:rPr>
+        <w:t xml:space="preserve">(</w:t>
+      </w:r>
+      <w:r>
+        <w:rPr>
+          <w:rFonts w:ascii="Consolas" w:hAnsi="Consolas"/>
+          <w:color w:val="00733B"/>
+          <w:sz w:val="16"/>
+        </w:rPr>
+        <w:t xml:space="preserve">"lock:{$key}"</w:t>
+      </w:r>
+      <w:r>
+        <w:rPr>
+          <w:rFonts w:ascii="Consolas" w:hAnsi="Consolas"/>
+          <w:color w:val="262626"/>
+          <w:sz w:val="16"/>
+        </w:rPr>
+        <w:t xml:space="preserve">, </w:t>
+      </w:r>
+      <w:r>
+        <w:rPr>
+          <w:rFonts w:ascii="Consolas" w:hAnsi="Consolas"/>
+          <w:color w:val="0073E6"/>
+          <w:sz w:val="16"/>
+        </w:rPr>
+        <w:t xml:space="preserve">5</w:t>
+      </w:r>
+      <w:r>
+        <w:rPr>
+          <w:rFonts w:ascii="Consolas" w:hAnsi="Consolas"/>
+          <w:color w:val="262626"/>
+          <w:sz w:val="16"/>
+        </w:rPr>
+        <w:t xml:space="preserve">)</w:t>
+      </w:r>
+      <w:r>
+        <w:br/>
+      </w:r>
+      <w:r>
+        <w:rPr>
+          <w:rFonts w:ascii="Consolas" w:hAnsi="Consolas"/>
+          <w:color w:val="262626"/>
+          <w:sz w:val="16"/>
+        </w:rPr>
+        <w:t xml:space="preserve">    -&gt;</w:t>
+      </w:r>
+      <w:r>
+        <w:rPr>
+          <w:rFonts w:ascii="Consolas" w:hAnsi="Consolas"/>
+          <w:color w:val="795E26"/>
+          <w:sz w:val="16"/>
+        </w:rPr>
+        <w:t xml:space="preserve">block</w:t>
+      </w:r>
+      <w:r>
+        <w:rPr>
+          <w:rFonts w:ascii="Consolas" w:hAnsi="Consolas"/>
+          <w:color w:val="262626"/>
+          <w:sz w:val="16"/>
+        </w:rPr>
+        <w:t xml:space="preserve">(</w:t>
+      </w:r>
+      <w:r>
+        <w:rPr>
+          <w:rFonts w:ascii="Consolas" w:hAnsi="Consolas"/>
+          <w:color w:val="0073E6"/>
+          <w:sz w:val="16"/>
+        </w:rPr>
+        <w:t xml:space="preserve">3</w:t>
+      </w:r>
+      <w:r>
+        <w:rPr>
+          <w:rFonts w:ascii="Consolas" w:hAnsi="Consolas"/>
+          <w:color w:val="262626"/>
+          <w:sz w:val="16"/>
+        </w:rPr>
+        <w:t xml:space="preserve">, </w:t>
+      </w:r>
+      <w:r>
+        <w:rPr>
+          <w:rFonts w:ascii="Consolas" w:hAnsi="Consolas"/>
+          <w:b/>
+          <w:color w:val="000080"/>
+          <w:sz w:val="16"/>
+        </w:rPr>
+        <w:t xml:space="preserve">function</w:t>
+      </w:r>
+      <w:r>
+        <w:rPr>
+          <w:rFonts w:ascii="Consolas" w:hAnsi="Consolas"/>
+          <w:color w:val="262626"/>
+          <w:sz w:val="16"/>
+        </w:rPr>
+        <w:t xml:space="preserve"> () </w:t>
+      </w:r>
+      <w:r>
+        <w:rPr>
+          <w:rFonts w:ascii="Consolas" w:hAnsi="Consolas"/>
+          <w:b/>
+          <w:color w:val="000080"/>
+          <w:sz w:val="16"/>
+        </w:rPr>
+        <w:t xml:space="preserve">use</w:t>
+      </w:r>
+      <w:r>
+        <w:rPr>
+          <w:rFonts w:ascii="Consolas" w:hAnsi="Consolas"/>
+          <w:color w:val="262626"/>
+          <w:sz w:val="16"/>
+        </w:rPr>
+        <w:t xml:space="preserve"> (</w:t>
+      </w:r>
+      <w:r>
+        <w:rPr>
+          <w:rFonts w:ascii="Consolas" w:hAnsi="Consolas"/>
+          <w:color w:val="660E7A"/>
+          <w:sz w:val="16"/>
+        </w:rPr>
+        <w:t xml:space="preserve">$key</w:t>
+      </w:r>
+      <w:r>
+        <w:rPr>
+          <w:rFonts w:ascii="Consolas" w:hAnsi="Consolas"/>
+          <w:color w:val="262626"/>
+          <w:sz w:val="16"/>
+        </w:rPr>
+        <w:t xml:space="preserve">, </w:t>
+      </w:r>
+      <w:r>
+        <w:rPr>
+          <w:rFonts w:ascii="Consolas" w:hAnsi="Consolas"/>
+          <w:color w:val="660E7A"/>
+          <w:sz w:val="16"/>
+        </w:rPr>
+        <w:t xml:space="preserve">$menuId</w:t>
+      </w:r>
+      <w:r>
+        <w:rPr>
+          <w:rFonts w:ascii="Consolas" w:hAnsi="Consolas"/>
+          <w:color w:val="262626"/>
+          <w:sz w:val="16"/>
+        </w:rPr>
+        <w:t xml:space="preserve">, </w:t>
+      </w:r>
+      <w:r>
+        <w:rPr>
+          <w:rFonts w:ascii="Consolas" w:hAnsi="Consolas"/>
+          <w:color w:val="660E7A"/>
+          <w:sz w:val="16"/>
+        </w:rPr>
+        <w:t xml:space="preserve">$quantity</w:t>
+      </w:r>
+      <w:r>
+        <w:rPr>
+          <w:rFonts w:ascii="Consolas" w:hAnsi="Consolas"/>
+          <w:color w:val="262626"/>
+          <w:sz w:val="16"/>
+        </w:rPr>
+        <w:t xml:space="preserve">): </w:t>
+      </w:r>
+      <w:r>
+        <w:rPr>
+          <w:rFonts w:ascii="Consolas" w:hAnsi="Consolas"/>
+          <w:b/>
+          <w:color w:val="000080"/>
+          <w:sz w:val="16"/>
+        </w:rPr>
+        <w:t xml:space="preserve">array</w:t>
+      </w:r>
+      <w:r>
+        <w:rPr>
+          <w:rFonts w:ascii="Consolas" w:hAnsi="Consolas"/>
+          <w:color w:val="262626"/>
+          <w:sz w:val="16"/>
+        </w:rPr>
+        <w:t xml:space="preserve"> {</w:t>
+      </w:r>
+      <w:r>
+        <w:br/>
+      </w:r>
+      <w:r>
+        <w:rPr>
+          <w:rFonts w:ascii="Consolas" w:hAnsi="Consolas"/>
+          <w:color w:val="262626"/>
+          <w:sz w:val="16"/>
+        </w:rPr>
+        <w:t xml:space="preserve">        </w:t>
+      </w:r>
+      <w:r>
+        <w:rPr>
+          <w:rFonts w:ascii="Consolas" w:hAnsi="Consolas"/>
+          <w:color w:val="660E7A"/>
+          <w:sz w:val="16"/>
+        </w:rPr>
+        <w:t xml:space="preserve">$cache</w:t>
+      </w:r>
+      <w:r>
+        <w:rPr>
+          <w:rFonts w:ascii="Consolas" w:hAnsi="Consolas"/>
+          <w:color w:val="262626"/>
+          <w:sz w:val="16"/>
+        </w:rPr>
+        <w:t xml:space="preserve"> = </w:t>
+      </w:r>
+      <w:r>
+        <w:rPr>
+          <w:rFonts w:ascii="Consolas" w:hAnsi="Consolas"/>
+          <w:color w:val="267F99"/>
+          <w:sz w:val="16"/>
+        </w:rPr>
+        <w:t xml:space="preserve">Cache</w:t>
+      </w:r>
+      <w:r>
+        <w:rPr>
+          <w:rFonts w:ascii="Consolas" w:hAnsi="Consolas"/>
+          <w:color w:val="262626"/>
+          <w:sz w:val="16"/>
+        </w:rPr>
+        <w:t xml:space="preserve">::</w:t>
+      </w:r>
+      <w:r>
+        <w:rPr>
+          <w:rFonts w:ascii="Consolas" w:hAnsi="Consolas"/>
+          <w:color w:val="795E26"/>
+          <w:sz w:val="16"/>
+        </w:rPr>
+        <w:t xml:space="preserve">store</w:t>
+      </w:r>
+      <w:r>
+        <w:rPr>
+          <w:rFonts w:ascii="Consolas" w:hAnsi="Consolas"/>
+          <w:color w:val="262626"/>
+          <w:sz w:val="16"/>
+        </w:rPr>
+        <w:t xml:space="preserve">(</w:t>
+      </w:r>
+      <w:r>
+        <w:rPr>
+          <w:rFonts w:ascii="Consolas" w:hAnsi="Consolas"/>
+          <w:color w:val="00733B"/>
+          <w:sz w:val="16"/>
+        </w:rPr>
+        <w:t xml:space="preserve">'redis'</w:t>
+      </w:r>
+      <w:r>
+        <w:rPr>
+          <w:rFonts w:ascii="Consolas" w:hAnsi="Consolas"/>
+          <w:color w:val="262626"/>
+          <w:sz w:val="16"/>
+        </w:rPr>
+        <w:t xml:space="preserve">);</w:t>
+      </w:r>
+      <w:r>
+        <w:br/>
+      </w:r>
+      <w:r>
+        <w:rPr>
+          <w:rFonts w:ascii="Consolas" w:hAnsi="Consolas"/>
+          <w:color w:val="262626"/>
+          <w:sz w:val="16"/>
+        </w:rPr>
+        <w:t xml:space="preserve">        </w:t>
+      </w:r>
+      <w:r>
+        <w:rPr>
+          <w:rFonts w:ascii="Consolas" w:hAnsi="Consolas"/>
+          <w:color w:val="660E7A"/>
+          <w:sz w:val="16"/>
+        </w:rPr>
+        <w:t xml:space="preserve">$cart</w:t>
+      </w:r>
+      <w:r>
+        <w:rPr>
+          <w:rFonts w:ascii="Consolas" w:hAnsi="Consolas"/>
+          <w:color w:val="262626"/>
+          <w:sz w:val="16"/>
+        </w:rPr>
+        <w:t xml:space="preserve"> = </w:t>
+      </w:r>
+      <w:r>
+        <w:rPr>
+          <w:rFonts w:ascii="Consolas" w:hAnsi="Consolas"/>
+          <w:color w:val="660E7A"/>
+          <w:sz w:val="16"/>
+        </w:rPr>
+        <w:t xml:space="preserve">$cache</w:t>
+      </w:r>
+      <w:r>
+        <w:rPr>
+          <w:rFonts w:ascii="Consolas" w:hAnsi="Consolas"/>
+          <w:color w:val="262626"/>
+          <w:sz w:val="16"/>
+        </w:rPr>
+        <w:t xml:space="preserve">-&gt;</w:t>
+      </w:r>
+      <w:r>
+        <w:rPr>
+          <w:rFonts w:ascii="Consolas" w:hAnsi="Consolas"/>
+          <w:color w:val="795E26"/>
+          <w:sz w:val="16"/>
+        </w:rPr>
+        <w:t xml:space="preserve">get</w:t>
+      </w:r>
+      <w:r>
+        <w:rPr>
+          <w:rFonts w:ascii="Consolas" w:hAnsi="Consolas"/>
+          <w:color w:val="262626"/>
+          <w:sz w:val="16"/>
+        </w:rPr>
+        <w:t xml:space="preserve">(</w:t>
+      </w:r>
+      <w:r>
+        <w:rPr>
+          <w:rFonts w:ascii="Consolas" w:hAnsi="Consolas"/>
+          <w:color w:val="660E7A"/>
+          <w:sz w:val="16"/>
+        </w:rPr>
+        <w:t xml:space="preserve">$key</w:t>
+      </w:r>
+      <w:r>
+        <w:rPr>
+          <w:rFonts w:ascii="Consolas" w:hAnsi="Consolas"/>
+          <w:color w:val="262626"/>
+          <w:sz w:val="16"/>
+        </w:rPr>
+        <w:t xml:space="preserve">, [</w:t>
+      </w:r>
+      <w:r>
+        <w:rPr>
+          <w:rFonts w:ascii="Consolas" w:hAnsi="Consolas"/>
+          <w:color w:val="00733B"/>
+          <w:sz w:val="16"/>
+        </w:rPr>
+        <w:t xml:space="preserve">'items'</w:t>
+      </w:r>
+      <w:r>
+        <w:rPr>
+          <w:rFonts w:ascii="Consolas" w:hAnsi="Consolas"/>
+          <w:color w:val="262626"/>
+          <w:sz w:val="16"/>
+        </w:rPr>
+        <w:t xml:space="preserve"> =&gt; []]);</w:t>
+      </w:r>
+      <w:r>
+        <w:br/>
+      </w:r>
+      <w:r>
+        <w:br/>
+      </w:r>
+      <w:r>
+        <w:rPr>
+          <w:rFonts w:ascii="Consolas" w:hAnsi="Consolas"/>
+          <w:color w:val="262626"/>
+          <w:sz w:val="16"/>
+        </w:rPr>
+        <w:t xml:space="preserve">        </w:t>
+      </w:r>
+      <w:r>
+        <w:rPr>
+          <w:rFonts w:ascii="Consolas" w:hAnsi="Consolas"/>
+          <w:color w:val="660E7A"/>
+          <w:sz w:val="16"/>
+        </w:rPr>
+        <w:t xml:space="preserve">$cart</w:t>
+      </w:r>
+      <w:r>
+        <w:rPr>
+          <w:rFonts w:ascii="Consolas" w:hAnsi="Consolas"/>
+          <w:color w:val="262626"/>
+          <w:sz w:val="16"/>
+        </w:rPr>
+        <w:t xml:space="preserve">[</w:t>
+      </w:r>
+      <w:r>
+        <w:rPr>
+          <w:rFonts w:ascii="Consolas" w:hAnsi="Consolas"/>
+          <w:color w:val="00733B"/>
+          <w:sz w:val="16"/>
+        </w:rPr>
+        <w:t xml:space="preserve">'items'</w:t>
+      </w:r>
+      <w:r>
+        <w:rPr>
+          <w:rFonts w:ascii="Consolas" w:hAnsi="Consolas"/>
+          <w:color w:val="262626"/>
+          <w:sz w:val="16"/>
+        </w:rPr>
+        <w:t xml:space="preserve">][</w:t>
+      </w:r>
+      <w:r>
+        <w:rPr>
+          <w:rFonts w:ascii="Consolas" w:hAnsi="Consolas"/>
+          <w:color w:val="660E7A"/>
+          <w:sz w:val="16"/>
+        </w:rPr>
+        <w:t xml:space="preserve">$menuId</w:t>
+      </w:r>
+      <w:r>
+        <w:rPr>
+          <w:rFonts w:ascii="Consolas" w:hAnsi="Consolas"/>
+          <w:color w:val="262626"/>
+          <w:sz w:val="16"/>
+        </w:rPr>
+        <w:t xml:space="preserve">] = [</w:t>
+      </w:r>
+      <w:r>
+        <w:br/>
+      </w:r>
+      <w:r>
+        <w:rPr>
+          <w:rFonts w:ascii="Consolas" w:hAnsi="Consolas"/>
+          <w:color w:val="262626"/>
+          <w:sz w:val="16"/>
+        </w:rPr>
+        <w:t xml:space="preserve">            </w:t>
+      </w:r>
+      <w:r>
+        <w:rPr>
+          <w:rFonts w:ascii="Consolas" w:hAnsi="Consolas"/>
+          <w:color w:val="00733B"/>
+          <w:sz w:val="16"/>
+        </w:rPr>
+        <w:t xml:space="preserve">'menu_id'</w:t>
+      </w:r>
+      <w:r>
+        <w:rPr>
+          <w:rFonts w:ascii="Consolas" w:hAnsi="Consolas"/>
+          <w:color w:val="262626"/>
+          <w:sz w:val="16"/>
+        </w:rPr>
+        <w:t xml:space="preserve"> =&gt; </w:t>
+      </w:r>
+      <w:r>
+        <w:rPr>
+          <w:rFonts w:ascii="Consolas" w:hAnsi="Consolas"/>
+          <w:color w:val="660E7A"/>
+          <w:sz w:val="16"/>
+        </w:rPr>
+        <w:t xml:space="preserve">$menuId</w:t>
+      </w:r>
+      <w:r>
+        <w:rPr>
+          <w:rFonts w:ascii="Consolas" w:hAnsi="Consolas"/>
+          <w:color w:val="262626"/>
+          <w:sz w:val="16"/>
+        </w:rPr>
+        <w:t xml:space="preserve">,</w:t>
+      </w:r>
+      <w:r>
+        <w:br/>
+      </w:r>
+      <w:r>
+        <w:rPr>
+          <w:rFonts w:ascii="Consolas" w:hAnsi="Consolas"/>
+          <w:color w:val="262626"/>
+          <w:sz w:val="16"/>
+        </w:rPr>
+        <w:t xml:space="preserve">            </w:t>
+      </w:r>
+      <w:r>
+        <w:rPr>
+          <w:rFonts w:ascii="Consolas" w:hAnsi="Consolas"/>
+          <w:color w:val="00733B"/>
+          <w:sz w:val="16"/>
+        </w:rPr>
+        <w:t xml:space="preserve">'quantity'</w:t>
+      </w:r>
+      <w:r>
+        <w:rPr>
+          <w:rFonts w:ascii="Consolas" w:hAnsi="Consolas"/>
+          <w:color w:val="262626"/>
+          <w:sz w:val="16"/>
+        </w:rPr>
+        <w:t xml:space="preserve"> =&gt; </w:t>
+      </w:r>
+      <w:r>
+        <w:rPr>
+          <w:rFonts w:ascii="Consolas" w:hAnsi="Consolas"/>
+          <w:color w:val="660E7A"/>
+          <w:sz w:val="16"/>
+        </w:rPr>
+        <w:t xml:space="preserve">$quantity</w:t>
+      </w:r>
+      <w:r>
+        <w:rPr>
+          <w:rFonts w:ascii="Consolas" w:hAnsi="Consolas"/>
+          <w:color w:val="262626"/>
+          <w:sz w:val="16"/>
+        </w:rPr>
+        <w:t xml:space="preserve">,</w:t>
+      </w:r>
+      <w:r>
+        <w:br/>
+      </w:r>
+      <w:r>
+        <w:rPr>
+          <w:rFonts w:ascii="Consolas" w:hAnsi="Consolas"/>
+          <w:color w:val="262626"/>
+          <w:sz w:val="16"/>
+        </w:rPr>
+        <w:t xml:space="preserve">        ];</w:t>
+      </w:r>
+      <w:r>
+        <w:br/>
+      </w:r>
+      <w:r>
+        <w:br/>
+      </w:r>
+      <w:r>
+        <w:rPr>
+          <w:rFonts w:ascii="Consolas" w:hAnsi="Consolas"/>
+          <w:color w:val="262626"/>
+          <w:sz w:val="16"/>
+        </w:rPr>
+        <w:t xml:space="preserve">        </w:t>
+      </w:r>
+      <w:r>
+        <w:rPr>
+          <w:rFonts w:ascii="Consolas" w:hAnsi="Consolas"/>
+          <w:color w:val="660E7A"/>
+          <w:sz w:val="16"/>
+        </w:rPr>
+        <w:t xml:space="preserve">$cache</w:t>
+      </w:r>
+      <w:r>
+        <w:rPr>
+          <w:rFonts w:ascii="Consolas" w:hAnsi="Consolas"/>
+          <w:color w:val="262626"/>
+          <w:sz w:val="16"/>
+        </w:rPr>
+        <w:t xml:space="preserve">-&gt;</w:t>
+      </w:r>
+      <w:r>
+        <w:rPr>
+          <w:rFonts w:ascii="Consolas" w:hAnsi="Consolas"/>
+          <w:color w:val="795E26"/>
+          <w:sz w:val="16"/>
+        </w:rPr>
+        <w:t xml:space="preserve">put</w:t>
+      </w:r>
+      <w:r>
+        <w:rPr>
+          <w:rFonts w:ascii="Consolas" w:hAnsi="Consolas"/>
+          <w:color w:val="262626"/>
+          <w:sz w:val="16"/>
+        </w:rPr>
+        <w:t xml:space="preserve">(</w:t>
+      </w:r>
+      <w:r>
+        <w:rPr>
+          <w:rFonts w:ascii="Consolas" w:hAnsi="Consolas"/>
+          <w:color w:val="660E7A"/>
+          <w:sz w:val="16"/>
+        </w:rPr>
+        <w:t xml:space="preserve">$key</w:t>
+      </w:r>
+      <w:r>
+        <w:rPr>
+          <w:rFonts w:ascii="Consolas" w:hAnsi="Consolas"/>
+          <w:color w:val="262626"/>
+          <w:sz w:val="16"/>
+        </w:rPr>
+        <w:t xml:space="preserve">, </w:t>
+      </w:r>
+      <w:r>
+        <w:rPr>
+          <w:rFonts w:ascii="Consolas" w:hAnsi="Consolas"/>
+          <w:color w:val="660E7A"/>
+          <w:sz w:val="16"/>
+        </w:rPr>
+        <w:t xml:space="preserve">$cart</w:t>
+      </w:r>
+      <w:r>
+        <w:rPr>
+          <w:rFonts w:ascii="Consolas" w:hAnsi="Consolas"/>
+          <w:color w:val="262626"/>
+          <w:sz w:val="16"/>
+        </w:rPr>
+        <w:t xml:space="preserve">, </w:t>
+      </w:r>
+      <w:r>
+        <w:rPr>
+          <w:rFonts w:ascii="Consolas" w:hAnsi="Consolas"/>
+          <w:color w:val="795E26"/>
+          <w:sz w:val="16"/>
+        </w:rPr>
+        <w:t xml:space="preserve">now</w:t>
+      </w:r>
+      <w:r>
+        <w:rPr>
+          <w:rFonts w:ascii="Consolas" w:hAnsi="Consolas"/>
+          <w:color w:val="262626"/>
+          <w:sz w:val="16"/>
+        </w:rPr>
+        <w:t xml:space="preserve">()-&gt;</w:t>
+      </w:r>
+      <w:r>
+        <w:rPr>
+          <w:rFonts w:ascii="Consolas" w:hAnsi="Consolas"/>
+          <w:color w:val="795E26"/>
+          <w:sz w:val="16"/>
+        </w:rPr>
+        <w:t xml:space="preserve">addMinutes</w:t>
+      </w:r>
+      <w:r>
+        <w:rPr>
+          <w:rFonts w:ascii="Consolas" w:hAnsi="Consolas"/>
+          <w:color w:val="262626"/>
+          <w:sz w:val="16"/>
+        </w:rPr>
+        <w:t xml:space="preserve">(</w:t>
+      </w:r>
+      <w:r>
+        <w:rPr>
+          <w:rFonts w:ascii="Consolas" w:hAnsi="Consolas"/>
+          <w:color w:val="0073E6"/>
+          <w:sz w:val="16"/>
+        </w:rPr>
+        <w:t xml:space="preserve">30</w:t>
+      </w:r>
+      <w:r>
+        <w:rPr>
+          <w:rFonts w:ascii="Consolas" w:hAnsi="Consolas"/>
+          <w:color w:val="262626"/>
+          <w:sz w:val="16"/>
+        </w:rPr>
+        <w:t xml:space="preserve">));</w:t>
+      </w:r>
+      <w:r>
+        <w:br/>
+      </w:r>
+      <w:r>
+        <w:br/>
+      </w:r>
+      <w:r>
+        <w:rPr>
+          <w:rFonts w:ascii="Consolas" w:hAnsi="Consolas"/>
+          <w:color w:val="262626"/>
+          <w:sz w:val="16"/>
+        </w:rPr>
+        <w:t xml:space="preserve">        </w:t>
+      </w:r>
+      <w:r>
+        <w:rPr>
+          <w:rFonts w:ascii="Consolas" w:hAnsi="Consolas"/>
+          <w:b/>
+          <w:color w:val="000080"/>
+          <w:sz w:val="16"/>
+        </w:rPr>
+        <w:t xml:space="preserve">return</w:t>
+      </w:r>
+      <w:r>
+        <w:rPr>
+          <w:rFonts w:ascii="Consolas" w:hAnsi="Consolas"/>
+          <w:color w:val="262626"/>
+          <w:sz w:val="16"/>
+        </w:rPr>
         <w:t xml:space="preserve"> </w:t>
       </w:r>
       <w:r>
         <w:rPr>
-          <w:rFonts w:ascii="Consolas" w:hAnsi="Consolas" w:eastAsia="Consolas"/>
-          <w:color w:val="CE9178"/>
+          <w:rFonts w:ascii="Consolas" w:hAnsi="Consolas"/>
+          <w:color w:val="660E7A"/>
           <w:sz w:val="16"/>
         </w:rPr>
-        <w:t>"cart:{$sessionId}:tenant:{$tenantId}"</w:t>
-      </w:r>
-      <w:r>
-        <w:rPr>
-          <w:rFonts w:ascii="Consolas" w:hAnsi="Consolas" w:eastAsia="Consolas"/>
-          <w:color w:val="D4D4D4"/>
+        <w:t xml:space="preserve">$cart</w:t>
+      </w:r>
+      <w:r>
+        <w:rPr>
+          <w:rFonts w:ascii="Consolas" w:hAnsi="Consolas"/>
+          <w:color w:val="262626"/>
           <w:sz w:val="16"/>
         </w:rPr>
-        <w:t>;</w:t>
-      </w:r>
-      <w:r>
-        <w:rPr>
-          <w:rFonts w:ascii="Consolas" w:hAnsi="Consolas" w:eastAsia="Consolas"/>
-          <w:color w:val="D4D4D4"/>
+        <w:t xml:space="preserve">;</w:t>
+      </w:r>
+      <w:r>
+        <w:br/>
+      </w:r>
+      <w:r>
+        <w:rPr>
+          <w:rFonts w:ascii="Consolas" w:hAnsi="Consolas"/>
+          <w:color w:val="262626"/>
           <w:sz w:val="16"/>
         </w:rPr>
-        <w:br/>
-        <w:br/>
-      </w:r>
-      <w:r>
-        <w:rPr>
-          <w:rFonts w:ascii="Consolas" w:hAnsi="Consolas" w:eastAsia="Consolas"/>
-          <w:color w:val="569CD6"/>
-          <w:sz w:val="16"/>
-        </w:rPr>
-        <w:t>return</w:t>
-      </w:r>
-      <w:r>
-        <w:rPr>
-          <w:rFonts w:ascii="Consolas" w:hAnsi="Consolas" w:eastAsia="Consolas"/>
-          <w:color w:val="D4D4D4"/>
-          <w:sz w:val="16"/>
-        </w:rPr>
-        <w:t xml:space="preserve"> </w:t>
-      </w:r>
-      <w:r>
-        <w:rPr>
-          <w:rFonts w:ascii="Consolas" w:hAnsi="Consolas" w:eastAsia="Consolas"/>
-          <w:color w:val="4EC9B0"/>
-          <w:sz w:val="16"/>
-        </w:rPr>
-        <w:t>Cache</w:t>
-      </w:r>
-      <w:r>
-        <w:rPr>
-          <w:rFonts w:ascii="Consolas" w:hAnsi="Consolas" w:eastAsia="Consolas"/>
-          <w:color w:val="D4D4D4"/>
-          <w:sz w:val="16"/>
-        </w:rPr>
-        <w:t>:</w:t>
-      </w:r>
-      <w:r>
-        <w:rPr>
-          <w:rFonts w:ascii="Consolas" w:hAnsi="Consolas" w:eastAsia="Consolas"/>
-          <w:color w:val="D4D4D4"/>
-          <w:sz w:val="16"/>
-        </w:rPr>
-        <w:t>:</w:t>
-      </w:r>
-      <w:r>
-        <w:rPr>
-          <w:rFonts w:ascii="Consolas" w:hAnsi="Consolas" w:eastAsia="Consolas"/>
-          <w:color w:val="DCDCAA"/>
-          <w:sz w:val="16"/>
-        </w:rPr>
-        <w:t>store</w:t>
-      </w:r>
-      <w:r>
-        <w:rPr>
-          <w:rFonts w:ascii="Consolas" w:hAnsi="Consolas" w:eastAsia="Consolas"/>
-          <w:color w:val="D4D4D4"/>
-          <w:sz w:val="16"/>
-        </w:rPr>
-        <w:t>(</w:t>
-      </w:r>
-      <w:r>
-        <w:rPr>
-          <w:rFonts w:ascii="Consolas" w:hAnsi="Consolas" w:eastAsia="Consolas"/>
-          <w:color w:val="CE9178"/>
-          <w:sz w:val="16"/>
-        </w:rPr>
-        <w:t>'redis'</w:t>
-      </w:r>
-      <w:r>
-        <w:rPr>
-          <w:rFonts w:ascii="Consolas" w:hAnsi="Consolas" w:eastAsia="Consolas"/>
-          <w:color w:val="D4D4D4"/>
-          <w:sz w:val="16"/>
-        </w:rPr>
-        <w:t>)</w:t>
-      </w:r>
-      <w:r>
-        <w:rPr>
-          <w:rFonts w:ascii="Consolas" w:hAnsi="Consolas" w:eastAsia="Consolas"/>
-          <w:color w:val="D4D4D4"/>
-          <w:sz w:val="16"/>
-        </w:rPr>
-        <w:br/>
-        <w:t xml:space="preserve">    </w:t>
-      </w:r>
-      <w:r>
-        <w:rPr>
-          <w:rFonts w:ascii="Consolas" w:hAnsi="Consolas" w:eastAsia="Consolas"/>
-          <w:color w:val="D4D4D4"/>
-          <w:sz w:val="16"/>
-        </w:rPr>
-        <w:t>-</w:t>
-      </w:r>
-      <w:r>
-        <w:rPr>
-          <w:rFonts w:ascii="Consolas" w:hAnsi="Consolas" w:eastAsia="Consolas"/>
-          <w:color w:val="D4D4D4"/>
-          <w:sz w:val="16"/>
-        </w:rPr>
-        <w:t>&gt;</w:t>
-      </w:r>
-      <w:r>
-        <w:rPr>
-          <w:rFonts w:ascii="Consolas" w:hAnsi="Consolas" w:eastAsia="Consolas"/>
-          <w:color w:val="DCDCAA"/>
-          <w:sz w:val="16"/>
-        </w:rPr>
-        <w:t>lock</w:t>
-      </w:r>
-      <w:r>
-        <w:rPr>
-          <w:rFonts w:ascii="Consolas" w:hAnsi="Consolas" w:eastAsia="Consolas"/>
-          <w:color w:val="D4D4D4"/>
-          <w:sz w:val="16"/>
-        </w:rPr>
-        <w:t>(</w:t>
-      </w:r>
-      <w:r>
-        <w:rPr>
-          <w:rFonts w:ascii="Consolas" w:hAnsi="Consolas" w:eastAsia="Consolas"/>
-          <w:color w:val="CE9178"/>
-          <w:sz w:val="16"/>
-        </w:rPr>
-        <w:t>"lock:{$key}"</w:t>
-      </w:r>
-      <w:r>
-        <w:rPr>
-          <w:rFonts w:ascii="Consolas" w:hAnsi="Consolas" w:eastAsia="Consolas"/>
-          <w:color w:val="D4D4D4"/>
-          <w:sz w:val="16"/>
-        </w:rPr>
-        <w:t>,</w:t>
-      </w:r>
-      <w:r>
-        <w:rPr>
-          <w:rFonts w:ascii="Consolas" w:hAnsi="Consolas" w:eastAsia="Consolas"/>
-          <w:color w:val="D4D4D4"/>
-          <w:sz w:val="16"/>
-        </w:rPr>
-        <w:t xml:space="preserve"> </w:t>
-      </w:r>
-      <w:r>
-        <w:rPr>
-          <w:rFonts w:ascii="Consolas" w:hAnsi="Consolas" w:eastAsia="Consolas"/>
-          <w:color w:val="D4D4D4"/>
-          <w:sz w:val="16"/>
-        </w:rPr>
-        <w:t>5</w:t>
-      </w:r>
-      <w:r>
-        <w:rPr>
-          <w:rFonts w:ascii="Consolas" w:hAnsi="Consolas" w:eastAsia="Consolas"/>
-          <w:color w:val="D4D4D4"/>
-          <w:sz w:val="16"/>
-        </w:rPr>
-        <w:t>)</w:t>
-      </w:r>
-      <w:r>
-        <w:rPr>
-          <w:rFonts w:ascii="Consolas" w:hAnsi="Consolas" w:eastAsia="Consolas"/>
-          <w:color w:val="D4D4D4"/>
-          <w:sz w:val="16"/>
-        </w:rPr>
-        <w:br/>
-        <w:t xml:space="preserve">    </w:t>
-      </w:r>
-      <w:r>
-        <w:rPr>
-          <w:rFonts w:ascii="Consolas" w:hAnsi="Consolas" w:eastAsia="Consolas"/>
-          <w:color w:val="D4D4D4"/>
-          <w:sz w:val="16"/>
-        </w:rPr>
-        <w:t>-</w:t>
-      </w:r>
-      <w:r>
-        <w:rPr>
-          <w:rFonts w:ascii="Consolas" w:hAnsi="Consolas" w:eastAsia="Consolas"/>
-          <w:color w:val="D4D4D4"/>
-          <w:sz w:val="16"/>
-        </w:rPr>
-        <w:t>&gt;</w:t>
-      </w:r>
-      <w:r>
-        <w:rPr>
-          <w:rFonts w:ascii="Consolas" w:hAnsi="Consolas" w:eastAsia="Consolas"/>
-          <w:color w:val="DCDCAA"/>
-          <w:sz w:val="16"/>
-        </w:rPr>
-        <w:t>block</w:t>
-      </w:r>
-      <w:r>
-        <w:rPr>
-          <w:rFonts w:ascii="Consolas" w:hAnsi="Consolas" w:eastAsia="Consolas"/>
-          <w:color w:val="D4D4D4"/>
-          <w:sz w:val="16"/>
-        </w:rPr>
-        <w:t>(</w:t>
-      </w:r>
-      <w:r>
-        <w:rPr>
-          <w:rFonts w:ascii="Consolas" w:hAnsi="Consolas" w:eastAsia="Consolas"/>
-          <w:color w:val="D4D4D4"/>
-          <w:sz w:val="16"/>
-        </w:rPr>
-        <w:t>3</w:t>
-      </w:r>
-      <w:r>
-        <w:rPr>
-          <w:rFonts w:ascii="Consolas" w:hAnsi="Consolas" w:eastAsia="Consolas"/>
-          <w:color w:val="D4D4D4"/>
-          <w:sz w:val="16"/>
-        </w:rPr>
-        <w:t>,</w:t>
-      </w:r>
-      <w:r>
-        <w:rPr>
-          <w:rFonts w:ascii="Consolas" w:hAnsi="Consolas" w:eastAsia="Consolas"/>
-          <w:color w:val="D4D4D4"/>
-          <w:sz w:val="16"/>
-        </w:rPr>
-        <w:t xml:space="preserve"> </w:t>
-      </w:r>
-      <w:r>
-        <w:rPr>
-          <w:rFonts w:ascii="Consolas" w:hAnsi="Consolas" w:eastAsia="Consolas"/>
-          <w:color w:val="569CD6"/>
-          <w:sz w:val="16"/>
-        </w:rPr>
-        <w:t>function</w:t>
-      </w:r>
-      <w:r>
-        <w:rPr>
-          <w:rFonts w:ascii="Consolas" w:hAnsi="Consolas" w:eastAsia="Consolas"/>
-          <w:color w:val="D4D4D4"/>
-          <w:sz w:val="16"/>
-        </w:rPr>
-        <w:t xml:space="preserve"> </w:t>
-      </w:r>
-      <w:r>
-        <w:rPr>
-          <w:rFonts w:ascii="Consolas" w:hAnsi="Consolas" w:eastAsia="Consolas"/>
-          <w:color w:val="D4D4D4"/>
-          <w:sz w:val="16"/>
-        </w:rPr>
-        <w:t>(</w:t>
-      </w:r>
-      <w:r>
-        <w:rPr>
-          <w:rFonts w:ascii="Consolas" w:hAnsi="Consolas" w:eastAsia="Consolas"/>
-          <w:color w:val="D4D4D4"/>
-          <w:sz w:val="16"/>
-        </w:rPr>
-        <w:t>)</w:t>
-      </w:r>
-      <w:r>
-        <w:rPr>
-          <w:rFonts w:ascii="Consolas" w:hAnsi="Consolas" w:eastAsia="Consolas"/>
-          <w:color w:val="D4D4D4"/>
-          <w:sz w:val="16"/>
-        </w:rPr>
-        <w:t xml:space="preserve"> </w:t>
-      </w:r>
-      <w:r>
-        <w:rPr>
-          <w:rFonts w:ascii="Consolas" w:hAnsi="Consolas" w:eastAsia="Consolas"/>
-          <w:color w:val="569CD6"/>
-          <w:sz w:val="16"/>
-        </w:rPr>
-        <w:t>use</w:t>
-      </w:r>
-      <w:r>
-        <w:rPr>
-          <w:rFonts w:ascii="Consolas" w:hAnsi="Consolas" w:eastAsia="Consolas"/>
-          <w:color w:val="D4D4D4"/>
-          <w:sz w:val="16"/>
-        </w:rPr>
-        <w:t xml:space="preserve"> </w:t>
-      </w:r>
-      <w:r>
-        <w:rPr>
-          <w:rFonts w:ascii="Consolas" w:hAnsi="Consolas" w:eastAsia="Consolas"/>
-          <w:color w:val="D4D4D4"/>
-          <w:sz w:val="16"/>
-        </w:rPr>
-        <w:t>(</w:t>
-      </w:r>
-      <w:r>
-        <w:rPr>
-          <w:rFonts w:ascii="Consolas" w:hAnsi="Consolas" w:eastAsia="Consolas"/>
-          <w:color w:val="9CDCFE"/>
-          <w:sz w:val="16"/>
-        </w:rPr>
-        <w:t>$key</w:t>
-      </w:r>
-      <w:r>
-        <w:rPr>
-          <w:rFonts w:ascii="Consolas" w:hAnsi="Consolas" w:eastAsia="Consolas"/>
-          <w:color w:val="D4D4D4"/>
-          <w:sz w:val="16"/>
-        </w:rPr>
-        <w:t>,</w:t>
-      </w:r>
-      <w:r>
-        <w:rPr>
-          <w:rFonts w:ascii="Consolas" w:hAnsi="Consolas" w:eastAsia="Consolas"/>
-          <w:color w:val="D4D4D4"/>
-          <w:sz w:val="16"/>
-        </w:rPr>
-        <w:t xml:space="preserve"> </w:t>
-      </w:r>
-      <w:r>
-        <w:rPr>
-          <w:rFonts w:ascii="Consolas" w:hAnsi="Consolas" w:eastAsia="Consolas"/>
-          <w:color w:val="9CDCFE"/>
-          <w:sz w:val="16"/>
-        </w:rPr>
-        <w:t>$menuId</w:t>
-      </w:r>
-      <w:r>
-        <w:rPr>
-          <w:rFonts w:ascii="Consolas" w:hAnsi="Consolas" w:eastAsia="Consolas"/>
-          <w:color w:val="D4D4D4"/>
-          <w:sz w:val="16"/>
-        </w:rPr>
-        <w:t>,</w:t>
-      </w:r>
-      <w:r>
-        <w:rPr>
-          <w:rFonts w:ascii="Consolas" w:hAnsi="Consolas" w:eastAsia="Consolas"/>
-          <w:color w:val="D4D4D4"/>
-          <w:sz w:val="16"/>
-        </w:rPr>
-        <w:t xml:space="preserve"> </w:t>
-      </w:r>
-      <w:r>
-        <w:rPr>
-          <w:rFonts w:ascii="Consolas" w:hAnsi="Consolas" w:eastAsia="Consolas"/>
-          <w:color w:val="9CDCFE"/>
-          <w:sz w:val="16"/>
-        </w:rPr>
-        <w:t>$quantity</w:t>
-      </w:r>
-      <w:r>
-        <w:rPr>
-          <w:rFonts w:ascii="Consolas" w:hAnsi="Consolas" w:eastAsia="Consolas"/>
-          <w:color w:val="D4D4D4"/>
-          <w:sz w:val="16"/>
-        </w:rPr>
-        <w:t>)</w:t>
-      </w:r>
-      <w:r>
-        <w:rPr>
-          <w:rFonts w:ascii="Consolas" w:hAnsi="Consolas" w:eastAsia="Consolas"/>
-          <w:color w:val="D4D4D4"/>
-          <w:sz w:val="16"/>
-        </w:rPr>
-        <w:t>:</w:t>
-      </w:r>
-      <w:r>
-        <w:rPr>
-          <w:rFonts w:ascii="Consolas" w:hAnsi="Consolas" w:eastAsia="Consolas"/>
-          <w:color w:val="D4D4D4"/>
-          <w:sz w:val="16"/>
-        </w:rPr>
-        <w:t xml:space="preserve"> </w:t>
-      </w:r>
-      <w:r>
-        <w:rPr>
-          <w:rFonts w:ascii="Consolas" w:hAnsi="Consolas" w:eastAsia="Consolas"/>
-          <w:color w:val="569CD6"/>
-          <w:sz w:val="16"/>
-        </w:rPr>
-        <w:t>array</w:t>
-      </w:r>
-      <w:r>
-        <w:rPr>
-          <w:rFonts w:ascii="Consolas" w:hAnsi="Consolas" w:eastAsia="Consolas"/>
-          <w:color w:val="D4D4D4"/>
-          <w:sz w:val="16"/>
-        </w:rPr>
-        <w:t xml:space="preserve"> </w:t>
-      </w:r>
-      <w:r>
-        <w:rPr>
-          <w:rFonts w:ascii="Consolas" w:hAnsi="Consolas" w:eastAsia="Consolas"/>
-          <w:color w:val="D4D4D4"/>
-          <w:sz w:val="16"/>
-        </w:rPr>
-        <w:t>{</w:t>
-      </w:r>
-      <w:r>
-        <w:rPr>
-          <w:rFonts w:ascii="Consolas" w:hAnsi="Consolas" w:eastAsia="Consolas"/>
-          <w:color w:val="D4D4D4"/>
-          <w:sz w:val="16"/>
-        </w:rPr>
-        <w:br/>
-        <w:t xml:space="preserve">        </w:t>
-      </w:r>
-      <w:r>
-        <w:rPr>
-          <w:rFonts w:ascii="Consolas" w:hAnsi="Consolas" w:eastAsia="Consolas"/>
-          <w:color w:val="9CDCFE"/>
-          <w:sz w:val="16"/>
-        </w:rPr>
-        <w:t>$cache</w:t>
-      </w:r>
-      <w:r>
-        <w:rPr>
-          <w:rFonts w:ascii="Consolas" w:hAnsi="Consolas" w:eastAsia="Consolas"/>
-          <w:color w:val="D4D4D4"/>
-          <w:sz w:val="16"/>
-        </w:rPr>
-        <w:t xml:space="preserve"> </w:t>
-      </w:r>
-      <w:r>
-        <w:rPr>
-          <w:rFonts w:ascii="Consolas" w:hAnsi="Consolas" w:eastAsia="Consolas"/>
-          <w:color w:val="D4D4D4"/>
-          <w:sz w:val="16"/>
-        </w:rPr>
-        <w:t>=</w:t>
-      </w:r>
-      <w:r>
-        <w:rPr>
-          <w:rFonts w:ascii="Consolas" w:hAnsi="Consolas" w:eastAsia="Consolas"/>
-          <w:color w:val="D4D4D4"/>
-          <w:sz w:val="16"/>
-        </w:rPr>
-        <w:t xml:space="preserve"> </w:t>
-      </w:r>
-      <w:r>
-        <w:rPr>
-          <w:rFonts w:ascii="Consolas" w:hAnsi="Consolas" w:eastAsia="Consolas"/>
-          <w:color w:val="4EC9B0"/>
-          <w:sz w:val="16"/>
-        </w:rPr>
-        <w:t>Cache</w:t>
-      </w:r>
-      <w:r>
-        <w:rPr>
-          <w:rFonts w:ascii="Consolas" w:hAnsi="Consolas" w:eastAsia="Consolas"/>
-          <w:color w:val="D4D4D4"/>
-          <w:sz w:val="16"/>
-        </w:rPr>
-        <w:t>:</w:t>
-      </w:r>
-      <w:r>
-        <w:rPr>
-          <w:rFonts w:ascii="Consolas" w:hAnsi="Consolas" w:eastAsia="Consolas"/>
-          <w:color w:val="D4D4D4"/>
-          <w:sz w:val="16"/>
-        </w:rPr>
-        <w:t>:</w:t>
-      </w:r>
-      <w:r>
-        <w:rPr>
-          <w:rFonts w:ascii="Consolas" w:hAnsi="Consolas" w:eastAsia="Consolas"/>
-          <w:color w:val="DCDCAA"/>
-          <w:sz w:val="16"/>
-        </w:rPr>
-        <w:t>store</w:t>
-      </w:r>
-      <w:r>
-        <w:rPr>
-          <w:rFonts w:ascii="Consolas" w:hAnsi="Consolas" w:eastAsia="Consolas"/>
-          <w:color w:val="D4D4D4"/>
-          <w:sz w:val="16"/>
-        </w:rPr>
-        <w:t>(</w:t>
-      </w:r>
-      <w:r>
-        <w:rPr>
-          <w:rFonts w:ascii="Consolas" w:hAnsi="Consolas" w:eastAsia="Consolas"/>
-          <w:color w:val="CE9178"/>
-          <w:sz w:val="16"/>
-        </w:rPr>
-        <w:t>'redis'</w:t>
-      </w:r>
-      <w:r>
-        <w:rPr>
-          <w:rFonts w:ascii="Consolas" w:hAnsi="Consolas" w:eastAsia="Consolas"/>
-          <w:color w:val="D4D4D4"/>
-          <w:sz w:val="16"/>
-        </w:rPr>
-        <w:t>)</w:t>
-      </w:r>
-      <w:r>
-        <w:rPr>
-          <w:rFonts w:ascii="Consolas" w:hAnsi="Consolas" w:eastAsia="Consolas"/>
-          <w:color w:val="D4D4D4"/>
-          <w:sz w:val="16"/>
-        </w:rPr>
-        <w:t>;</w:t>
-      </w:r>
-      <w:r>
-        <w:rPr>
-          <w:rFonts w:ascii="Consolas" w:hAnsi="Consolas" w:eastAsia="Consolas"/>
-          <w:color w:val="D4D4D4"/>
-          <w:sz w:val="16"/>
-        </w:rPr>
-        <w:br/>
-        <w:t xml:space="preserve">        </w:t>
-      </w:r>
-      <w:r>
-        <w:rPr>
-          <w:rFonts w:ascii="Consolas" w:hAnsi="Consolas" w:eastAsia="Consolas"/>
-          <w:color w:val="9CDCFE"/>
-          <w:sz w:val="16"/>
-        </w:rPr>
-        <w:t>$cart</w:t>
-      </w:r>
-      <w:r>
-        <w:rPr>
-          <w:rFonts w:ascii="Consolas" w:hAnsi="Consolas" w:eastAsia="Consolas"/>
-          <w:color w:val="D4D4D4"/>
-          <w:sz w:val="16"/>
-        </w:rPr>
-        <w:t xml:space="preserve"> </w:t>
-      </w:r>
-      <w:r>
-        <w:rPr>
-          <w:rFonts w:ascii="Consolas" w:hAnsi="Consolas" w:eastAsia="Consolas"/>
-          <w:color w:val="D4D4D4"/>
-          <w:sz w:val="16"/>
-        </w:rPr>
-        <w:t>=</w:t>
-      </w:r>
-      <w:r>
-        <w:rPr>
-          <w:rFonts w:ascii="Consolas" w:hAnsi="Consolas" w:eastAsia="Consolas"/>
-          <w:color w:val="D4D4D4"/>
-          <w:sz w:val="16"/>
-        </w:rPr>
-        <w:t xml:space="preserve"> </w:t>
-      </w:r>
-      <w:r>
-        <w:rPr>
-          <w:rFonts w:ascii="Consolas" w:hAnsi="Consolas" w:eastAsia="Consolas"/>
-          <w:color w:val="9CDCFE"/>
-          <w:sz w:val="16"/>
-        </w:rPr>
-        <w:t>$cache</w:t>
-      </w:r>
-      <w:r>
-        <w:rPr>
-          <w:rFonts w:ascii="Consolas" w:hAnsi="Consolas" w:eastAsia="Consolas"/>
-          <w:color w:val="D4D4D4"/>
-          <w:sz w:val="16"/>
-        </w:rPr>
-        <w:t>-</w:t>
-      </w:r>
-      <w:r>
-        <w:rPr>
-          <w:rFonts w:ascii="Consolas" w:hAnsi="Consolas" w:eastAsia="Consolas"/>
-          <w:color w:val="D4D4D4"/>
-          <w:sz w:val="16"/>
-        </w:rPr>
-        <w:t>&gt;</w:t>
-      </w:r>
-      <w:r>
-        <w:rPr>
-          <w:rFonts w:ascii="Consolas" w:hAnsi="Consolas" w:eastAsia="Consolas"/>
-          <w:color w:val="DCDCAA"/>
-          <w:sz w:val="16"/>
-        </w:rPr>
-        <w:t>get</w:t>
-      </w:r>
-      <w:r>
-        <w:rPr>
-          <w:rFonts w:ascii="Consolas" w:hAnsi="Consolas" w:eastAsia="Consolas"/>
-          <w:color w:val="D4D4D4"/>
-          <w:sz w:val="16"/>
-        </w:rPr>
-        <w:t>(</w:t>
-      </w:r>
-      <w:r>
-        <w:rPr>
-          <w:rFonts w:ascii="Consolas" w:hAnsi="Consolas" w:eastAsia="Consolas"/>
-          <w:color w:val="9CDCFE"/>
-          <w:sz w:val="16"/>
-        </w:rPr>
-        <w:t>$key</w:t>
-      </w:r>
-      <w:r>
-        <w:rPr>
-          <w:rFonts w:ascii="Consolas" w:hAnsi="Consolas" w:eastAsia="Consolas"/>
-          <w:color w:val="D4D4D4"/>
-          <w:sz w:val="16"/>
-        </w:rPr>
-        <w:t>,</w:t>
-      </w:r>
-      <w:r>
-        <w:rPr>
-          <w:rFonts w:ascii="Consolas" w:hAnsi="Consolas" w:eastAsia="Consolas"/>
-          <w:color w:val="D4D4D4"/>
-          <w:sz w:val="16"/>
-        </w:rPr>
-        <w:t xml:space="preserve"> </w:t>
-      </w:r>
-      <w:r>
-        <w:rPr>
-          <w:rFonts w:ascii="Consolas" w:hAnsi="Consolas" w:eastAsia="Consolas"/>
-          <w:color w:val="D4D4D4"/>
-          <w:sz w:val="16"/>
-        </w:rPr>
-        <w:t>[</w:t>
-      </w:r>
-      <w:r>
-        <w:rPr>
-          <w:rFonts w:ascii="Consolas" w:hAnsi="Consolas" w:eastAsia="Consolas"/>
-          <w:color w:val="CE9178"/>
-          <w:sz w:val="16"/>
-        </w:rPr>
-        <w:t>'items'</w:t>
-      </w:r>
-      <w:r>
-        <w:rPr>
-          <w:rFonts w:ascii="Consolas" w:hAnsi="Consolas" w:eastAsia="Consolas"/>
-          <w:color w:val="D4D4D4"/>
-          <w:sz w:val="16"/>
-        </w:rPr>
-        <w:t xml:space="preserve"> </w:t>
-      </w:r>
-      <w:r>
-        <w:rPr>
-          <w:rFonts w:ascii="Consolas" w:hAnsi="Consolas" w:eastAsia="Consolas"/>
-          <w:color w:val="D4D4D4"/>
-          <w:sz w:val="16"/>
-        </w:rPr>
-        <w:t>=</w:t>
-      </w:r>
-      <w:r>
-        <w:rPr>
-          <w:rFonts w:ascii="Consolas" w:hAnsi="Consolas" w:eastAsia="Consolas"/>
-          <w:color w:val="D4D4D4"/>
-          <w:sz w:val="16"/>
-        </w:rPr>
-        <w:t>&gt;</w:t>
-      </w:r>
-      <w:r>
-        <w:rPr>
-          <w:rFonts w:ascii="Consolas" w:hAnsi="Consolas" w:eastAsia="Consolas"/>
-          <w:color w:val="D4D4D4"/>
-          <w:sz w:val="16"/>
-        </w:rPr>
-        <w:t xml:space="preserve"> </w:t>
-      </w:r>
-      <w:r>
-        <w:rPr>
-          <w:rFonts w:ascii="Consolas" w:hAnsi="Consolas" w:eastAsia="Consolas"/>
-          <w:color w:val="D4D4D4"/>
-          <w:sz w:val="16"/>
-        </w:rPr>
-        <w:t>[</w:t>
-      </w:r>
-      <w:r>
-        <w:rPr>
-          <w:rFonts w:ascii="Consolas" w:hAnsi="Consolas" w:eastAsia="Consolas"/>
-          <w:color w:val="D4D4D4"/>
-          <w:sz w:val="16"/>
-        </w:rPr>
-        <w:t>]</w:t>
-      </w:r>
-      <w:r>
-        <w:rPr>
-          <w:rFonts w:ascii="Consolas" w:hAnsi="Consolas" w:eastAsia="Consolas"/>
-          <w:color w:val="D4D4D4"/>
-          <w:sz w:val="16"/>
-        </w:rPr>
-        <w:t>]</w:t>
-      </w:r>
-      <w:r>
-        <w:rPr>
-          <w:rFonts w:ascii="Consolas" w:hAnsi="Consolas" w:eastAsia="Consolas"/>
-          <w:color w:val="D4D4D4"/>
-          <w:sz w:val="16"/>
-        </w:rPr>
-        <w:t>)</w:t>
-      </w:r>
-      <w:r>
-        <w:rPr>
-          <w:rFonts w:ascii="Consolas" w:hAnsi="Consolas" w:eastAsia="Consolas"/>
-          <w:color w:val="D4D4D4"/>
-          <w:sz w:val="16"/>
-        </w:rPr>
-        <w:t>;</w:t>
-      </w:r>
-      <w:r>
-        <w:rPr>
-          <w:rFonts w:ascii="Consolas" w:hAnsi="Consolas" w:eastAsia="Consolas"/>
-          <w:color w:val="D4D4D4"/>
-          <w:sz w:val="16"/>
-        </w:rPr>
-        <w:br/>
-        <w:br/>
-        <w:t xml:space="preserve">        </w:t>
-      </w:r>
-      <w:r>
-        <w:rPr>
-          <w:rFonts w:ascii="Consolas" w:hAnsi="Consolas" w:eastAsia="Consolas"/>
-          <w:color w:val="9CDCFE"/>
-          <w:sz w:val="16"/>
-        </w:rPr>
-        <w:t>$cart</w:t>
-      </w:r>
-      <w:r>
-        <w:rPr>
-          <w:rFonts w:ascii="Consolas" w:hAnsi="Consolas" w:eastAsia="Consolas"/>
-          <w:color w:val="D4D4D4"/>
-          <w:sz w:val="16"/>
-        </w:rPr>
-        <w:t>[</w:t>
-      </w:r>
-      <w:r>
-        <w:rPr>
-          <w:rFonts w:ascii="Consolas" w:hAnsi="Consolas" w:eastAsia="Consolas"/>
-          <w:color w:val="CE9178"/>
-          <w:sz w:val="16"/>
-        </w:rPr>
-        <w:t>'items'</w:t>
-      </w:r>
-      <w:r>
-        <w:rPr>
-          <w:rFonts w:ascii="Consolas" w:hAnsi="Consolas" w:eastAsia="Consolas"/>
-          <w:color w:val="D4D4D4"/>
-          <w:sz w:val="16"/>
-        </w:rPr>
-        <w:t>]</w:t>
-      </w:r>
-      <w:r>
-        <w:rPr>
-          <w:rFonts w:ascii="Consolas" w:hAnsi="Consolas" w:eastAsia="Consolas"/>
-          <w:color w:val="D4D4D4"/>
-          <w:sz w:val="16"/>
-        </w:rPr>
-        <w:t>[</w:t>
-      </w:r>
-      <w:r>
-        <w:rPr>
-          <w:rFonts w:ascii="Consolas" w:hAnsi="Consolas" w:eastAsia="Consolas"/>
-          <w:color w:val="9CDCFE"/>
-          <w:sz w:val="16"/>
-        </w:rPr>
-        <w:t>$menuId</w:t>
-      </w:r>
-      <w:r>
-        <w:rPr>
-          <w:rFonts w:ascii="Consolas" w:hAnsi="Consolas" w:eastAsia="Consolas"/>
-          <w:color w:val="D4D4D4"/>
-          <w:sz w:val="16"/>
-        </w:rPr>
-        <w:t>]</w:t>
-      </w:r>
-      <w:r>
-        <w:rPr>
-          <w:rFonts w:ascii="Consolas" w:hAnsi="Consolas" w:eastAsia="Consolas"/>
-          <w:color w:val="D4D4D4"/>
-          <w:sz w:val="16"/>
-        </w:rPr>
-        <w:t xml:space="preserve"> </w:t>
-      </w:r>
-      <w:r>
-        <w:rPr>
-          <w:rFonts w:ascii="Consolas" w:hAnsi="Consolas" w:eastAsia="Consolas"/>
-          <w:color w:val="D4D4D4"/>
-          <w:sz w:val="16"/>
-        </w:rPr>
-        <w:t>=</w:t>
-      </w:r>
-      <w:r>
-        <w:rPr>
-          <w:rFonts w:ascii="Consolas" w:hAnsi="Consolas" w:eastAsia="Consolas"/>
-          <w:color w:val="D4D4D4"/>
-          <w:sz w:val="16"/>
-        </w:rPr>
-        <w:t xml:space="preserve"> </w:t>
-      </w:r>
-      <w:r>
-        <w:rPr>
-          <w:rFonts w:ascii="Consolas" w:hAnsi="Consolas" w:eastAsia="Consolas"/>
-          <w:color w:val="D4D4D4"/>
-          <w:sz w:val="16"/>
-        </w:rPr>
-        <w:t>[</w:t>
-      </w:r>
-      <w:r>
-        <w:rPr>
-          <w:rFonts w:ascii="Consolas" w:hAnsi="Consolas" w:eastAsia="Consolas"/>
-          <w:color w:val="D4D4D4"/>
-          <w:sz w:val="16"/>
-        </w:rPr>
-        <w:br/>
-        <w:t xml:space="preserve">            </w:t>
-      </w:r>
-      <w:r>
-        <w:rPr>
-          <w:rFonts w:ascii="Consolas" w:hAnsi="Consolas" w:eastAsia="Consolas"/>
-          <w:color w:val="CE9178"/>
-          <w:sz w:val="16"/>
-        </w:rPr>
-        <w:t>'menu_id'</w:t>
-      </w:r>
-      <w:r>
-        <w:rPr>
-          <w:rFonts w:ascii="Consolas" w:hAnsi="Consolas" w:eastAsia="Consolas"/>
-          <w:color w:val="D4D4D4"/>
-          <w:sz w:val="16"/>
-        </w:rPr>
-        <w:t xml:space="preserve"> </w:t>
-      </w:r>
-      <w:r>
-        <w:rPr>
-          <w:rFonts w:ascii="Consolas" w:hAnsi="Consolas" w:eastAsia="Consolas"/>
-          <w:color w:val="D4D4D4"/>
-          <w:sz w:val="16"/>
-        </w:rPr>
-        <w:t>=</w:t>
-      </w:r>
-      <w:r>
-        <w:rPr>
-          <w:rFonts w:ascii="Consolas" w:hAnsi="Consolas" w:eastAsia="Consolas"/>
-          <w:color w:val="D4D4D4"/>
-          <w:sz w:val="16"/>
-        </w:rPr>
-        <w:t>&gt;</w:t>
-      </w:r>
-      <w:r>
-        <w:rPr>
-          <w:rFonts w:ascii="Consolas" w:hAnsi="Consolas" w:eastAsia="Consolas"/>
-          <w:color w:val="D4D4D4"/>
-          <w:sz w:val="16"/>
-        </w:rPr>
-        <w:t xml:space="preserve"> </w:t>
-      </w:r>
-      <w:r>
-        <w:rPr>
-          <w:rFonts w:ascii="Consolas" w:hAnsi="Consolas" w:eastAsia="Consolas"/>
-          <w:color w:val="9CDCFE"/>
-          <w:sz w:val="16"/>
-        </w:rPr>
-        <w:t>$menuId</w:t>
-      </w:r>
-      <w:r>
-        <w:rPr>
-          <w:rFonts w:ascii="Consolas" w:hAnsi="Consolas" w:eastAsia="Consolas"/>
-          <w:color w:val="D4D4D4"/>
-          <w:sz w:val="16"/>
-        </w:rPr>
-        <w:t>,</w:t>
-      </w:r>
-      <w:r>
-        <w:rPr>
-          <w:rFonts w:ascii="Consolas" w:hAnsi="Consolas" w:eastAsia="Consolas"/>
-          <w:color w:val="D4D4D4"/>
-          <w:sz w:val="16"/>
-        </w:rPr>
-        <w:br/>
-        <w:t xml:space="preserve">            </w:t>
-      </w:r>
-      <w:r>
-        <w:rPr>
-          <w:rFonts w:ascii="Consolas" w:hAnsi="Consolas" w:eastAsia="Consolas"/>
-          <w:color w:val="CE9178"/>
-          <w:sz w:val="16"/>
-        </w:rPr>
-        <w:t>'quantity'</w:t>
-      </w:r>
-      <w:r>
-        <w:rPr>
-          <w:rFonts w:ascii="Consolas" w:hAnsi="Consolas" w:eastAsia="Consolas"/>
-          <w:color w:val="D4D4D4"/>
-          <w:sz w:val="16"/>
-        </w:rPr>
-        <w:t xml:space="preserve"> </w:t>
-      </w:r>
-      <w:r>
-        <w:rPr>
-          <w:rFonts w:ascii="Consolas" w:hAnsi="Consolas" w:eastAsia="Consolas"/>
-          <w:color w:val="D4D4D4"/>
-          <w:sz w:val="16"/>
-        </w:rPr>
-        <w:t>=</w:t>
-      </w:r>
-      <w:r>
-        <w:rPr>
-          <w:rFonts w:ascii="Consolas" w:hAnsi="Consolas" w:eastAsia="Consolas"/>
-          <w:color w:val="D4D4D4"/>
-          <w:sz w:val="16"/>
-        </w:rPr>
-        <w:t>&gt;</w:t>
-      </w:r>
-      <w:r>
-        <w:rPr>
-          <w:rFonts w:ascii="Consolas" w:hAnsi="Consolas" w:eastAsia="Consolas"/>
-          <w:color w:val="D4D4D4"/>
-          <w:sz w:val="16"/>
-        </w:rPr>
-        <w:t xml:space="preserve"> </w:t>
-      </w:r>
-      <w:r>
-        <w:rPr>
-          <w:rFonts w:ascii="Consolas" w:hAnsi="Consolas" w:eastAsia="Consolas"/>
-          <w:color w:val="9CDCFE"/>
-          <w:sz w:val="16"/>
-        </w:rPr>
-        <w:t>$quantity</w:t>
-      </w:r>
-      <w:r>
-        <w:rPr>
-          <w:rFonts w:ascii="Consolas" w:hAnsi="Consolas" w:eastAsia="Consolas"/>
-          <w:color w:val="D4D4D4"/>
-          <w:sz w:val="16"/>
-        </w:rPr>
-        <w:t>,</w:t>
-      </w:r>
-      <w:r>
-        <w:rPr>
-          <w:rFonts w:ascii="Consolas" w:hAnsi="Consolas" w:eastAsia="Consolas"/>
-          <w:color w:val="D4D4D4"/>
-          <w:sz w:val="16"/>
-        </w:rPr>
-        <w:br/>
-        <w:t xml:space="preserve">        </w:t>
-      </w:r>
-      <w:r>
-        <w:rPr>
-          <w:rFonts w:ascii="Consolas" w:hAnsi="Consolas" w:eastAsia="Consolas"/>
-          <w:color w:val="D4D4D4"/>
-          <w:sz w:val="16"/>
-        </w:rPr>
-        <w:t>]</w:t>
-      </w:r>
-      <w:r>
-        <w:rPr>
-          <w:rFonts w:ascii="Consolas" w:hAnsi="Consolas" w:eastAsia="Consolas"/>
-          <w:color w:val="D4D4D4"/>
-          <w:sz w:val="16"/>
-        </w:rPr>
-        <w:t>;</w:t>
-      </w:r>
-      <w:r>
-        <w:rPr>
-          <w:rFonts w:ascii="Consolas" w:hAnsi="Consolas" w:eastAsia="Consolas"/>
-          <w:color w:val="D4D4D4"/>
-          <w:sz w:val="16"/>
-        </w:rPr>
-        <w:br/>
-        <w:br/>
-        <w:t xml:space="preserve">        </w:t>
-      </w:r>
-      <w:r>
-        <w:rPr>
-          <w:rFonts w:ascii="Consolas" w:hAnsi="Consolas" w:eastAsia="Consolas"/>
-          <w:color w:val="9CDCFE"/>
-          <w:sz w:val="16"/>
-        </w:rPr>
-        <w:t>$cache</w:t>
-      </w:r>
-      <w:r>
-        <w:rPr>
-          <w:rFonts w:ascii="Consolas" w:hAnsi="Consolas" w:eastAsia="Consolas"/>
-          <w:color w:val="D4D4D4"/>
-          <w:sz w:val="16"/>
-        </w:rPr>
-        <w:t>-</w:t>
-      </w:r>
-      <w:r>
-        <w:rPr>
-          <w:rFonts w:ascii="Consolas" w:hAnsi="Consolas" w:eastAsia="Consolas"/>
-          <w:color w:val="D4D4D4"/>
-          <w:sz w:val="16"/>
-        </w:rPr>
-        <w:t>&gt;</w:t>
-      </w:r>
-      <w:r>
-        <w:rPr>
-          <w:rFonts w:ascii="Consolas" w:hAnsi="Consolas" w:eastAsia="Consolas"/>
-          <w:color w:val="DCDCAA"/>
-          <w:sz w:val="16"/>
-        </w:rPr>
-        <w:t>put</w:t>
-      </w:r>
-      <w:r>
-        <w:rPr>
-          <w:rFonts w:ascii="Consolas" w:hAnsi="Consolas" w:eastAsia="Consolas"/>
-          <w:color w:val="D4D4D4"/>
-          <w:sz w:val="16"/>
-        </w:rPr>
-        <w:t>(</w:t>
-      </w:r>
-      <w:r>
-        <w:rPr>
-          <w:rFonts w:ascii="Consolas" w:hAnsi="Consolas" w:eastAsia="Consolas"/>
-          <w:color w:val="9CDCFE"/>
-          <w:sz w:val="16"/>
-        </w:rPr>
-        <w:t>$key</w:t>
-      </w:r>
-      <w:r>
-        <w:rPr>
-          <w:rFonts w:ascii="Consolas" w:hAnsi="Consolas" w:eastAsia="Consolas"/>
-          <w:color w:val="D4D4D4"/>
-          <w:sz w:val="16"/>
-        </w:rPr>
-        <w:t>,</w:t>
-      </w:r>
-      <w:r>
-        <w:rPr>
-          <w:rFonts w:ascii="Consolas" w:hAnsi="Consolas" w:eastAsia="Consolas"/>
-          <w:color w:val="D4D4D4"/>
-          <w:sz w:val="16"/>
-        </w:rPr>
-        <w:t xml:space="preserve"> </w:t>
-      </w:r>
-      <w:r>
-        <w:rPr>
-          <w:rFonts w:ascii="Consolas" w:hAnsi="Consolas" w:eastAsia="Consolas"/>
-          <w:color w:val="9CDCFE"/>
-          <w:sz w:val="16"/>
-        </w:rPr>
-        <w:t>$cart</w:t>
-      </w:r>
-      <w:r>
-        <w:rPr>
-          <w:rFonts w:ascii="Consolas" w:hAnsi="Consolas" w:eastAsia="Consolas"/>
-          <w:color w:val="D4D4D4"/>
-          <w:sz w:val="16"/>
-        </w:rPr>
-        <w:t>,</w:t>
-      </w:r>
-      <w:r>
-        <w:rPr>
-          <w:rFonts w:ascii="Consolas" w:hAnsi="Consolas" w:eastAsia="Consolas"/>
-          <w:color w:val="D4D4D4"/>
-          <w:sz w:val="16"/>
-        </w:rPr>
-        <w:t xml:space="preserve"> </w:t>
-      </w:r>
-      <w:r>
-        <w:rPr>
-          <w:rFonts w:ascii="Consolas" w:hAnsi="Consolas" w:eastAsia="Consolas"/>
-          <w:color w:val="DCDCAA"/>
-          <w:sz w:val="16"/>
-        </w:rPr>
-        <w:t>now</w:t>
-      </w:r>
-      <w:r>
-        <w:rPr>
-          <w:rFonts w:ascii="Consolas" w:hAnsi="Consolas" w:eastAsia="Consolas"/>
-          <w:color w:val="D4D4D4"/>
-          <w:sz w:val="16"/>
-        </w:rPr>
-        <w:t>(</w:t>
-      </w:r>
-      <w:r>
-        <w:rPr>
-          <w:rFonts w:ascii="Consolas" w:hAnsi="Consolas" w:eastAsia="Consolas"/>
-          <w:color w:val="D4D4D4"/>
-          <w:sz w:val="16"/>
-        </w:rPr>
-        <w:t>)</w:t>
-      </w:r>
-      <w:r>
-        <w:rPr>
-          <w:rFonts w:ascii="Consolas" w:hAnsi="Consolas" w:eastAsia="Consolas"/>
-          <w:color w:val="D4D4D4"/>
-          <w:sz w:val="16"/>
-        </w:rPr>
-        <w:t>-</w:t>
-      </w:r>
-      <w:r>
-        <w:rPr>
-          <w:rFonts w:ascii="Consolas" w:hAnsi="Consolas" w:eastAsia="Consolas"/>
-          <w:color w:val="D4D4D4"/>
-          <w:sz w:val="16"/>
-        </w:rPr>
-        <w:t>&gt;</w:t>
-      </w:r>
-      <w:r>
-        <w:rPr>
-          <w:rFonts w:ascii="Consolas" w:hAnsi="Consolas" w:eastAsia="Consolas"/>
-          <w:color w:val="DCDCAA"/>
-          <w:sz w:val="16"/>
-        </w:rPr>
-        <w:t>addMinutes</w:t>
-      </w:r>
-      <w:r>
-        <w:rPr>
-          <w:rFonts w:ascii="Consolas" w:hAnsi="Consolas" w:eastAsia="Consolas"/>
-          <w:color w:val="D4D4D4"/>
-          <w:sz w:val="16"/>
-        </w:rPr>
-        <w:t>(</w:t>
-      </w:r>
-      <w:r>
-        <w:rPr>
-          <w:rFonts w:ascii="Consolas" w:hAnsi="Consolas" w:eastAsia="Consolas"/>
-          <w:color w:val="D4D4D4"/>
-          <w:sz w:val="16"/>
-        </w:rPr>
-        <w:t>30</w:t>
-      </w:r>
-      <w:r>
-        <w:rPr>
-          <w:rFonts w:ascii="Consolas" w:hAnsi="Consolas" w:eastAsia="Consolas"/>
-          <w:color w:val="D4D4D4"/>
-          <w:sz w:val="16"/>
-        </w:rPr>
-        <w:t>)</w:t>
-      </w:r>
-      <w:r>
-        <w:rPr>
-          <w:rFonts w:ascii="Consolas" w:hAnsi="Consolas" w:eastAsia="Consolas"/>
-          <w:color w:val="D4D4D4"/>
-          <w:sz w:val="16"/>
-        </w:rPr>
-        <w:t>)</w:t>
-      </w:r>
-      <w:r>
-        <w:rPr>
-          <w:rFonts w:ascii="Consolas" w:hAnsi="Consolas" w:eastAsia="Consolas"/>
-          <w:color w:val="D4D4D4"/>
-          <w:sz w:val="16"/>
-        </w:rPr>
-        <w:t>;</w:t>
-      </w:r>
-      <w:r>
-        <w:rPr>
-          <w:rFonts w:ascii="Consolas" w:hAnsi="Consolas" w:eastAsia="Consolas"/>
-          <w:color w:val="D4D4D4"/>
-          <w:sz w:val="16"/>
-        </w:rPr>
-        <w:br/>
-        <w:br/>
-        <w:t xml:space="preserve">        </w:t>
-      </w:r>
-      <w:r>
-        <w:rPr>
-          <w:rFonts w:ascii="Consolas" w:hAnsi="Consolas" w:eastAsia="Consolas"/>
-          <w:color w:val="569CD6"/>
-          <w:sz w:val="16"/>
-        </w:rPr>
-        <w:t>return</w:t>
-      </w:r>
-      <w:r>
-        <w:rPr>
-          <w:rFonts w:ascii="Consolas" w:hAnsi="Consolas" w:eastAsia="Consolas"/>
-          <w:color w:val="D4D4D4"/>
-          <w:sz w:val="16"/>
-        </w:rPr>
-        <w:t xml:space="preserve"> </w:t>
-      </w:r>
-      <w:r>
-        <w:rPr>
-          <w:rFonts w:ascii="Consolas" w:hAnsi="Consolas" w:eastAsia="Consolas"/>
-          <w:color w:val="9CDCFE"/>
-          <w:sz w:val="16"/>
-        </w:rPr>
-        <w:t>$cart</w:t>
-      </w:r>
-      <w:r>
-        <w:rPr>
-          <w:rFonts w:ascii="Consolas" w:hAnsi="Consolas" w:eastAsia="Consolas"/>
-          <w:color w:val="D4D4D4"/>
-          <w:sz w:val="16"/>
-        </w:rPr>
-        <w:t>;</w:t>
-      </w:r>
-      <w:r>
-        <w:rPr>
-          <w:rFonts w:ascii="Consolas" w:hAnsi="Consolas" w:eastAsia="Consolas"/>
-          <w:color w:val="D4D4D4"/>
-          <w:sz w:val="16"/>
-        </w:rPr>
-        <w:br/>
-        <w:t xml:space="preserve">    </w:t>
-      </w:r>
-      <w:r>
-        <w:rPr>
-          <w:rFonts w:ascii="Consolas" w:hAnsi="Consolas" w:eastAsia="Consolas"/>
-          <w:color w:val="D4D4D4"/>
-          <w:sz w:val="16"/>
-        </w:rPr>
-        <w:t>}</w:t>
-      </w:r>
-      <w:r>
-        <w:rPr>
-          <w:rFonts w:ascii="Consolas" w:hAnsi="Consolas" w:eastAsia="Consolas"/>
-          <w:color w:val="D4D4D4"/>
-          <w:sz w:val="16"/>
-        </w:rPr>
-        <w:t>)</w:t>
-      </w:r>
-      <w:r>
-        <w:rPr>
-          <w:rFonts w:ascii="Consolas" w:hAnsi="Consolas" w:eastAsia="Consolas"/>
-          <w:color w:val="D4D4D4"/>
-          <w:sz w:val="16"/>
-        </w:rPr>
-        <w:t>;</w:t>
+        <w:t xml:space="preserve">    });</w:t>
       </w:r>
     </w:p>
     <w:p>
@@ -4726,60 +4290,82 @@
     <w:p>
       <w:pPr>
         <w:pStyle w:val="CodeHeader"/>
-        <w:shd w:fill="2D2D30"/>
+        <w:keepNext/>
         <w:pBdr>
-          <w:left w:val="single" w:sz="4" w:space="8" w:color="2D2D30"/>
+          <w:left w:val="single" w:sz="12" w:space="8" w:color="B8DDE0"/>
         </w:pBdr>
+        <w:shd w:val="clear" w:color="auto" w:fill="E4EAED"/>
       </w:pPr>
       <w:r>
         <w:rPr>
           <w:rFonts w:ascii="Consolas" w:hAnsi="Consolas"/>
           <w:b/>
-          <w:color w:val="FFFFFF"/>
+          <w:color w:val="262626"/>
           <w:sz w:val="16"/>
         </w:rPr>
-        <w:t>Lokasi: terminal pada root repository kantin-multi-tenant   •   MODUL 8 — TERMINAL   •   BASH</w:t>
+        <w:t xml:space="preserve">Lokasi: terminal pada root repository kantin-multi-tenant   •   MODUL 8 — TERMINAL   •   BASH</w:t>
       </w:r>
     </w:p>
     <w:p>
       <w:pPr>
         <w:pStyle w:val="CodeBlock"/>
-        <w:shd w:fill="1E1E1E"/>
         <w:pBdr>
-          <w:left w:val="single" w:sz="4" w:space="8" w:color="1E1E1E"/>
+          <w:left w:val="single" w:sz="12" w:space="8" w:color="B8DDE0"/>
         </w:pBdr>
+        <w:shd w:val="clear" w:color="auto" w:fill="F2F3F7"/>
       </w:pPr>
       <w:r>
         <w:rPr>
           <w:rFonts w:ascii="Consolas" w:hAnsi="Consolas"/>
-          <w:color w:val="4EC9B0"/>
+          <w:b/>
+          <w:color w:val="000080"/>
           <w:sz w:val="16"/>
         </w:rPr>
-        <w:t>php</w:t>
+        <w:t xml:space="preserve">php</w:t>
       </w:r>
       <w:r>
         <w:rPr>
           <w:rFonts w:ascii="Consolas" w:hAnsi="Consolas"/>
-          <w:color w:val="D4D4D4"/>
+          <w:color w:val="262626"/>
           <w:sz w:val="16"/>
         </w:rPr>
         <w:t xml:space="preserve"> artisan test</w:t>
+      </w:r>
+      <w:r>
         <w:br/>
-        <w:t xml:space="preserve">./vendor/bin/pint --test</w:t>
+      </w:r>
+      <w:r>
+        <w:rPr>
+          <w:rFonts w:ascii="Consolas" w:hAnsi="Consolas"/>
+          <w:color w:val="262626"/>
+          <w:sz w:val="16"/>
+        </w:rPr>
+        <w:t xml:space="preserve">./vendor/bin/pint </w:t>
+      </w:r>
+      <w:r>
+        <w:rPr>
+          <w:rFonts w:ascii="Consolas" w:hAnsi="Consolas"/>
+          <w:color w:val="0073E6"/>
+          <w:sz w:val="16"/>
+        </w:rPr>
+        <w:t xml:space="preserve">--test</w:t>
+      </w:r>
+      <w:r>
         <w:br/>
       </w:r>
       <w:r>
         <w:rPr>
           <w:rFonts w:ascii="Consolas" w:hAnsi="Consolas"/>
-          <w:color w:val="4EC9B0"/>
+          <w:b/>
+          <w:color w:val="000080"/>
           <w:sz w:val="16"/>
         </w:rPr>
-        <w:t>npm</w:t>
+        <w:t xml:space="preserve">npm</w:t>
       </w:r>
       <w:r>
         <w:rPr>
           <w:rFonts w:ascii="Consolas" w:hAnsi="Consolas"/>
-          <w:color w:val="D4D4D4"/>
+          <w:color w:val="262626"/>
           <w:sz w:val="16"/>
         </w:rPr>
         <w:t xml:space="preserve"> run build</w:t>
@@ -5005,23 +4591,23 @@
     <w:p>
       <w:pPr>
         <w:pStyle w:val="CodeBlock"/>
-        <w:shd w:fill="1E1E1E" w:val="clear"/>
         <w:pBdr>
-          <w:left w:val="single" w:sz="4" w:space="8" w:color="1E1E1E"/>
+          <w:left w:val="single" w:sz="12" w:space="8" w:color="B8DDE0"/>
         </w:pBdr>
+        <w:shd w:val="clear" w:color="auto" w:fill="F2F3F7"/>
       </w:pPr>
       <w:r>
         <w:rPr>
           <w:rFonts w:ascii="Consolas" w:hAnsi="Consolas"/>
-          <w:color w:val="9CDCFE"/>
+          <w:color w:val="660E7A"/>
           <w:sz w:val="16"/>
         </w:rPr>
-        <w:t>$menu</w:t>
+        <w:t xml:space="preserve">$menu</w:t>
       </w:r>
       <w:r>
         <w:rPr>
           <w:rFonts w:ascii="Consolas" w:hAnsi="Consolas"/>
-          <w:color w:val="D4D4D4"/>
+          <w:color w:val="262626"/>
           <w:sz w:val="16"/>
         </w:rPr>
         <w:t xml:space="preserve"> = </w:t>
@@ -5029,112 +4615,114 @@
       <w:r>
         <w:rPr>
           <w:rFonts w:ascii="Consolas" w:hAnsi="Consolas"/>
-          <w:color w:val="4EC9B0"/>
+          <w:color w:val="267F99"/>
           <w:sz w:val="16"/>
         </w:rPr>
-        <w:t>Menu</w:t>
+        <w:t xml:space="preserve">Menu</w:t>
       </w:r>
       <w:r>
         <w:rPr>
           <w:rFonts w:ascii="Consolas" w:hAnsi="Consolas"/>
-          <w:color w:val="D4D4D4"/>
+          <w:color w:val="262626"/>
           <w:sz w:val="16"/>
         </w:rPr>
-        <w:t>::</w:t>
+        <w:t xml:space="preserve">::</w:t>
       </w:r>
       <w:r>
         <w:rPr>
           <w:rFonts w:ascii="Consolas" w:hAnsi="Consolas"/>
-          <w:color w:val="DCDCAA"/>
+          <w:color w:val="795E26"/>
           <w:sz w:val="16"/>
         </w:rPr>
-        <w:t>withoutGlobalScopes</w:t>
+        <w:t xml:space="preserve">withoutGlobalScopes</w:t>
       </w:r>
       <w:r>
         <w:rPr>
           <w:rFonts w:ascii="Consolas" w:hAnsi="Consolas"/>
-          <w:color w:val="D4D4D4"/>
+          <w:color w:val="262626"/>
           <w:sz w:val="16"/>
         </w:rPr>
-        <w:t>()-&gt;</w:t>
+        <w:t xml:space="preserve">()-&gt;</w:t>
       </w:r>
       <w:r>
         <w:rPr>
           <w:rFonts w:ascii="Consolas" w:hAnsi="Consolas"/>
-          <w:color w:val="DCDCAA"/>
+          <w:color w:val="795E26"/>
           <w:sz w:val="16"/>
         </w:rPr>
-        <w:t>findOrFail</w:t>
+        <w:t xml:space="preserve">findOrFail</w:t>
       </w:r>
       <w:r>
         <w:rPr>
           <w:rFonts w:ascii="Consolas" w:hAnsi="Consolas"/>
-          <w:color w:val="D4D4D4"/>
+          <w:color w:val="262626"/>
           <w:sz w:val="16"/>
         </w:rPr>
-        <w:t>(</w:t>
+        <w:t xml:space="preserve">(</w:t>
       </w:r>
       <w:r>
         <w:rPr>
           <w:rFonts w:ascii="Consolas" w:hAnsi="Consolas"/>
-          <w:color w:val="9CDCFE"/>
+          <w:color w:val="660E7A"/>
           <w:sz w:val="16"/>
         </w:rPr>
-        <w:t>$menuId</w:t>
+        <w:t xml:space="preserve">$menuId</w:t>
       </w:r>
       <w:r>
         <w:rPr>
           <w:rFonts w:ascii="Consolas" w:hAnsi="Consolas"/>
-          <w:color w:val="D4D4D4"/>
+          <w:color w:val="262626"/>
           <w:sz w:val="16"/>
         </w:rPr>
-        <w:t>);</w:t>
+        <w:t xml:space="preserve">);</w:t>
+      </w:r>
+      <w:r>
         <w:br/>
       </w:r>
       <w:r>
         <w:rPr>
           <w:rFonts w:ascii="Consolas" w:hAnsi="Consolas"/>
-          <w:color w:val="9CDCFE"/>
+          <w:color w:val="660E7A"/>
           <w:sz w:val="16"/>
         </w:rPr>
-        <w:t>$this</w:t>
+        <w:t xml:space="preserve">$this</w:t>
       </w:r>
       <w:r>
         <w:rPr>
           <w:rFonts w:ascii="Consolas" w:hAnsi="Consolas"/>
-          <w:color w:val="D4D4D4"/>
+          <w:color w:val="262626"/>
           <w:sz w:val="16"/>
         </w:rPr>
-        <w:t>-&gt;</w:t>
+        <w:t xml:space="preserve">-&gt;</w:t>
       </w:r>
       <w:r>
         <w:rPr>
           <w:rFonts w:ascii="Consolas" w:hAnsi="Consolas"/>
-          <w:color w:val="DCDCAA"/>
+          <w:color w:val="795E26"/>
           <w:sz w:val="16"/>
         </w:rPr>
-        <w:t>assertSellable</w:t>
+        <w:t xml:space="preserve">assertSellable</w:t>
       </w:r>
       <w:r>
         <w:rPr>
           <w:rFonts w:ascii="Consolas" w:hAnsi="Consolas"/>
-          <w:color w:val="D4D4D4"/>
+          <w:color w:val="262626"/>
           <w:sz w:val="16"/>
         </w:rPr>
-        <w:t>(</w:t>
+        <w:t xml:space="preserve">(</w:t>
       </w:r>
       <w:r>
         <w:rPr>
           <w:rFonts w:ascii="Consolas" w:hAnsi="Consolas"/>
-          <w:color w:val="9CDCFE"/>
+          <w:color w:val="660E7A"/>
           <w:sz w:val="16"/>
         </w:rPr>
-        <w:t>$menu</w:t>
+        <w:t xml:space="preserve">$menu</w:t>
       </w:r>
       <w:r>
         <w:rPr>
           <w:rFonts w:ascii="Consolas" w:hAnsi="Consolas"/>
-          <w:color w:val="D4D4D4"/>
+          <w:color w:val="262626"/>
           <w:sz w:val="16"/>
         </w:rPr>
         <w:t xml:space="preserve">, </w:t>
@@ -5142,33 +4730,37 @@
       <w:r>
         <w:rPr>
           <w:rFonts w:ascii="Consolas" w:hAnsi="Consolas"/>
-          <w:color w:val="9CDCFE"/>
+          <w:color w:val="660E7A"/>
           <w:sz w:val="16"/>
         </w:rPr>
-        <w:t>$quantity</w:t>
+        <w:t xml:space="preserve">$quantity</w:t>
       </w:r>
       <w:r>
         <w:rPr>
           <w:rFonts w:ascii="Consolas" w:hAnsi="Consolas"/>
-          <w:color w:val="D4D4D4"/>
+          <w:color w:val="262626"/>
           <w:sz w:val="16"/>
         </w:rPr>
-        <w:t>);</w:t>
+        <w:t xml:space="preserve">);</w:t>
+      </w:r>
+      <w:r>
         <w:br/>
+      </w:r>
+      <w:r>
         <w:br/>
       </w:r>
       <w:r>
         <w:rPr>
           <w:rFonts w:ascii="Consolas" w:hAnsi="Consolas"/>
-          <w:color w:val="9CDCFE"/>
+          <w:color w:val="660E7A"/>
           <w:sz w:val="16"/>
         </w:rPr>
-        <w:t>$key</w:t>
+        <w:t xml:space="preserve">$key</w:t>
       </w:r>
       <w:r>
         <w:rPr>
           <w:rFonts w:ascii="Consolas" w:hAnsi="Consolas"/>
-          <w:color w:val="D4D4D4"/>
+          <w:color w:val="262626"/>
           <w:sz w:val="16"/>
         </w:rPr>
         <w:t xml:space="preserve"> = </w:t>
@@ -5176,32 +4768,34 @@
       <w:r>
         <w:rPr>
           <w:rFonts w:ascii="Consolas" w:hAnsi="Consolas"/>
-          <w:color w:val="CE9178"/>
+          <w:color w:val="00733B"/>
           <w:sz w:val="16"/>
         </w:rPr>
-        <w:t>"cart:{$sessionId}"</w:t>
+        <w:t xml:space="preserve">"cart:{$sessionId}"</w:t>
       </w:r>
       <w:r>
         <w:rPr>
           <w:rFonts w:ascii="Consolas" w:hAnsi="Consolas"/>
-          <w:color w:val="D4D4D4"/>
+          <w:color w:val="262626"/>
           <w:sz w:val="16"/>
         </w:rPr>
-        <w:t>;</w:t>
+        <w:t xml:space="preserve">;</w:t>
+      </w:r>
+      <w:r>
         <w:br/>
       </w:r>
       <w:r>
         <w:rPr>
           <w:rFonts w:ascii="Consolas" w:hAnsi="Consolas"/>
-          <w:color w:val="9CDCFE"/>
+          <w:color w:val="660E7A"/>
           <w:sz w:val="16"/>
         </w:rPr>
-        <w:t>$cart</w:t>
+        <w:t xml:space="preserve">$cart</w:t>
       </w:r>
       <w:r>
         <w:rPr>
           <w:rFonts w:ascii="Consolas" w:hAnsi="Consolas"/>
-          <w:color w:val="D4D4D4"/>
+          <w:color w:val="262626"/>
           <w:sz w:val="16"/>
         </w:rPr>
         <w:t xml:space="preserve"> = </w:t>
@@ -5209,65 +4803,90 @@
       <w:r>
         <w:rPr>
           <w:rFonts w:ascii="Consolas" w:hAnsi="Consolas"/>
-          <w:color w:val="9CDCFE"/>
+          <w:color w:val="660E7A"/>
           <w:sz w:val="16"/>
         </w:rPr>
-        <w:t>$this</w:t>
+        <w:t xml:space="preserve">$this</w:t>
       </w:r>
       <w:r>
         <w:rPr>
           <w:rFonts w:ascii="Consolas" w:hAnsi="Consolas"/>
-          <w:color w:val="D4D4D4"/>
+          <w:color w:val="262626"/>
           <w:sz w:val="16"/>
         </w:rPr>
-        <w:t>-&gt;cache-&gt;</w:t>
+        <w:t xml:space="preserve">-&gt;</w:t>
       </w:r>
       <w:r>
         <w:rPr>
           <w:rFonts w:ascii="Consolas" w:hAnsi="Consolas"/>
-          <w:color w:val="DCDCAA"/>
+          <w:color w:val="660E7A"/>
           <w:sz w:val="16"/>
         </w:rPr>
-        <w:t>get</w:t>
+        <w:t xml:space="preserve">cache</w:t>
       </w:r>
       <w:r>
         <w:rPr>
           <w:rFonts w:ascii="Consolas" w:hAnsi="Consolas"/>
-          <w:color w:val="D4D4D4"/>
+          <w:color w:val="262626"/>
           <w:sz w:val="16"/>
         </w:rPr>
-        <w:t>(</w:t>
+        <w:t xml:space="preserve">-&gt;</w:t>
       </w:r>
       <w:r>
         <w:rPr>
           <w:rFonts w:ascii="Consolas" w:hAnsi="Consolas"/>
-          <w:color w:val="9CDCFE"/>
+          <w:color w:val="795E26"/>
           <w:sz w:val="16"/>
         </w:rPr>
-        <w:t>$key</w:t>
+        <w:t xml:space="preserve">get</w:t>
       </w:r>
       <w:r>
         <w:rPr>
           <w:rFonts w:ascii="Consolas" w:hAnsi="Consolas"/>
-          <w:color w:val="D4D4D4"/>
+          <w:color w:val="262626"/>
           <w:sz w:val="16"/>
         </w:rPr>
+        <w:t xml:space="preserve">(</w:t>
+      </w:r>
+      <w:r>
+        <w:rPr>
+          <w:rFonts w:ascii="Consolas" w:hAnsi="Consolas"/>
+          <w:color w:val="660E7A"/>
+          <w:sz w:val="16"/>
+        </w:rPr>
+        <w:t xml:space="preserve">$key</w:t>
+      </w:r>
+      <w:r>
+        <w:rPr>
+          <w:rFonts w:ascii="Consolas" w:hAnsi="Consolas"/>
+          <w:color w:val="262626"/>
+          <w:sz w:val="16"/>
+        </w:rPr>
         <w:t xml:space="preserve">, [</w:t>
+      </w:r>
+      <w:r>
         <w:br/>
+      </w:r>
+      <w:r>
+        <w:rPr>
+          <w:rFonts w:ascii="Consolas" w:hAnsi="Consolas"/>
+          <w:color w:val="262626"/>
+          <w:sz w:val="16"/>
+        </w:rPr>
         <w:t xml:space="preserve">    </w:t>
       </w:r>
       <w:r>
         <w:rPr>
           <w:rFonts w:ascii="Consolas" w:hAnsi="Consolas"/>
-          <w:color w:val="CE9178"/>
+          <w:color w:val="00733B"/>
           <w:sz w:val="16"/>
         </w:rPr>
-        <w:t>'version'</w:t>
+        <w:t xml:space="preserve">'version'</w:t>
       </w:r>
       <w:r>
         <w:rPr>
           <w:rFonts w:ascii="Consolas" w:hAnsi="Consolas"/>
-          <w:color w:val="D4D4D4"/>
+          <w:color w:val="262626"/>
           <w:sz w:val="16"/>
         </w:rPr>
         <w:t xml:space="preserve"> =&gt; </w:t>
@@ -5275,103 +4894,134 @@
       <w:r>
         <w:rPr>
           <w:rFonts w:ascii="Consolas" w:hAnsi="Consolas"/>
-          <w:color w:val="B5CEA8"/>
+          <w:color w:val="0073E6"/>
           <w:sz w:val="16"/>
         </w:rPr>
-        <w:t>1</w:t>
+        <w:t xml:space="preserve">1</w:t>
       </w:r>
       <w:r>
         <w:rPr>
           <w:rFonts w:ascii="Consolas" w:hAnsi="Consolas"/>
-          <w:color w:val="D4D4D4"/>
+          <w:color w:val="262626"/>
           <w:sz w:val="16"/>
         </w:rPr>
-        <w:t>,</w:t>
+        <w:t xml:space="preserve">,</w:t>
+      </w:r>
+      <w:r>
         <w:br/>
+      </w:r>
+      <w:r>
+        <w:rPr>
+          <w:rFonts w:ascii="Consolas" w:hAnsi="Consolas"/>
+          <w:color w:val="262626"/>
+          <w:sz w:val="16"/>
+        </w:rPr>
         <w:t xml:space="preserve">    </w:t>
       </w:r>
       <w:r>
         <w:rPr>
           <w:rFonts w:ascii="Consolas" w:hAnsi="Consolas"/>
-          <w:color w:val="CE9178"/>
+          <w:color w:val="00733B"/>
           <w:sz w:val="16"/>
         </w:rPr>
-        <w:t>'items'</w:t>
+        <w:t xml:space="preserve">'items'</w:t>
       </w:r>
       <w:r>
         <w:rPr>
           <w:rFonts w:ascii="Consolas" w:hAnsi="Consolas"/>
-          <w:color w:val="D4D4D4"/>
+          <w:color w:val="262626"/>
           <w:sz w:val="16"/>
         </w:rPr>
         <w:t xml:space="preserve"> =&gt; [],</w:t>
+      </w:r>
+      <w:r>
         <w:br/>
-        <w:t>]);</w:t>
+      </w:r>
+      <w:r>
+        <w:rPr>
+          <w:rFonts w:ascii="Consolas" w:hAnsi="Consolas"/>
+          <w:color w:val="262626"/>
+          <w:sz w:val="16"/>
+        </w:rPr>
+        <w:t xml:space="preserve">]);</w:t>
+      </w:r>
+      <w:r>
         <w:br/>
+      </w:r>
+      <w:r>
         <w:br/>
       </w:r>
       <w:r>
         <w:rPr>
           <w:rFonts w:ascii="Consolas" w:hAnsi="Consolas"/>
-          <w:color w:val="9CDCFE"/>
+          <w:color w:val="660E7A"/>
           <w:sz w:val="16"/>
         </w:rPr>
-        <w:t>$cart</w:t>
+        <w:t xml:space="preserve">$cart</w:t>
       </w:r>
       <w:r>
         <w:rPr>
           <w:rFonts w:ascii="Consolas" w:hAnsi="Consolas"/>
-          <w:color w:val="D4D4D4"/>
+          <w:color w:val="262626"/>
           <w:sz w:val="16"/>
         </w:rPr>
-        <w:t>[</w:t>
+        <w:t xml:space="preserve">[</w:t>
       </w:r>
       <w:r>
         <w:rPr>
           <w:rFonts w:ascii="Consolas" w:hAnsi="Consolas"/>
-          <w:color w:val="CE9178"/>
+          <w:color w:val="00733B"/>
           <w:sz w:val="16"/>
         </w:rPr>
-        <w:t>'items'</w:t>
+        <w:t xml:space="preserve">'items'</w:t>
       </w:r>
       <w:r>
         <w:rPr>
           <w:rFonts w:ascii="Consolas" w:hAnsi="Consolas"/>
-          <w:color w:val="D4D4D4"/>
+          <w:color w:val="262626"/>
           <w:sz w:val="16"/>
         </w:rPr>
-        <w:t>][</w:t>
+        <w:t xml:space="preserve">][</w:t>
       </w:r>
       <w:r>
         <w:rPr>
           <w:rFonts w:ascii="Consolas" w:hAnsi="Consolas"/>
-          <w:color w:val="CE9178"/>
+          <w:color w:val="00733B"/>
           <w:sz w:val="16"/>
         </w:rPr>
-        <w:t>"menu:{$menu-&gt;id}"</w:t>
+        <w:t xml:space="preserve">"menu:{$menu-&gt;id}"</w:t>
       </w:r>
       <w:r>
         <w:rPr>
           <w:rFonts w:ascii="Consolas" w:hAnsi="Consolas"/>
-          <w:color w:val="D4D4D4"/>
+          <w:color w:val="262626"/>
           <w:sz w:val="16"/>
         </w:rPr>
         <w:t xml:space="preserve">] = [</w:t>
+      </w:r>
+      <w:r>
         <w:br/>
+      </w:r>
+      <w:r>
+        <w:rPr>
+          <w:rFonts w:ascii="Consolas" w:hAnsi="Consolas"/>
+          <w:color w:val="262626"/>
+          <w:sz w:val="16"/>
+        </w:rPr>
         <w:t xml:space="preserve">    </w:t>
       </w:r>
       <w:r>
         <w:rPr>
           <w:rFonts w:ascii="Consolas" w:hAnsi="Consolas"/>
-          <w:color w:val="CE9178"/>
+          <w:color w:val="00733B"/>
           <w:sz w:val="16"/>
         </w:rPr>
-        <w:t>'menu_id'</w:t>
+        <w:t xml:space="preserve">'menu_id'</w:t>
       </w:r>
       <w:r>
         <w:rPr>
           <w:rFonts w:ascii="Consolas" w:hAnsi="Consolas"/>
-          <w:color w:val="D4D4D4"/>
+          <w:color w:val="262626"/>
           <w:sz w:val="16"/>
         </w:rPr>
         <w:t xml:space="preserve"> =&gt; </w:t>
@@ -5379,33 +5029,58 @@
       <w:r>
         <w:rPr>
           <w:rFonts w:ascii="Consolas" w:hAnsi="Consolas"/>
-          <w:color w:val="9CDCFE"/>
+          <w:color w:val="660E7A"/>
           <w:sz w:val="16"/>
         </w:rPr>
-        <w:t>$menu</w:t>
+        <w:t xml:space="preserve">$menu</w:t>
       </w:r>
       <w:r>
         <w:rPr>
           <w:rFonts w:ascii="Consolas" w:hAnsi="Consolas"/>
-          <w:color w:val="D4D4D4"/>
+          <w:color w:val="262626"/>
           <w:sz w:val="16"/>
         </w:rPr>
-        <w:t>-&gt;id,</w:t>
+        <w:t xml:space="preserve">-&gt;</w:t>
+      </w:r>
+      <w:r>
+        <w:rPr>
+          <w:rFonts w:ascii="Consolas" w:hAnsi="Consolas"/>
+          <w:color w:val="660E7A"/>
+          <w:sz w:val="16"/>
+        </w:rPr>
+        <w:t xml:space="preserve">id</w:t>
+      </w:r>
+      <w:r>
+        <w:rPr>
+          <w:rFonts w:ascii="Consolas" w:hAnsi="Consolas"/>
+          <w:color w:val="262626"/>
+          <w:sz w:val="16"/>
+        </w:rPr>
+        <w:t xml:space="preserve">,</w:t>
+      </w:r>
+      <w:r>
         <w:br/>
+      </w:r>
+      <w:r>
+        <w:rPr>
+          <w:rFonts w:ascii="Consolas" w:hAnsi="Consolas"/>
+          <w:color w:val="262626"/>
+          <w:sz w:val="16"/>
+        </w:rPr>
         <w:t xml:space="preserve">    </w:t>
       </w:r>
       <w:r>
         <w:rPr>
           <w:rFonts w:ascii="Consolas" w:hAnsi="Consolas"/>
-          <w:color w:val="CE9178"/>
+          <w:color w:val="00733B"/>
           <w:sz w:val="16"/>
         </w:rPr>
-        <w:t>'tenant_id'</w:t>
+        <w:t xml:space="preserve">'tenant_id'</w:t>
       </w:r>
       <w:r>
         <w:rPr>
           <w:rFonts w:ascii="Consolas" w:hAnsi="Consolas"/>
-          <w:color w:val="D4D4D4"/>
+          <w:color w:val="262626"/>
           <w:sz w:val="16"/>
         </w:rPr>
         <w:t xml:space="preserve"> =&gt; </w:t>
@@ -5413,33 +5088,58 @@
       <w:r>
         <w:rPr>
           <w:rFonts w:ascii="Consolas" w:hAnsi="Consolas"/>
-          <w:color w:val="9CDCFE"/>
+          <w:color w:val="660E7A"/>
           <w:sz w:val="16"/>
         </w:rPr>
-        <w:t>$menu</w:t>
+        <w:t xml:space="preserve">$menu</w:t>
       </w:r>
       <w:r>
         <w:rPr>
           <w:rFonts w:ascii="Consolas" w:hAnsi="Consolas"/>
-          <w:color w:val="D4D4D4"/>
+          <w:color w:val="262626"/>
           <w:sz w:val="16"/>
         </w:rPr>
-        <w:t>-&gt;tenant_id,</w:t>
+        <w:t xml:space="preserve">-&gt;</w:t>
+      </w:r>
+      <w:r>
+        <w:rPr>
+          <w:rFonts w:ascii="Consolas" w:hAnsi="Consolas"/>
+          <w:color w:val="660E7A"/>
+          <w:sz w:val="16"/>
+        </w:rPr>
+        <w:t xml:space="preserve">tenant_id</w:t>
+      </w:r>
+      <w:r>
+        <w:rPr>
+          <w:rFonts w:ascii="Consolas" w:hAnsi="Consolas"/>
+          <w:color w:val="262626"/>
+          <w:sz w:val="16"/>
+        </w:rPr>
+        <w:t xml:space="preserve">,</w:t>
+      </w:r>
+      <w:r>
         <w:br/>
+      </w:r>
+      <w:r>
+        <w:rPr>
+          <w:rFonts w:ascii="Consolas" w:hAnsi="Consolas"/>
+          <w:color w:val="262626"/>
+          <w:sz w:val="16"/>
+        </w:rPr>
         <w:t xml:space="preserve">    </w:t>
       </w:r>
       <w:r>
         <w:rPr>
           <w:rFonts w:ascii="Consolas" w:hAnsi="Consolas"/>
-          <w:color w:val="CE9178"/>
+          <w:color w:val="00733B"/>
           <w:sz w:val="16"/>
         </w:rPr>
-        <w:t>'unit_price'</w:t>
+        <w:t xml:space="preserve">'unit_price'</w:t>
       </w:r>
       <w:r>
         <w:rPr>
           <w:rFonts w:ascii="Consolas" w:hAnsi="Consolas"/>
-          <w:color w:val="D4D4D4"/>
+          <w:color w:val="262626"/>
           <w:sz w:val="16"/>
         </w:rPr>
         <w:t xml:space="preserve"> =&gt; (</w:t>
@@ -5447,15 +5147,16 @@
       <w:r>
         <w:rPr>
           <w:rFonts w:ascii="Consolas" w:hAnsi="Consolas"/>
-          <w:color w:val="569CD6"/>
+          <w:b/>
+          <w:color w:val="000080"/>
           <w:sz w:val="16"/>
         </w:rPr>
-        <w:t>int</w:t>
+        <w:t xml:space="preserve">int</w:t>
       </w:r>
       <w:r>
         <w:rPr>
           <w:rFonts w:ascii="Consolas" w:hAnsi="Consolas"/>
-          <w:color w:val="D4D4D4"/>
+          <w:color w:val="262626"/>
           <w:sz w:val="16"/>
         </w:rPr>
         <w:t xml:space="preserve">) </w:t>
@@ -5463,33 +5164,58 @@
       <w:r>
         <w:rPr>
           <w:rFonts w:ascii="Consolas" w:hAnsi="Consolas"/>
-          <w:color w:val="9CDCFE"/>
+          <w:color w:val="660E7A"/>
           <w:sz w:val="16"/>
         </w:rPr>
-        <w:t>$menu</w:t>
+        <w:t xml:space="preserve">$menu</w:t>
       </w:r>
       <w:r>
         <w:rPr>
           <w:rFonts w:ascii="Consolas" w:hAnsi="Consolas"/>
-          <w:color w:val="D4D4D4"/>
+          <w:color w:val="262626"/>
           <w:sz w:val="16"/>
         </w:rPr>
-        <w:t>-&gt;base_price,</w:t>
+        <w:t xml:space="preserve">-&gt;</w:t>
+      </w:r>
+      <w:r>
+        <w:rPr>
+          <w:rFonts w:ascii="Consolas" w:hAnsi="Consolas"/>
+          <w:color w:val="660E7A"/>
+          <w:sz w:val="16"/>
+        </w:rPr>
+        <w:t xml:space="preserve">base_price</w:t>
+      </w:r>
+      <w:r>
+        <w:rPr>
+          <w:rFonts w:ascii="Consolas" w:hAnsi="Consolas"/>
+          <w:color w:val="262626"/>
+          <w:sz w:val="16"/>
+        </w:rPr>
+        <w:t xml:space="preserve">,</w:t>
+      </w:r>
+      <w:r>
         <w:br/>
+      </w:r>
+      <w:r>
+        <w:rPr>
+          <w:rFonts w:ascii="Consolas" w:hAnsi="Consolas"/>
+          <w:color w:val="262626"/>
+          <w:sz w:val="16"/>
+        </w:rPr>
         <w:t xml:space="preserve">    </w:t>
       </w:r>
       <w:r>
         <w:rPr>
           <w:rFonts w:ascii="Consolas" w:hAnsi="Consolas"/>
-          <w:color w:val="CE9178"/>
+          <w:color w:val="00733B"/>
           <w:sz w:val="16"/>
         </w:rPr>
-        <w:t>'quantity'</w:t>
+        <w:t xml:space="preserve">'quantity'</w:t>
       </w:r>
       <w:r>
         <w:rPr>
           <w:rFonts w:ascii="Consolas" w:hAnsi="Consolas"/>
-          <w:color w:val="D4D4D4"/>
+          <w:color w:val="262626"/>
           <w:sz w:val="16"/>
         </w:rPr>
         <w:t xml:space="preserve"> =&gt; </w:t>
@@ -5497,33 +5223,42 @@
       <w:r>
         <w:rPr>
           <w:rFonts w:ascii="Consolas" w:hAnsi="Consolas"/>
-          <w:color w:val="9CDCFE"/>
+          <w:color w:val="660E7A"/>
           <w:sz w:val="16"/>
         </w:rPr>
-        <w:t>$quantity</w:t>
+        <w:t xml:space="preserve">$quantity</w:t>
       </w:r>
       <w:r>
         <w:rPr>
           <w:rFonts w:ascii="Consolas" w:hAnsi="Consolas"/>
-          <w:color w:val="D4D4D4"/>
+          <w:color w:val="262626"/>
           <w:sz w:val="16"/>
         </w:rPr>
-        <w:t>,</w:t>
+        <w:t xml:space="preserve">,</w:t>
+      </w:r>
+      <w:r>
         <w:br/>
+      </w:r>
+      <w:r>
+        <w:rPr>
+          <w:rFonts w:ascii="Consolas" w:hAnsi="Consolas"/>
+          <w:color w:val="262626"/>
+          <w:sz w:val="16"/>
+        </w:rPr>
         <w:t xml:space="preserve">    </w:t>
       </w:r>
       <w:r>
         <w:rPr>
           <w:rFonts w:ascii="Consolas" w:hAnsi="Consolas"/>
-          <w:color w:val="CE9178"/>
+          <w:color w:val="00733B"/>
           <w:sz w:val="16"/>
         </w:rPr>
-        <w:t>'checked_at'</w:t>
+        <w:t xml:space="preserve">'checked_at'</w:t>
       </w:r>
       <w:r>
         <w:rPr>
           <w:rFonts w:ascii="Consolas" w:hAnsi="Consolas"/>
-          <w:color w:val="D4D4D4"/>
+          <w:color w:val="262626"/>
           <w:sz w:val="16"/>
         </w:rPr>
         <w:t xml:space="preserve"> =&gt; </w:t>
@@ -5531,99 +5266,128 @@
       <w:r>
         <w:rPr>
           <w:rFonts w:ascii="Consolas" w:hAnsi="Consolas"/>
-          <w:color w:val="DCDCAA"/>
+          <w:color w:val="795E26"/>
           <w:sz w:val="16"/>
         </w:rPr>
-        <w:t>now</w:t>
+        <w:t xml:space="preserve">now</w:t>
       </w:r>
       <w:r>
         <w:rPr>
           <w:rFonts w:ascii="Consolas" w:hAnsi="Consolas"/>
-          <w:color w:val="D4D4D4"/>
+          <w:color w:val="262626"/>
           <w:sz w:val="16"/>
         </w:rPr>
-        <w:t>()-&gt;</w:t>
+        <w:t xml:space="preserve">()-&gt;</w:t>
       </w:r>
       <w:r>
         <w:rPr>
           <w:rFonts w:ascii="Consolas" w:hAnsi="Consolas"/>
-          <w:color w:val="DCDCAA"/>
+          <w:color w:val="795E26"/>
           <w:sz w:val="16"/>
         </w:rPr>
-        <w:t>toIso8601String</w:t>
+        <w:t xml:space="preserve">toIso8601String</w:t>
       </w:r>
       <w:r>
         <w:rPr>
           <w:rFonts w:ascii="Consolas" w:hAnsi="Consolas"/>
-          <w:color w:val="D4D4D4"/>
+          <w:color w:val="262626"/>
           <w:sz w:val="16"/>
         </w:rPr>
-        <w:t>(),</w:t>
+        <w:t xml:space="preserve">(),</w:t>
+      </w:r>
+      <w:r>
         <w:br/>
-        <w:t>];</w:t>
+      </w:r>
+      <w:r>
+        <w:rPr>
+          <w:rFonts w:ascii="Consolas" w:hAnsi="Consolas"/>
+          <w:color w:val="262626"/>
+          <w:sz w:val="16"/>
+        </w:rPr>
+        <w:t xml:space="preserve">];</w:t>
+      </w:r>
+      <w:r>
         <w:br/>
+      </w:r>
+      <w:r>
         <w:br/>
       </w:r>
       <w:r>
         <w:rPr>
           <w:rFonts w:ascii="Consolas" w:hAnsi="Consolas"/>
-          <w:color w:val="9CDCFE"/>
+          <w:color w:val="660E7A"/>
           <w:sz w:val="16"/>
         </w:rPr>
-        <w:t>$this</w:t>
+        <w:t xml:space="preserve">$this</w:t>
       </w:r>
       <w:r>
         <w:rPr>
           <w:rFonts w:ascii="Consolas" w:hAnsi="Consolas"/>
-          <w:color w:val="D4D4D4"/>
+          <w:color w:val="262626"/>
           <w:sz w:val="16"/>
         </w:rPr>
-        <w:t>-&gt;cache-&gt;</w:t>
+        <w:t xml:space="preserve">-&gt;</w:t>
       </w:r>
       <w:r>
         <w:rPr>
           <w:rFonts w:ascii="Consolas" w:hAnsi="Consolas"/>
-          <w:color w:val="DCDCAA"/>
+          <w:color w:val="660E7A"/>
           <w:sz w:val="16"/>
         </w:rPr>
-        <w:t>put</w:t>
+        <w:t xml:space="preserve">cache</w:t>
       </w:r>
       <w:r>
         <w:rPr>
           <w:rFonts w:ascii="Consolas" w:hAnsi="Consolas"/>
-          <w:color w:val="D4D4D4"/>
+          <w:color w:val="262626"/>
           <w:sz w:val="16"/>
         </w:rPr>
-        <w:t>(</w:t>
+        <w:t xml:space="preserve">-&gt;</w:t>
       </w:r>
       <w:r>
         <w:rPr>
           <w:rFonts w:ascii="Consolas" w:hAnsi="Consolas"/>
-          <w:color w:val="9CDCFE"/>
+          <w:color w:val="795E26"/>
           <w:sz w:val="16"/>
         </w:rPr>
-        <w:t>$key</w:t>
+        <w:t xml:space="preserve">put</w:t>
       </w:r>
       <w:r>
         <w:rPr>
           <w:rFonts w:ascii="Consolas" w:hAnsi="Consolas"/>
-          <w:color w:val="D4D4D4"/>
+          <w:color w:val="262626"/>
           <w:sz w:val="16"/>
         </w:rPr>
+        <w:t xml:space="preserve">(</w:t>
+      </w:r>
+      <w:r>
+        <w:rPr>
+          <w:rFonts w:ascii="Consolas" w:hAnsi="Consolas"/>
+          <w:color w:val="660E7A"/>
+          <w:sz w:val="16"/>
+        </w:rPr>
+        <w:t xml:space="preserve">$key</w:t>
+      </w:r>
+      <w:r>
+        <w:rPr>
+          <w:rFonts w:ascii="Consolas" w:hAnsi="Consolas"/>
+          <w:color w:val="262626"/>
+          <w:sz w:val="16"/>
+        </w:rPr>
         <w:t xml:space="preserve">, </w:t>
       </w:r>
       <w:r>
         <w:rPr>
           <w:rFonts w:ascii="Consolas" w:hAnsi="Consolas"/>
-          <w:color w:val="9CDCFE"/>
+          <w:color w:val="660E7A"/>
           <w:sz w:val="16"/>
         </w:rPr>
-        <w:t>$cart</w:t>
+        <w:t xml:space="preserve">$cart</w:t>
       </w:r>
       <w:r>
         <w:rPr>
           <w:rFonts w:ascii="Consolas" w:hAnsi="Consolas"/>
-          <w:color w:val="D4D4D4"/>
+          <w:color w:val="262626"/>
           <w:sz w:val="16"/>
         </w:rPr>
         <w:t xml:space="preserve">, </w:t>
@@ -5631,50 +5395,50 @@
       <w:r>
         <w:rPr>
           <w:rFonts w:ascii="Consolas" w:hAnsi="Consolas"/>
-          <w:color w:val="DCDCAA"/>
+          <w:color w:val="795E26"/>
           <w:sz w:val="16"/>
         </w:rPr>
-        <w:t>now</w:t>
+        <w:t xml:space="preserve">now</w:t>
       </w:r>
       <w:r>
         <w:rPr>
           <w:rFonts w:ascii="Consolas" w:hAnsi="Consolas"/>
-          <w:color w:val="D4D4D4"/>
+          <w:color w:val="262626"/>
           <w:sz w:val="16"/>
         </w:rPr>
-        <w:t>()-&gt;</w:t>
+        <w:t xml:space="preserve">()-&gt;</w:t>
       </w:r>
       <w:r>
         <w:rPr>
           <w:rFonts w:ascii="Consolas" w:hAnsi="Consolas"/>
-          <w:color w:val="DCDCAA"/>
+          <w:color w:val="795E26"/>
           <w:sz w:val="16"/>
         </w:rPr>
-        <w:t>addHours</w:t>
+        <w:t xml:space="preserve">addHours</w:t>
       </w:r>
       <w:r>
         <w:rPr>
           <w:rFonts w:ascii="Consolas" w:hAnsi="Consolas"/>
-          <w:color w:val="D4D4D4"/>
+          <w:color w:val="262626"/>
           <w:sz w:val="16"/>
         </w:rPr>
-        <w:t>(</w:t>
+        <w:t xml:space="preserve">(</w:t>
       </w:r>
       <w:r>
         <w:rPr>
           <w:rFonts w:ascii="Consolas" w:hAnsi="Consolas"/>
-          <w:color w:val="B5CEA8"/>
+          <w:color w:val="0073E6"/>
           <w:sz w:val="16"/>
         </w:rPr>
-        <w:t>4</w:t>
+        <w:t xml:space="preserve">4</w:t>
       </w:r>
       <w:r>
         <w:rPr>
           <w:rFonts w:ascii="Consolas" w:hAnsi="Consolas"/>
-          <w:color w:val="D4D4D4"/>
+          <w:color w:val="262626"/>
           <w:sz w:val="16"/>
         </w:rPr>
-        <w:t>));</w:t>
+        <w:t xml:space="preserve">));</w:t>
       </w:r>
     </w:p>
     <w:p>
@@ -18704,7 +18468,7 @@
     </w:pPr>
     <w:rPr>
       <w:rFonts w:ascii="Consolas" w:hAnsi="Consolas"/>
-      <w:color w:val="D4D4D4"/>
+      <w:color w:val="262626"/>
       <w:sz w:val="16"/>
     </w:rPr>
   </w:style>
@@ -18816,7 +18580,7 @@
     <w:rPr>
       <w:rFonts w:ascii="Consolas" w:hAnsi="Consolas"/>
       <w:b/>
-      <w:color w:val="FFFFFF"/>
+      <w:color w:val="262626"/>
       <w:sz w:val="16"/>
     </w:rPr>
   </w:style>
